--- a/FD05-EPIS-Informe ProyectoFinal.docx
+++ b/FD05-EPIS-Informe ProyectoFinal.docx
@@ -1,6 +1,6 @@
 
 <file path=word/document.xml><?xml version="1.0" encoding="utf-8"?>
-<w:document xmlns:wpc="http://schemas.microsoft.com/office/word/2010/wordprocessingCanvas" xmlns:mc="http://schemas.openxmlformats.org/markup-compatibility/2006" xmlns:o="urn:schemas-microsoft-com:office:office" xmlns:r="http://schemas.openxmlformats.org/officeDocument/2006/relationships" xmlns:m="http://schemas.openxmlformats.org/officeDocument/2006/math" xmlns:v="urn:schemas-microsoft-com:vml" xmlns:wp14="http://schemas.microsoft.com/office/word/2010/wordprocessingDrawing" xmlns:wp="http://schemas.openxmlformats.org/drawingml/2006/wordprocessingDrawing" xmlns:w10="urn:schemas-microsoft-com:office:word" xmlns:w="http://schemas.openxmlformats.org/wordprocessingml/2006/main" xmlns:w14="http://schemas.microsoft.com/office/word/2010/wordml" xmlns:w15="http://schemas.microsoft.com/office/word/2012/wordml" xmlns:wpg="http://schemas.microsoft.com/office/word/2010/wordprocessingGroup" xmlns:wpi="http://schemas.microsoft.com/office/word/2010/wordprocessingInk" xmlns:wne="http://schemas.microsoft.com/office/word/2006/wordml" xmlns:wps="http://schemas.microsoft.com/office/word/2010/wordprocessingShape" mc:Ignorable="w14 w15 wp14">
+<w:document xmlns:wpc="http://schemas.microsoft.com/office/word/2010/wordprocessingCanvas" xmlns:cx="http://schemas.microsoft.com/office/drawing/2014/chartex" xmlns:cx1="http://schemas.microsoft.com/office/drawing/2015/9/8/chartex" xmlns:cx2="http://schemas.microsoft.com/office/drawing/2015/10/21/chartex" xmlns:cx3="http://schemas.microsoft.com/office/drawing/2016/5/9/chartex" xmlns:cx4="http://schemas.microsoft.com/office/drawing/2016/5/10/chartex" xmlns:cx5="http://schemas.microsoft.com/office/drawing/2016/5/11/chartex" xmlns:cx6="http://schemas.microsoft.com/office/drawing/2016/5/12/chartex" xmlns:cx7="http://schemas.microsoft.com/office/drawing/2016/5/13/chartex" xmlns:cx8="http://schemas.microsoft.com/office/drawing/2016/5/14/chartex" xmlns:mc="http://schemas.openxmlformats.org/markup-compatibility/2006" xmlns:aink="http://schemas.microsoft.com/office/drawing/2016/ink" xmlns:am3d="http://schemas.microsoft.com/office/drawing/2017/model3d" xmlns:o="urn:schemas-microsoft-com:office:office" xmlns:oel="http://schemas.microsoft.com/office/2019/extlst" xmlns:r="http://schemas.openxmlformats.org/officeDocument/2006/relationships" xmlns:m="http://schemas.openxmlformats.org/officeDocument/2006/math" xmlns:v="urn:schemas-microsoft-com:vml" xmlns:wp14="http://schemas.microsoft.com/office/word/2010/wordprocessingDrawing" xmlns:wp="http://schemas.openxmlformats.org/drawingml/2006/wordprocessingDrawing" xmlns:w10="urn:schemas-microsoft-com:office:word" xmlns:w="http://schemas.openxmlformats.org/wordprocessingml/2006/main" xmlns:w14="http://schemas.microsoft.com/office/word/2010/wordml" xmlns:w15="http://schemas.microsoft.com/office/word/2012/wordml" xmlns:w16cex="http://schemas.microsoft.com/office/word/2018/wordml/cex" xmlns:w16cid="http://schemas.microsoft.com/office/word/2016/wordml/cid" xmlns:w16="http://schemas.microsoft.com/office/word/2018/wordml" xmlns:w16du="http://schemas.microsoft.com/office/word/2023/wordml/word16du" xmlns:w16sdtdh="http://schemas.microsoft.com/office/word/2020/wordml/sdtdatahash" xmlns:w16sdtfl="http://schemas.microsoft.com/office/word/2024/wordml/sdtformatlock" xmlns:w16se="http://schemas.microsoft.com/office/word/2015/wordml/symex" xmlns:wpg="http://schemas.microsoft.com/office/word/2010/wordprocessingGroup" xmlns:wpi="http://schemas.microsoft.com/office/word/2010/wordprocessingInk" xmlns:wne="http://schemas.microsoft.com/office/word/2006/wordml" xmlns:wps="http://schemas.microsoft.com/office/word/2010/wordprocessingShape" mc:Ignorable="w14 w15 w16se w16cid w16 w16cex w16sdtdh w16sdtfl w16du wp14">
   <w:body>
     <w:p>
       <w:pPr>
@@ -17,8 +17,6 @@
           <w:szCs w:val="36"/>
         </w:rPr>
       </w:pPr>
-      <w:bookmarkStart w:id="0" w:name="_GoBack"/>
-      <w:bookmarkEnd w:id="0"/>
       <w:r>
         <w:rPr>
           <w:rFonts w:ascii="Arial" w:hAnsi="Arial" w:cs="Arial"/>
@@ -313,6 +311,7 @@
         </w:rPr>
         <w:t xml:space="preserve">Proyecto </w:t>
       </w:r>
+      <w:proofErr w:type="spellStart"/>
       <w:r>
         <w:rPr>
           <w:rFonts w:ascii="Arial" w:hAnsi="Arial" w:cs="Arial"/>
@@ -322,8 +321,9 @@
           <w:sz w:val="36"/>
           <w:szCs w:val="36"/>
         </w:rPr>
-        <w:t>{Nombre de Proyecto}</w:t>
-      </w:r>
+        <w:t>Loppify</w:t>
+      </w:r>
+      <w:proofErr w:type="spellEnd"/>
     </w:p>
     <w:p>
       <w:pPr>
@@ -378,7 +378,7 @@
           <w:szCs w:val="32"/>
           <w:lang w:eastAsia="es-PE"/>
         </w:rPr>
-        <w:t>{Nombre de Asignatura}</w:t>
+        <w:t xml:space="preserve">Programación Web 2 </w:t>
       </w:r>
     </w:p>
     <w:p>
@@ -460,7 +460,7 @@
           <w:szCs w:val="32"/>
           <w:lang w:eastAsia="es-PE"/>
         </w:rPr>
-        <w:t>{Nombre de Docente}</w:t>
+        <w:t>Patrick Cuadros Quiroga</w:t>
       </w:r>
     </w:p>
     <w:p>
@@ -549,7 +549,7 @@
           <w:szCs w:val="28"/>
           <w:lang w:eastAsia="es-PE"/>
         </w:rPr>
-        <w:t>{</w:t>
+        <w:t>Erick Javier Salinas Condori</w:t>
       </w:r>
       <w:r>
         <w:rPr>
@@ -560,8 +560,19 @@
           <w:szCs w:val="28"/>
           <w:lang w:eastAsia="es-PE"/>
         </w:rPr>
-        <w:t>Apellidos y Nombres del e</w:t>
-      </w:r>
+        <w:t xml:space="preserve"> </w:t>
+      </w:r>
+    </w:p>
+    <w:p>
+      <w:pPr>
+        <w:spacing w:after="0"/>
+        <w:rPr>
+          <w:rFonts w:ascii="Arial" w:eastAsia="Times New Roman" w:hAnsi="Arial" w:cs="Arial"/>
+          <w:sz w:val="32"/>
+          <w:szCs w:val="32"/>
+          <w:lang w:eastAsia="es-PE"/>
+        </w:rPr>
+      </w:pPr>
       <w:r>
         <w:rPr>
           <w:rFonts w:ascii="Arial" w:eastAsia="Times New Roman" w:hAnsi="Arial" w:cs="Arial"/>
@@ -571,19 +582,7 @@
           <w:szCs w:val="28"/>
           <w:lang w:eastAsia="es-PE"/>
         </w:rPr>
-        <w:t>studiante</w:t>
-      </w:r>
-      <w:r>
-        <w:rPr>
-          <w:rFonts w:ascii="Arial" w:eastAsia="Times New Roman" w:hAnsi="Arial" w:cs="Arial"/>
-          <w:b/>
-          <w:i/>
-          <w:sz w:val="28"/>
-          <w:szCs w:val="28"/>
-          <w:lang w:eastAsia="es-PE"/>
-        </w:rPr>
-        <w:tab/>
-        <w:t>(código universitario)}</w:t>
+        <w:t>Tomas Yoel Condori Vargas</w:t>
       </w:r>
     </w:p>
     <w:p>
@@ -652,11 +651,52 @@
         <w:jc w:val="center"/>
         <w:rPr>
           <w:rFonts w:ascii="Arial" w:eastAsia="Times New Roman" w:hAnsi="Arial" w:cs="Arial"/>
+          <w:b/>
           <w:sz w:val="32"/>
           <w:szCs w:val="32"/>
           <w:lang w:eastAsia="es-PE"/>
         </w:rPr>
       </w:pPr>
+      <w:r>
+        <w:rPr>
+          <w:rFonts w:ascii="Arial" w:eastAsia="Times New Roman" w:hAnsi="Arial" w:cs="Arial"/>
+          <w:b/>
+          <w:sz w:val="32"/>
+          <w:szCs w:val="32"/>
+          <w:lang w:eastAsia="es-PE"/>
+        </w:rPr>
+        <w:t>Tacna</w:t>
+      </w:r>
+      <w:r>
+        <w:rPr>
+          <w:rFonts w:ascii="Arial" w:eastAsia="Times New Roman" w:hAnsi="Arial" w:cs="Arial"/>
+          <w:b/>
+          <w:sz w:val="32"/>
+          <w:szCs w:val="32"/>
+          <w:lang w:eastAsia="es-PE"/>
+        </w:rPr>
+        <w:t xml:space="preserve"> –</w:t>
+      </w:r>
+      <w:r>
+        <w:rPr>
+          <w:rFonts w:ascii="Arial" w:eastAsia="Times New Roman" w:hAnsi="Arial" w:cs="Arial"/>
+          <w:b/>
+          <w:sz w:val="32"/>
+          <w:szCs w:val="32"/>
+          <w:lang w:eastAsia="es-PE"/>
+        </w:rPr>
+        <w:t xml:space="preserve"> </w:t>
+      </w:r>
+      <w:r>
+        <w:rPr>
+          <w:rFonts w:ascii="Arial" w:eastAsia="Times New Roman" w:hAnsi="Arial" w:cs="Arial"/>
+          <w:b/>
+          <w:sz w:val="32"/>
+          <w:szCs w:val="32"/>
+          <w:lang w:eastAsia="es-PE"/>
+        </w:rPr>
+        <w:t>Perú</w:t>
+      </w:r>
     </w:p>
     <w:p>
       <w:pPr>
@@ -665,59 +705,6 @@
         <w:rPr>
           <w:rFonts w:ascii="Arial" w:eastAsia="Times New Roman" w:hAnsi="Arial" w:cs="Arial"/>
           <w:b/>
-          <w:sz w:val="32"/>
-          <w:szCs w:val="32"/>
-          <w:lang w:eastAsia="es-PE"/>
-        </w:rPr>
-      </w:pPr>
-      <w:r>
-        <w:rPr>
-          <w:rFonts w:ascii="Arial" w:eastAsia="Times New Roman" w:hAnsi="Arial" w:cs="Arial"/>
-          <w:b/>
-          <w:sz w:val="32"/>
-          <w:szCs w:val="32"/>
-          <w:lang w:eastAsia="es-PE"/>
-        </w:rPr>
-        <w:t>Tacna</w:t>
-      </w:r>
-      <w:r>
-        <w:rPr>
-          <w:rFonts w:ascii="Arial" w:eastAsia="Times New Roman" w:hAnsi="Arial" w:cs="Arial"/>
-          <w:b/>
-          <w:sz w:val="32"/>
-          <w:szCs w:val="32"/>
-          <w:lang w:eastAsia="es-PE"/>
-        </w:rPr>
-        <w:t xml:space="preserve"> –</w:t>
-      </w:r>
-      <w:r>
-        <w:rPr>
-          <w:rFonts w:ascii="Arial" w:eastAsia="Times New Roman" w:hAnsi="Arial" w:cs="Arial"/>
-          <w:b/>
-          <w:sz w:val="32"/>
-          <w:szCs w:val="32"/>
-          <w:lang w:eastAsia="es-PE"/>
-        </w:rPr>
-        <w:t xml:space="preserve"> </w:t>
-      </w:r>
-      <w:r>
-        <w:rPr>
-          <w:rFonts w:ascii="Arial" w:eastAsia="Times New Roman" w:hAnsi="Arial" w:cs="Arial"/>
-          <w:b/>
-          <w:sz w:val="32"/>
-          <w:szCs w:val="32"/>
-          <w:lang w:eastAsia="es-PE"/>
-        </w:rPr>
-        <w:t>Perú</w:t>
-      </w:r>
-    </w:p>
-    <w:p>
-      <w:pPr>
-        <w:spacing w:after="0"/>
-        <w:jc w:val="center"/>
-        <w:rPr>
-          <w:rFonts w:ascii="Arial" w:eastAsia="Times New Roman" w:hAnsi="Arial" w:cs="Arial"/>
-          <w:b/>
           <w:i/>
           <w:sz w:val="32"/>
           <w:szCs w:val="32"/>
@@ -733,29 +720,7 @@
           <w:szCs w:val="32"/>
           <w:lang w:eastAsia="es-PE"/>
         </w:rPr>
-        <w:t>{</w:t>
-      </w:r>
-      <w:r>
-        <w:rPr>
-          <w:rFonts w:ascii="Arial" w:eastAsia="Times New Roman" w:hAnsi="Arial" w:cs="Arial"/>
-          <w:b/>
-          <w:i/>
-          <w:sz w:val="32"/>
-          <w:szCs w:val="32"/>
-          <w:lang w:eastAsia="es-PE"/>
-        </w:rPr>
-        <w:t>Añ</w:t>
-      </w:r>
-      <w:r>
-        <w:rPr>
-          <w:rFonts w:ascii="Arial" w:eastAsia="Times New Roman" w:hAnsi="Arial" w:cs="Arial"/>
-          <w:b/>
-          <w:i/>
-          <w:sz w:val="32"/>
-          <w:szCs w:val="32"/>
-          <w:lang w:eastAsia="es-PE"/>
-        </w:rPr>
-        <w:t>o}</w:t>
+        <w:t>2025</w:t>
       </w:r>
     </w:p>
     <w:p>
@@ -1055,15 +1020,24 @@
                 <w:sz w:val="14"/>
                 <w:szCs w:val="24"/>
               </w:rPr>
-              <w:t>MP</w:t>
+              <w:t xml:space="preserve">Erick Javier Salinas Condori </w:t>
             </w:r>
+          </w:p>
+          <w:p>
+            <w:pPr>
+              <w:rPr>
+                <w:rFonts w:cs="Times-Roman"/>
+                <w:sz w:val="14"/>
+                <w:szCs w:val="24"/>
+              </w:rPr>
+            </w:pPr>
             <w:r>
               <w:rPr>
                 <w:rFonts w:cs="Times-Roman"/>
                 <w:sz w:val="14"/>
                 <w:szCs w:val="24"/>
               </w:rPr>
-              <w:t>V</w:t>
+              <w:t xml:space="preserve">Tomas Yoel Condori Vargas </w:t>
             </w:r>
           </w:p>
         </w:tc>
@@ -1086,7 +1060,25 @@
                 <w:sz w:val="14"/>
                 <w:szCs w:val="24"/>
               </w:rPr>
-              <w:t>ELV</w:t>
+              <w:t xml:space="preserve">Erick Javier Salinas Condori </w:t>
+            </w:r>
+          </w:p>
+          <w:p>
+            <w:pPr>
+              <w:jc w:val="center"/>
+              <w:rPr>
+                <w:rFonts w:cs="Times-Roman"/>
+                <w:sz w:val="14"/>
+                <w:szCs w:val="24"/>
+              </w:rPr>
+            </w:pPr>
+            <w:r>
+              <w:rPr>
+                <w:rFonts w:cs="Times-Roman"/>
+                <w:sz w:val="14"/>
+                <w:szCs w:val="24"/>
+              </w:rPr>
+              <w:t>Tomas Yoel Condori Vargas</w:t>
             </w:r>
           </w:p>
         </w:tc>
@@ -1133,7 +1125,39 @@
                 <w:sz w:val="14"/>
                 <w:szCs w:val="24"/>
               </w:rPr>
-              <w:t>10/10/2020</w:t>
+              <w:t>2</w:t>
+            </w:r>
+            <w:r>
+              <w:rPr>
+                <w:rFonts w:cs="Times-Roman"/>
+                <w:sz w:val="14"/>
+                <w:szCs w:val="24"/>
+              </w:rPr>
+              <w:t>/1</w:t>
+            </w:r>
+            <w:r>
+              <w:rPr>
+                <w:rFonts w:cs="Times-Roman"/>
+                <w:sz w:val="14"/>
+                <w:szCs w:val="24"/>
+              </w:rPr>
+              <w:t>1</w:t>
+            </w:r>
+            <w:r>
+              <w:rPr>
+                <w:rFonts w:cs="Times-Roman"/>
+                <w:sz w:val="14"/>
+                <w:szCs w:val="24"/>
+              </w:rPr>
+              <w:t>/202</w:t>
+            </w:r>
+            <w:r>
+              <w:rPr>
+                <w:rFonts w:cs="Times-Roman"/>
+                <w:sz w:val="14"/>
+                <w:szCs w:val="24"/>
+              </w:rPr>
+              <w:t>5</w:t>
             </w:r>
           </w:p>
         </w:tc>
@@ -1175,7 +1199,7 @@
     </w:p>
     <w:p>
       <w:pPr>
-        <w:pStyle w:val="Puesto"/>
+        <w:pStyle w:val="Ttulo"/>
         <w:rPr>
           <w:rFonts w:eastAsiaTheme="minorHAnsi" w:cs="Arial"/>
           <w:color w:val="000000"/>
@@ -1288,7 +1312,6 @@
           <w:szCs w:val="32"/>
         </w:rPr>
         <w:tab/>
-        <w:t>1</w:t>
       </w:r>
     </w:p>
     <w:p>
@@ -1367,7 +1390,6 @@
           <w:szCs w:val="32"/>
         </w:rPr>
         <w:tab/>
-        <w:t>4</w:t>
       </w:r>
     </w:p>
     <w:p>
@@ -1536,7 +1558,6 @@
           <w:szCs w:val="32"/>
         </w:rPr>
         <w:tab/>
-        <w:t>6</w:t>
       </w:r>
     </w:p>
     <w:p>
@@ -1645,7 +1666,6 @@
           <w:szCs w:val="32"/>
         </w:rPr>
         <w:tab/>
-        <w:t>9</w:t>
       </w:r>
     </w:p>
     <w:p>
@@ -1873,7 +1893,6 @@
           <w:szCs w:val="32"/>
         </w:rPr>
         <w:tab/>
-        <w:t>11</w:t>
       </w:r>
     </w:p>
     <w:p>
@@ -1968,7 +1987,6 @@
           <w:szCs w:val="32"/>
         </w:rPr>
         <w:tab/>
-        <w:t>12</w:t>
       </w:r>
     </w:p>
     <w:p>
@@ -2063,7 +2081,6 @@
           <w:szCs w:val="32"/>
         </w:rPr>
         <w:tab/>
-        <w:t>13</w:t>
       </w:r>
     </w:p>
     <w:p>
@@ -2153,7 +2170,6 @@
           <w:szCs w:val="32"/>
         </w:rPr>
         <w:tab/>
-        <w:t>14</w:t>
       </w:r>
     </w:p>
     <w:p>
@@ -2251,7 +2267,6 @@
           <w:szCs w:val="32"/>
         </w:rPr>
         <w:tab/>
-        <w:t>15</w:t>
       </w:r>
     </w:p>
     <w:p>
@@ -2349,7 +2364,6 @@
           <w:szCs w:val="32"/>
         </w:rPr>
         <w:tab/>
-        <w:t>16</w:t>
       </w:r>
     </w:p>
     <w:p>
@@ -2537,7 +2551,7 @@
 </file>
 
 <file path=word/endnotes.xml><?xml version="1.0" encoding="utf-8"?>
-<w:endnotes xmlns:wpc="http://schemas.microsoft.com/office/word/2010/wordprocessingCanvas" xmlns:mc="http://schemas.openxmlformats.org/markup-compatibility/2006" xmlns:o="urn:schemas-microsoft-com:office:office" xmlns:r="http://schemas.openxmlformats.org/officeDocument/2006/relationships" xmlns:m="http://schemas.openxmlformats.org/officeDocument/2006/math" xmlns:v="urn:schemas-microsoft-com:vml" xmlns:wp14="http://schemas.microsoft.com/office/word/2010/wordprocessingDrawing" xmlns:wp="http://schemas.openxmlformats.org/drawingml/2006/wordprocessingDrawing" xmlns:w10="urn:schemas-microsoft-com:office:word" xmlns:w="http://schemas.openxmlformats.org/wordprocessingml/2006/main" xmlns:w14="http://schemas.microsoft.com/office/word/2010/wordml" xmlns:w15="http://schemas.microsoft.com/office/word/2012/wordml" xmlns:wpg="http://schemas.microsoft.com/office/word/2010/wordprocessingGroup" xmlns:wpi="http://schemas.microsoft.com/office/word/2010/wordprocessingInk" xmlns:wne="http://schemas.microsoft.com/office/word/2006/wordml" xmlns:wps="http://schemas.microsoft.com/office/word/2010/wordprocessingShape" mc:Ignorable="w14 w15 wp14">
+<w:endnotes xmlns:wpc="http://schemas.microsoft.com/office/word/2010/wordprocessingCanvas" xmlns:cx="http://schemas.microsoft.com/office/drawing/2014/chartex" xmlns:cx1="http://schemas.microsoft.com/office/drawing/2015/9/8/chartex" xmlns:cx2="http://schemas.microsoft.com/office/drawing/2015/10/21/chartex" xmlns:cx3="http://schemas.microsoft.com/office/drawing/2016/5/9/chartex" xmlns:cx4="http://schemas.microsoft.com/office/drawing/2016/5/10/chartex" xmlns:cx5="http://schemas.microsoft.com/office/drawing/2016/5/11/chartex" xmlns:cx6="http://schemas.microsoft.com/office/drawing/2016/5/12/chartex" xmlns:cx7="http://schemas.microsoft.com/office/drawing/2016/5/13/chartex" xmlns:cx8="http://schemas.microsoft.com/office/drawing/2016/5/14/chartex" xmlns:mc="http://schemas.openxmlformats.org/markup-compatibility/2006" xmlns:aink="http://schemas.microsoft.com/office/drawing/2016/ink" xmlns:am3d="http://schemas.microsoft.com/office/drawing/2017/model3d" xmlns:o="urn:schemas-microsoft-com:office:office" xmlns:oel="http://schemas.microsoft.com/office/2019/extlst" xmlns:r="http://schemas.openxmlformats.org/officeDocument/2006/relationships" xmlns:m="http://schemas.openxmlformats.org/officeDocument/2006/math" xmlns:v="urn:schemas-microsoft-com:vml" xmlns:wp14="http://schemas.microsoft.com/office/word/2010/wordprocessingDrawing" xmlns:wp="http://schemas.openxmlformats.org/drawingml/2006/wordprocessingDrawing" xmlns:w10="urn:schemas-microsoft-com:office:word" xmlns:w="http://schemas.openxmlformats.org/wordprocessingml/2006/main" xmlns:w14="http://schemas.microsoft.com/office/word/2010/wordml" xmlns:w15="http://schemas.microsoft.com/office/word/2012/wordml" xmlns:w16cex="http://schemas.microsoft.com/office/word/2018/wordml/cex" xmlns:w16cid="http://schemas.microsoft.com/office/word/2016/wordml/cid" xmlns:w16="http://schemas.microsoft.com/office/word/2018/wordml" xmlns:w16du="http://schemas.microsoft.com/office/word/2023/wordml/word16du" xmlns:w16sdtdh="http://schemas.microsoft.com/office/word/2020/wordml/sdtdatahash" xmlns:w16sdtfl="http://schemas.microsoft.com/office/word/2024/wordml/sdtformatlock" xmlns:w16se="http://schemas.microsoft.com/office/word/2015/wordml/symex" xmlns:wpg="http://schemas.microsoft.com/office/word/2010/wordprocessingGroup" xmlns:wpi="http://schemas.microsoft.com/office/word/2010/wordprocessingInk" xmlns:wne="http://schemas.microsoft.com/office/word/2006/wordml" xmlns:wps="http://schemas.microsoft.com/office/word/2010/wordprocessingShape" mc:Ignorable="w14 w15 w16se w16cid w16 w16cex w16sdtdh w16sdtfl w16du wp14">
   <w:endnote w:type="separator" w:id="-1">
     <w:p>
       <w:pPr>
@@ -2562,7 +2576,7 @@
 </file>
 
 <file path=word/footer1.xml><?xml version="1.0" encoding="utf-8"?>
-<w:ftr xmlns:wpc="http://schemas.microsoft.com/office/word/2010/wordprocessingCanvas" xmlns:mc="http://schemas.openxmlformats.org/markup-compatibility/2006" xmlns:o="urn:schemas-microsoft-com:office:office" xmlns:r="http://schemas.openxmlformats.org/officeDocument/2006/relationships" xmlns:m="http://schemas.openxmlformats.org/officeDocument/2006/math" xmlns:v="urn:schemas-microsoft-com:vml" xmlns:wp14="http://schemas.microsoft.com/office/word/2010/wordprocessingDrawing" xmlns:wp="http://schemas.openxmlformats.org/drawingml/2006/wordprocessingDrawing" xmlns:w10="urn:schemas-microsoft-com:office:word" xmlns:w="http://schemas.openxmlformats.org/wordprocessingml/2006/main" xmlns:w14="http://schemas.microsoft.com/office/word/2010/wordml" xmlns:w15="http://schemas.microsoft.com/office/word/2012/wordml" xmlns:wpg="http://schemas.microsoft.com/office/word/2010/wordprocessingGroup" xmlns:wpi="http://schemas.microsoft.com/office/word/2010/wordprocessingInk" xmlns:wne="http://schemas.microsoft.com/office/word/2006/wordml" xmlns:wps="http://schemas.microsoft.com/office/word/2010/wordprocessingShape" mc:Ignorable="w14 w15 wp14">
+<w:ftr xmlns:wpc="http://schemas.microsoft.com/office/word/2010/wordprocessingCanvas" xmlns:cx="http://schemas.microsoft.com/office/drawing/2014/chartex" xmlns:cx1="http://schemas.microsoft.com/office/drawing/2015/9/8/chartex" xmlns:cx2="http://schemas.microsoft.com/office/drawing/2015/10/21/chartex" xmlns:cx3="http://schemas.microsoft.com/office/drawing/2016/5/9/chartex" xmlns:cx4="http://schemas.microsoft.com/office/drawing/2016/5/10/chartex" xmlns:cx5="http://schemas.microsoft.com/office/drawing/2016/5/11/chartex" xmlns:cx6="http://schemas.microsoft.com/office/drawing/2016/5/12/chartex" xmlns:cx7="http://schemas.microsoft.com/office/drawing/2016/5/13/chartex" xmlns:cx8="http://schemas.microsoft.com/office/drawing/2016/5/14/chartex" xmlns:mc="http://schemas.openxmlformats.org/markup-compatibility/2006" xmlns:aink="http://schemas.microsoft.com/office/drawing/2016/ink" xmlns:am3d="http://schemas.microsoft.com/office/drawing/2017/model3d" xmlns:o="urn:schemas-microsoft-com:office:office" xmlns:oel="http://schemas.microsoft.com/office/2019/extlst" xmlns:r="http://schemas.openxmlformats.org/officeDocument/2006/relationships" xmlns:m="http://schemas.openxmlformats.org/officeDocument/2006/math" xmlns:v="urn:schemas-microsoft-com:vml" xmlns:wp14="http://schemas.microsoft.com/office/word/2010/wordprocessingDrawing" xmlns:wp="http://schemas.openxmlformats.org/drawingml/2006/wordprocessingDrawing" xmlns:w10="urn:schemas-microsoft-com:office:word" xmlns:w="http://schemas.openxmlformats.org/wordprocessingml/2006/main" xmlns:w14="http://schemas.microsoft.com/office/word/2010/wordml" xmlns:w15="http://schemas.microsoft.com/office/word/2012/wordml" xmlns:w16cex="http://schemas.microsoft.com/office/word/2018/wordml/cex" xmlns:w16cid="http://schemas.microsoft.com/office/word/2016/wordml/cid" xmlns:w16="http://schemas.microsoft.com/office/word/2018/wordml" xmlns:w16du="http://schemas.microsoft.com/office/word/2023/wordml/word16du" xmlns:w16sdtdh="http://schemas.microsoft.com/office/word/2020/wordml/sdtdatahash" xmlns:w16sdtfl="http://schemas.microsoft.com/office/word/2024/wordml/sdtformatlock" xmlns:w16se="http://schemas.microsoft.com/office/word/2015/wordml/symex" xmlns:wpg="http://schemas.microsoft.com/office/word/2010/wordprocessingGroup" xmlns:wpi="http://schemas.microsoft.com/office/word/2010/wordprocessingInk" xmlns:wne="http://schemas.microsoft.com/office/word/2006/wordml" xmlns:wps="http://schemas.microsoft.com/office/word/2010/wordprocessingShape" mc:Ignorable="w14 w15 w16se w16cid w16 w16cex w16sdtdh w16sdtfl w16du wp14">
   <w:sdt>
     <w:sdtPr>
       <w:id w:val="-1014383162"/>
@@ -2571,7 +2585,6 @@
         <w:docPartUnique/>
       </w:docPartObj>
     </w:sdtPr>
-    <w:sdtEndPr/>
     <w:sdtContent>
       <w:p>
         <w:pPr>
@@ -2609,7 +2622,7 @@
 </file>
 
 <file path=word/footnotes.xml><?xml version="1.0" encoding="utf-8"?>
-<w:footnotes xmlns:wpc="http://schemas.microsoft.com/office/word/2010/wordprocessingCanvas" xmlns:mc="http://schemas.openxmlformats.org/markup-compatibility/2006" xmlns:o="urn:schemas-microsoft-com:office:office" xmlns:r="http://schemas.openxmlformats.org/officeDocument/2006/relationships" xmlns:m="http://schemas.openxmlformats.org/officeDocument/2006/math" xmlns:v="urn:schemas-microsoft-com:vml" xmlns:wp14="http://schemas.microsoft.com/office/word/2010/wordprocessingDrawing" xmlns:wp="http://schemas.openxmlformats.org/drawingml/2006/wordprocessingDrawing" xmlns:w10="urn:schemas-microsoft-com:office:word" xmlns:w="http://schemas.openxmlformats.org/wordprocessingml/2006/main" xmlns:w14="http://schemas.microsoft.com/office/word/2010/wordml" xmlns:w15="http://schemas.microsoft.com/office/word/2012/wordml" xmlns:wpg="http://schemas.microsoft.com/office/word/2010/wordprocessingGroup" xmlns:wpi="http://schemas.microsoft.com/office/word/2010/wordprocessingInk" xmlns:wne="http://schemas.microsoft.com/office/word/2006/wordml" xmlns:wps="http://schemas.microsoft.com/office/word/2010/wordprocessingShape" mc:Ignorable="w14 w15 wp14">
+<w:footnotes xmlns:wpc="http://schemas.microsoft.com/office/word/2010/wordprocessingCanvas" xmlns:cx="http://schemas.microsoft.com/office/drawing/2014/chartex" xmlns:cx1="http://schemas.microsoft.com/office/drawing/2015/9/8/chartex" xmlns:cx2="http://schemas.microsoft.com/office/drawing/2015/10/21/chartex" xmlns:cx3="http://schemas.microsoft.com/office/drawing/2016/5/9/chartex" xmlns:cx4="http://schemas.microsoft.com/office/drawing/2016/5/10/chartex" xmlns:cx5="http://schemas.microsoft.com/office/drawing/2016/5/11/chartex" xmlns:cx6="http://schemas.microsoft.com/office/drawing/2016/5/12/chartex" xmlns:cx7="http://schemas.microsoft.com/office/drawing/2016/5/13/chartex" xmlns:cx8="http://schemas.microsoft.com/office/drawing/2016/5/14/chartex" xmlns:mc="http://schemas.openxmlformats.org/markup-compatibility/2006" xmlns:aink="http://schemas.microsoft.com/office/drawing/2016/ink" xmlns:am3d="http://schemas.microsoft.com/office/drawing/2017/model3d" xmlns:o="urn:schemas-microsoft-com:office:office" xmlns:oel="http://schemas.microsoft.com/office/2019/extlst" xmlns:r="http://schemas.openxmlformats.org/officeDocument/2006/relationships" xmlns:m="http://schemas.openxmlformats.org/officeDocument/2006/math" xmlns:v="urn:schemas-microsoft-com:vml" xmlns:wp14="http://schemas.microsoft.com/office/word/2010/wordprocessingDrawing" xmlns:wp="http://schemas.openxmlformats.org/drawingml/2006/wordprocessingDrawing" xmlns:w10="urn:schemas-microsoft-com:office:word" xmlns:w="http://schemas.openxmlformats.org/wordprocessingml/2006/main" xmlns:w14="http://schemas.microsoft.com/office/word/2010/wordml" xmlns:w15="http://schemas.microsoft.com/office/word/2012/wordml" xmlns:w16cex="http://schemas.microsoft.com/office/word/2018/wordml/cex" xmlns:w16cid="http://schemas.microsoft.com/office/word/2016/wordml/cid" xmlns:w16="http://schemas.microsoft.com/office/word/2018/wordml" xmlns:w16du="http://schemas.microsoft.com/office/word/2023/wordml/word16du" xmlns:w16sdtdh="http://schemas.microsoft.com/office/word/2020/wordml/sdtdatahash" xmlns:w16sdtfl="http://schemas.microsoft.com/office/word/2024/wordml/sdtformatlock" xmlns:w16se="http://schemas.microsoft.com/office/word/2015/wordml/symex" xmlns:wpg="http://schemas.microsoft.com/office/word/2010/wordprocessingGroup" xmlns:wpi="http://schemas.microsoft.com/office/word/2010/wordprocessingInk" xmlns:wne="http://schemas.microsoft.com/office/word/2006/wordml" xmlns:wps="http://schemas.microsoft.com/office/word/2010/wordprocessingShape" mc:Ignorable="w14 w15 w16se w16cid w16 w16cex w16sdtdh w16sdtfl w16du wp14">
   <w:footnote w:type="separator" w:id="-1">
     <w:p>
       <w:pPr>
@@ -2634,7 +2647,7 @@
 </file>
 
 <file path=word/header1.xml><?xml version="1.0" encoding="utf-8"?>
-<w:hdr xmlns:wpc="http://schemas.microsoft.com/office/word/2010/wordprocessingCanvas" xmlns:mc="http://schemas.openxmlformats.org/markup-compatibility/2006" xmlns:o="urn:schemas-microsoft-com:office:office" xmlns:r="http://schemas.openxmlformats.org/officeDocument/2006/relationships" xmlns:m="http://schemas.openxmlformats.org/officeDocument/2006/math" xmlns:v="urn:schemas-microsoft-com:vml" xmlns:wp14="http://schemas.microsoft.com/office/word/2010/wordprocessingDrawing" xmlns:wp="http://schemas.openxmlformats.org/drawingml/2006/wordprocessingDrawing" xmlns:w10="urn:schemas-microsoft-com:office:word" xmlns:w="http://schemas.openxmlformats.org/wordprocessingml/2006/main" xmlns:w14="http://schemas.microsoft.com/office/word/2010/wordml" xmlns:w15="http://schemas.microsoft.com/office/word/2012/wordml" xmlns:wpg="http://schemas.microsoft.com/office/word/2010/wordprocessingGroup" xmlns:wpi="http://schemas.microsoft.com/office/word/2010/wordprocessingInk" xmlns:wne="http://schemas.microsoft.com/office/word/2006/wordml" xmlns:wps="http://schemas.microsoft.com/office/word/2010/wordprocessingShape" mc:Ignorable="w14 w15 wp14">
+<w:hdr xmlns:wpc="http://schemas.microsoft.com/office/word/2010/wordprocessingCanvas" xmlns:cx="http://schemas.microsoft.com/office/drawing/2014/chartex" xmlns:cx1="http://schemas.microsoft.com/office/drawing/2015/9/8/chartex" xmlns:cx2="http://schemas.microsoft.com/office/drawing/2015/10/21/chartex" xmlns:cx3="http://schemas.microsoft.com/office/drawing/2016/5/9/chartex" xmlns:cx4="http://schemas.microsoft.com/office/drawing/2016/5/10/chartex" xmlns:cx5="http://schemas.microsoft.com/office/drawing/2016/5/11/chartex" xmlns:cx6="http://schemas.microsoft.com/office/drawing/2016/5/12/chartex" xmlns:cx7="http://schemas.microsoft.com/office/drawing/2016/5/13/chartex" xmlns:cx8="http://schemas.microsoft.com/office/drawing/2016/5/14/chartex" xmlns:mc="http://schemas.openxmlformats.org/markup-compatibility/2006" xmlns:aink="http://schemas.microsoft.com/office/drawing/2016/ink" xmlns:am3d="http://schemas.microsoft.com/office/drawing/2017/model3d" xmlns:o="urn:schemas-microsoft-com:office:office" xmlns:oel="http://schemas.microsoft.com/office/2019/extlst" xmlns:r="http://schemas.openxmlformats.org/officeDocument/2006/relationships" xmlns:m="http://schemas.openxmlformats.org/officeDocument/2006/math" xmlns:v="urn:schemas-microsoft-com:vml" xmlns:wp14="http://schemas.microsoft.com/office/word/2010/wordprocessingDrawing" xmlns:wp="http://schemas.openxmlformats.org/drawingml/2006/wordprocessingDrawing" xmlns:w10="urn:schemas-microsoft-com:office:word" xmlns:w="http://schemas.openxmlformats.org/wordprocessingml/2006/main" xmlns:w14="http://schemas.microsoft.com/office/word/2010/wordml" xmlns:w15="http://schemas.microsoft.com/office/word/2012/wordml" xmlns:w16cex="http://schemas.microsoft.com/office/word/2018/wordml/cex" xmlns:w16cid="http://schemas.microsoft.com/office/word/2016/wordml/cid" xmlns:w16="http://schemas.microsoft.com/office/word/2018/wordml" xmlns:w16du="http://schemas.microsoft.com/office/word/2023/wordml/word16du" xmlns:w16sdtdh="http://schemas.microsoft.com/office/word/2020/wordml/sdtdatahash" xmlns:w16sdtfl="http://schemas.microsoft.com/office/word/2024/wordml/sdtformatlock" xmlns:w16se="http://schemas.microsoft.com/office/word/2015/wordml/symex" xmlns:wpg="http://schemas.microsoft.com/office/word/2010/wordprocessingGroup" xmlns:wpi="http://schemas.microsoft.com/office/word/2010/wordprocessingInk" xmlns:wne="http://schemas.microsoft.com/office/word/2006/wordml" xmlns:wps="http://schemas.microsoft.com/office/word/2010/wordprocessingShape" mc:Ignorable="w14 w15 w16se w16cid w16 w16cex w16sdtdh w16sdtfl w16du wp14">
   <w:p>
     <w:pPr>
       <w:pStyle w:val="Encabezado"/>
@@ -2654,8 +2667,8 @@
 </file>
 
 <file path=word/numbering.xml><?xml version="1.0" encoding="utf-8"?>
-<w:numbering xmlns:wpc="http://schemas.microsoft.com/office/word/2010/wordprocessingCanvas" xmlns:mc="http://schemas.openxmlformats.org/markup-compatibility/2006" xmlns:o="urn:schemas-microsoft-com:office:office" xmlns:r="http://schemas.openxmlformats.org/officeDocument/2006/relationships" xmlns:m="http://schemas.openxmlformats.org/officeDocument/2006/math" xmlns:v="urn:schemas-microsoft-com:vml" xmlns:wp14="http://schemas.microsoft.com/office/word/2010/wordprocessingDrawing" xmlns:wp="http://schemas.openxmlformats.org/drawingml/2006/wordprocessingDrawing" xmlns:w10="urn:schemas-microsoft-com:office:word" xmlns:w="http://schemas.openxmlformats.org/wordprocessingml/2006/main" xmlns:w14="http://schemas.microsoft.com/office/word/2010/wordml" xmlns:w15="http://schemas.microsoft.com/office/word/2012/wordml" xmlns:wpg="http://schemas.microsoft.com/office/word/2010/wordprocessingGroup" xmlns:wpi="http://schemas.microsoft.com/office/word/2010/wordprocessingInk" xmlns:wne="http://schemas.microsoft.com/office/word/2006/wordml" xmlns:wps="http://schemas.microsoft.com/office/word/2010/wordprocessingShape" mc:Ignorable="w14 w15 wp14">
-  <w:abstractNum w:abstractNumId="0">
+<w:numbering xmlns:wpc="http://schemas.microsoft.com/office/word/2010/wordprocessingCanvas" xmlns:cx="http://schemas.microsoft.com/office/drawing/2014/chartex" xmlns:cx1="http://schemas.microsoft.com/office/drawing/2015/9/8/chartex" xmlns:cx2="http://schemas.microsoft.com/office/drawing/2015/10/21/chartex" xmlns:cx3="http://schemas.microsoft.com/office/drawing/2016/5/9/chartex" xmlns:cx4="http://schemas.microsoft.com/office/drawing/2016/5/10/chartex" xmlns:cx5="http://schemas.microsoft.com/office/drawing/2016/5/11/chartex" xmlns:cx6="http://schemas.microsoft.com/office/drawing/2016/5/12/chartex" xmlns:cx7="http://schemas.microsoft.com/office/drawing/2016/5/13/chartex" xmlns:cx8="http://schemas.microsoft.com/office/drawing/2016/5/14/chartex" xmlns:mc="http://schemas.openxmlformats.org/markup-compatibility/2006" xmlns:aink="http://schemas.microsoft.com/office/drawing/2016/ink" xmlns:am3d="http://schemas.microsoft.com/office/drawing/2017/model3d" xmlns:o="urn:schemas-microsoft-com:office:office" xmlns:oel="http://schemas.microsoft.com/office/2019/extlst" xmlns:r="http://schemas.openxmlformats.org/officeDocument/2006/relationships" xmlns:m="http://schemas.openxmlformats.org/officeDocument/2006/math" xmlns:v="urn:schemas-microsoft-com:vml" xmlns:wp14="http://schemas.microsoft.com/office/word/2010/wordprocessingDrawing" xmlns:wp="http://schemas.openxmlformats.org/drawingml/2006/wordprocessingDrawing" xmlns:w10="urn:schemas-microsoft-com:office:word" xmlns:w="http://schemas.openxmlformats.org/wordprocessingml/2006/main" xmlns:w14="http://schemas.microsoft.com/office/word/2010/wordml" xmlns:w15="http://schemas.microsoft.com/office/word/2012/wordml" xmlns:w16cex="http://schemas.microsoft.com/office/word/2018/wordml/cex" xmlns:w16cid="http://schemas.microsoft.com/office/word/2016/wordml/cid" xmlns:w16="http://schemas.microsoft.com/office/word/2018/wordml" xmlns:w16du="http://schemas.microsoft.com/office/word/2023/wordml/word16du" xmlns:w16sdtdh="http://schemas.microsoft.com/office/word/2020/wordml/sdtdatahash" xmlns:w16sdtfl="http://schemas.microsoft.com/office/word/2024/wordml/sdtformatlock" xmlns:w16se="http://schemas.microsoft.com/office/word/2015/wordml/symex" xmlns:wpg="http://schemas.microsoft.com/office/word/2010/wordprocessingGroup" xmlns:wpi="http://schemas.microsoft.com/office/word/2010/wordprocessingInk" xmlns:wne="http://schemas.microsoft.com/office/word/2006/wordml" xmlns:wps="http://schemas.microsoft.com/office/word/2010/wordprocessingShape" mc:Ignorable="w14 w15 w16se w16cid w16 w16cex w16sdtdh w16sdtfl w16du wp14">
+  <w:abstractNum w:abstractNumId="0" w15:restartNumberingAfterBreak="0">
     <w:nsid w:val="69A656A6"/>
     <w:multiLevelType w:val="hybridMultilevel"/>
     <w:tmpl w:val="BCE2E368"/>
@@ -2741,7 +2754,7 @@
       </w:pPr>
     </w:lvl>
   </w:abstractNum>
-  <w:num w:numId="1">
+  <w:num w:numId="1" w16cid:durableId="1447189224">
     <w:abstractNumId w:val="0"/>
   </w:num>
   <w:numIdMacAtCleanup w:val="1"/>
@@ -2749,7 +2762,7 @@
 </file>
 
 <file path=word/styles.xml><?xml version="1.0" encoding="utf-8"?>
-<w:styles xmlns:mc="http://schemas.openxmlformats.org/markup-compatibility/2006" xmlns:r="http://schemas.openxmlformats.org/officeDocument/2006/relationships" xmlns:w="http://schemas.openxmlformats.org/wordprocessingml/2006/main" xmlns:w14="http://schemas.microsoft.com/office/word/2010/wordml" xmlns:w15="http://schemas.microsoft.com/office/word/2012/wordml" mc:Ignorable="w14 w15">
+<w:styles xmlns:mc="http://schemas.openxmlformats.org/markup-compatibility/2006" xmlns:r="http://schemas.openxmlformats.org/officeDocument/2006/relationships" xmlns:w="http://schemas.openxmlformats.org/wordprocessingml/2006/main" xmlns:w14="http://schemas.microsoft.com/office/word/2010/wordml" xmlns:w15="http://schemas.microsoft.com/office/word/2012/wordml" xmlns:w16cex="http://schemas.microsoft.com/office/word/2018/wordml/cex" xmlns:w16cid="http://schemas.microsoft.com/office/word/2016/wordml/cid" xmlns:w16="http://schemas.microsoft.com/office/word/2018/wordml" xmlns:w16du="http://schemas.microsoft.com/office/word/2023/wordml/word16du" xmlns:w16sdtdh="http://schemas.microsoft.com/office/word/2020/wordml/sdtdatahash" xmlns:w16sdtfl="http://schemas.microsoft.com/office/word/2024/wordml/sdtformatlock" xmlns:w16se="http://schemas.microsoft.com/office/word/2015/wordml/symex" mc:Ignorable="w14 w15 w16se w16cid w16 w16cex w16sdtdh w16sdtfl w16du">
   <w:docDefaults>
     <w:rPrDefault>
       <w:rPr>
@@ -2765,7 +2778,7 @@
       </w:pPr>
     </w:pPrDefault>
   </w:docDefaults>
-  <w:latentStyles w:defLockedState="0" w:defUIPriority="99" w:defSemiHidden="0" w:defUnhideWhenUsed="0" w:defQFormat="0" w:count="371">
+  <w:latentStyles w:defLockedState="0" w:defUIPriority="99" w:defSemiHidden="0" w:defUnhideWhenUsed="0" w:defQFormat="0" w:count="376">
     <w:lsdException w:name="Normal" w:uiPriority="0" w:qFormat="1"/>
     <w:lsdException w:name="heading 1" w:uiPriority="9" w:qFormat="1"/>
     <w:lsdException w:name="heading 2" w:semiHidden="1" w:uiPriority="9" w:unhideWhenUsed="1" w:qFormat="1"/>
@@ -3137,10 +3150,16 @@
     <w:lsdException w:name="List Table 5 Dark Accent 6" w:uiPriority="50"/>
     <w:lsdException w:name="List Table 6 Colorful Accent 6" w:uiPriority="51"/>
     <w:lsdException w:name="List Table 7 Colorful Accent 6" w:uiPriority="52"/>
+    <w:lsdException w:name="Mention" w:semiHidden="1" w:unhideWhenUsed="1"/>
+    <w:lsdException w:name="Smart Hyperlink" w:semiHidden="1" w:unhideWhenUsed="1"/>
+    <w:lsdException w:name="Hashtag" w:semiHidden="1" w:unhideWhenUsed="1"/>
+    <w:lsdException w:name="Unresolved Mention" w:semiHidden="1" w:unhideWhenUsed="1"/>
+    <w:lsdException w:name="Smart Link" w:semiHidden="1" w:unhideWhenUsed="1"/>
   </w:latentStyles>
   <w:style w:type="paragraph" w:default="1" w:styleId="Normal">
     <w:name w:val="Normal"/>
     <w:qFormat/>
+    <w:rsid w:val="00F61518"/>
   </w:style>
   <w:style w:type="paragraph" w:styleId="Ttulo1">
     <w:name w:val="heading 1"/>
@@ -3289,7 +3308,7 @@
       <w:szCs w:val="32"/>
     </w:rPr>
   </w:style>
-  <w:style w:type="paragraph" w:styleId="TtulodeTDC">
+  <w:style w:type="paragraph" w:styleId="TtuloTDC">
     <w:name w:val="TOC Heading"/>
     <w:basedOn w:val="Ttulo1"/>
     <w:next w:val="Normal"/>
@@ -3355,11 +3374,11 @@
       <w:u w:val="single"/>
     </w:rPr>
   </w:style>
-  <w:style w:type="paragraph" w:styleId="Puesto">
+  <w:style w:type="paragraph" w:styleId="Ttulo">
     <w:name w:val="Title"/>
     <w:basedOn w:val="Normal"/>
     <w:next w:val="Normal"/>
-    <w:link w:val="PuestoCar"/>
+    <w:link w:val="TtuloCar"/>
     <w:qFormat/>
     <w:rsid w:val="001D3AB5"/>
     <w:pPr>
@@ -3375,10 +3394,10 @@
       <w:lang w:val="en-US"/>
     </w:rPr>
   </w:style>
-  <w:style w:type="character" w:customStyle="1" w:styleId="PuestoCar">
-    <w:name w:val="Puesto Car"/>
+  <w:style w:type="character" w:customStyle="1" w:styleId="TtuloCar">
+    <w:name w:val="Título Car"/>
     <w:basedOn w:val="Fuentedeprrafopredeter"/>
-    <w:link w:val="Puesto"/>
+    <w:link w:val="Ttulo"/>
     <w:rsid w:val="001D3AB5"/>
     <w:rPr>
       <w:rFonts w:ascii="Arial" w:eastAsia="Times New Roman" w:hAnsi="Arial" w:cs="Times New Roman"/>

--- a/FD05-EPIS-Informe ProyectoFinal.docx
+++ b/FD05-EPIS-Informe ProyectoFinal.docx
@@ -311,7 +311,6 @@
         </w:rPr>
         <w:t xml:space="preserve">Proyecto </w:t>
       </w:r>
-      <w:proofErr w:type="spellStart"/>
       <w:r>
         <w:rPr>
           <w:rFonts w:ascii="Arial" w:hAnsi="Arial" w:cs="Arial"/>
@@ -323,7 +322,6 @@
         </w:rPr>
         <w:t>Loppify</w:t>
       </w:r>
-      <w:proofErr w:type="spellEnd"/>
     </w:p>
     <w:p>
       <w:pPr>
@@ -1233,6 +1231,7 @@
           <w:szCs w:val="32"/>
         </w:rPr>
       </w:pPr>
+      <w:bookmarkStart w:id="0" w:name="_Hlk190365867"/>
       <w:r>
         <w:rPr>
           <w:rFonts w:eastAsia="Times New Roman" w:cs="Arial"/>
@@ -2396,18 +2395,8 @@
           <w:sz w:val="24"/>
           <w:szCs w:val="32"/>
         </w:rPr>
-        <w:t xml:space="preserve"> de </w:t>
-      </w:r>
-      <w:proofErr w:type="spellStart"/>
-      <w:r>
-        <w:rPr>
-          <w:rFonts w:eastAsia="Times New Roman" w:cs="Arial"/>
-          <w:sz w:val="24"/>
-          <w:szCs w:val="32"/>
-        </w:rPr>
-        <w:t>Factiblidad</w:t>
-      </w:r>
-      <w:proofErr w:type="spellEnd"/>
+        <w:t xml:space="preserve"> de Factiblidad</w:t>
+      </w:r>
     </w:p>
     <w:p>
       <w:pPr>
@@ -2517,6 +2506,7 @@
         <w:t>Anexo 05 Manuales y otros documentos</w:t>
       </w:r>
     </w:p>
+    <w:bookmarkEnd w:id="0"/>
     <w:p>
       <w:pPr>
         <w:rPr>
@@ -2537,9 +2527,3741 @@
         </w:rPr>
       </w:pPr>
     </w:p>
+    <w:p>
+      <w:pPr>
+        <w:jc w:val="center"/>
+        <w:rPr>
+          <w:b/>
+          <w:sz w:val="24"/>
+          <w:szCs w:val="24"/>
+          <w:u w:val="single"/>
+        </w:rPr>
+      </w:pPr>
+    </w:p>
+    <w:p>
+      <w:pPr>
+        <w:jc w:val="center"/>
+        <w:rPr>
+          <w:b/>
+          <w:sz w:val="24"/>
+          <w:szCs w:val="24"/>
+          <w:u w:val="single"/>
+        </w:rPr>
+      </w:pPr>
+    </w:p>
+    <w:p>
+      <w:pPr>
+        <w:jc w:val="center"/>
+        <w:rPr>
+          <w:b/>
+          <w:sz w:val="24"/>
+          <w:szCs w:val="24"/>
+          <w:u w:val="single"/>
+        </w:rPr>
+      </w:pPr>
+    </w:p>
+    <w:p>
+      <w:pPr>
+        <w:jc w:val="center"/>
+        <w:rPr>
+          <w:b/>
+          <w:sz w:val="24"/>
+          <w:szCs w:val="24"/>
+          <w:u w:val="single"/>
+        </w:rPr>
+      </w:pPr>
+    </w:p>
+    <w:p>
+      <w:pPr>
+        <w:jc w:val="center"/>
+        <w:rPr>
+          <w:b/>
+          <w:sz w:val="24"/>
+          <w:szCs w:val="24"/>
+          <w:u w:val="single"/>
+        </w:rPr>
+      </w:pPr>
+    </w:p>
+    <w:p>
+      <w:pPr>
+        <w:pStyle w:val="Prrafodelista"/>
+        <w:ind w:left="360"/>
+        <w:rPr>
+          <w:rFonts w:eastAsia="Times New Roman" w:cs="Arial"/>
+          <w:sz w:val="24"/>
+          <w:szCs w:val="32"/>
+        </w:rPr>
+      </w:pPr>
+      <w:r>
+        <w:rPr>
+          <w:rFonts w:eastAsia="Times New Roman" w:cs="Arial"/>
+          <w:sz w:val="24"/>
+          <w:szCs w:val="32"/>
+        </w:rPr>
+        <w:t>Antecedentes</w:t>
+      </w:r>
+    </w:p>
+    <w:p>
+      <w:pPr>
+        <w:pStyle w:val="Prrafodelista"/>
+        <w:ind w:left="360"/>
+        <w:rPr>
+          <w:rFonts w:eastAsia="Times New Roman" w:cs="Arial"/>
+          <w:sz w:val="24"/>
+          <w:szCs w:val="32"/>
+        </w:rPr>
+      </w:pPr>
+    </w:p>
+    <w:p>
+      <w:pPr>
+        <w:pStyle w:val="Prrafodelista"/>
+        <w:ind w:left="360"/>
+        <w:rPr>
+          <w:rFonts w:eastAsia="Times New Roman" w:cs="Arial"/>
+          <w:sz w:val="24"/>
+          <w:szCs w:val="32"/>
+        </w:rPr>
+      </w:pPr>
+      <w:r>
+        <w:rPr>
+          <w:rFonts w:eastAsia="Times New Roman" w:cs="Arial"/>
+          <w:sz w:val="24"/>
+          <w:szCs w:val="32"/>
+        </w:rPr>
+        <w:t>Loppify es una plataforma web diseñada para conectar consumidores con restaurantes y tiendas que ofrecen excedentes de comida a precios reducidos. Inspirada en el funcionamiento de Cirkula, Loppify busca reducir el desperdicio de alimentos al facilitar la compra de productos cercanos a su fecha de vencimiento, beneficiando tanto a comerciantes como a consumidores.</w:t>
+      </w:r>
+    </w:p>
+    <w:p>
+      <w:pPr>
+        <w:pStyle w:val="Prrafodelista"/>
+        <w:ind w:left="360"/>
+        <w:rPr>
+          <w:rFonts w:eastAsia="Times New Roman" w:cs="Arial"/>
+          <w:sz w:val="24"/>
+          <w:szCs w:val="32"/>
+        </w:rPr>
+      </w:pPr>
+      <w:r>
+        <w:rPr>
+          <w:rFonts w:eastAsia="Times New Roman" w:cs="Arial"/>
+          <w:sz w:val="24"/>
+          <w:szCs w:val="32"/>
+        </w:rPr>
+        <w:tab/>
+      </w:r>
+      <w:r>
+        <w:rPr>
+          <w:rFonts w:eastAsia="Times New Roman" w:cs="Arial"/>
+          <w:sz w:val="24"/>
+          <w:szCs w:val="32"/>
+        </w:rPr>
+        <w:tab/>
+      </w:r>
+      <w:r>
+        <w:rPr>
+          <w:rFonts w:eastAsia="Times New Roman" w:cs="Arial"/>
+          <w:sz w:val="24"/>
+          <w:szCs w:val="32"/>
+        </w:rPr>
+        <w:tab/>
+      </w:r>
+      <w:r>
+        <w:rPr>
+          <w:rFonts w:eastAsia="Times New Roman" w:cs="Arial"/>
+          <w:sz w:val="24"/>
+          <w:szCs w:val="32"/>
+        </w:rPr>
+        <w:tab/>
+      </w:r>
+      <w:r>
+        <w:rPr>
+          <w:rFonts w:eastAsia="Times New Roman" w:cs="Arial"/>
+          <w:sz w:val="24"/>
+          <w:szCs w:val="32"/>
+        </w:rPr>
+        <w:tab/>
+      </w:r>
+      <w:r>
+        <w:rPr>
+          <w:rFonts w:eastAsia="Times New Roman" w:cs="Arial"/>
+          <w:sz w:val="24"/>
+          <w:szCs w:val="32"/>
+        </w:rPr>
+        <w:tab/>
+      </w:r>
+      <w:r>
+        <w:rPr>
+          <w:rFonts w:eastAsia="Times New Roman" w:cs="Arial"/>
+          <w:sz w:val="24"/>
+          <w:szCs w:val="32"/>
+        </w:rPr>
+        <w:tab/>
+      </w:r>
+      <w:r>
+        <w:rPr>
+          <w:rFonts w:eastAsia="Times New Roman" w:cs="Arial"/>
+          <w:sz w:val="24"/>
+          <w:szCs w:val="32"/>
+        </w:rPr>
+        <w:tab/>
+      </w:r>
+      <w:r>
+        <w:rPr>
+          <w:rFonts w:eastAsia="Times New Roman" w:cs="Arial"/>
+          <w:sz w:val="24"/>
+          <w:szCs w:val="32"/>
+        </w:rPr>
+        <w:tab/>
+      </w:r>
+    </w:p>
+    <w:p>
+      <w:pPr>
+        <w:pStyle w:val="Prrafodelista"/>
+        <w:ind w:left="360"/>
+        <w:rPr>
+          <w:rFonts w:eastAsia="Times New Roman" w:cs="Arial"/>
+          <w:sz w:val="24"/>
+          <w:szCs w:val="32"/>
+        </w:rPr>
+      </w:pPr>
+      <w:r>
+        <w:rPr>
+          <w:rFonts w:eastAsia="Times New Roman" w:cs="Arial"/>
+          <w:sz w:val="24"/>
+          <w:szCs w:val="32"/>
+        </w:rPr>
+        <w:t>Planteamiento del Problema</w:t>
+      </w:r>
+      <w:r>
+        <w:rPr>
+          <w:rFonts w:eastAsia="Times New Roman" w:cs="Arial"/>
+          <w:sz w:val="24"/>
+          <w:szCs w:val="32"/>
+        </w:rPr>
+        <w:tab/>
+      </w:r>
+      <w:r>
+        <w:rPr>
+          <w:rFonts w:eastAsia="Times New Roman" w:cs="Arial"/>
+          <w:sz w:val="24"/>
+          <w:szCs w:val="32"/>
+        </w:rPr>
+        <w:tab/>
+      </w:r>
+      <w:r>
+        <w:rPr>
+          <w:rFonts w:eastAsia="Times New Roman" w:cs="Arial"/>
+          <w:sz w:val="24"/>
+          <w:szCs w:val="32"/>
+        </w:rPr>
+        <w:tab/>
+      </w:r>
+      <w:r>
+        <w:rPr>
+          <w:rFonts w:eastAsia="Times New Roman" w:cs="Arial"/>
+          <w:sz w:val="24"/>
+          <w:szCs w:val="32"/>
+        </w:rPr>
+        <w:tab/>
+      </w:r>
+      <w:r>
+        <w:rPr>
+          <w:rFonts w:eastAsia="Times New Roman" w:cs="Arial"/>
+          <w:sz w:val="24"/>
+          <w:szCs w:val="32"/>
+        </w:rPr>
+        <w:tab/>
+      </w:r>
+      <w:r>
+        <w:rPr>
+          <w:rFonts w:eastAsia="Times New Roman" w:cs="Arial"/>
+          <w:sz w:val="24"/>
+          <w:szCs w:val="32"/>
+        </w:rPr>
+        <w:tab/>
+      </w:r>
+      <w:r>
+        <w:rPr>
+          <w:rFonts w:eastAsia="Times New Roman" w:cs="Arial"/>
+          <w:sz w:val="24"/>
+          <w:szCs w:val="32"/>
+        </w:rPr>
+        <w:tab/>
+      </w:r>
+    </w:p>
+    <w:p>
+      <w:pPr>
+        <w:pStyle w:val="Prrafodelista"/>
+        <w:numPr>
+          <w:ilvl w:val="1"/>
+          <w:numId w:val="1"/>
+        </w:numPr>
+        <w:rPr>
+          <w:rFonts w:eastAsia="Times New Roman" w:cs="Arial"/>
+          <w:sz w:val="24"/>
+          <w:szCs w:val="32"/>
+        </w:rPr>
+      </w:pPr>
+      <w:r>
+        <w:rPr>
+          <w:rFonts w:eastAsia="Times New Roman" w:cs="Arial"/>
+          <w:sz w:val="24"/>
+          <w:szCs w:val="32"/>
+        </w:rPr>
+        <w:t>Problema</w:t>
+      </w:r>
+    </w:p>
+    <w:p>
+      <w:pPr>
+        <w:pStyle w:val="Prrafodelista"/>
+        <w:ind w:left="1080"/>
+        <w:rPr>
+          <w:rFonts w:eastAsia="Times New Roman" w:cs="Arial"/>
+          <w:sz w:val="24"/>
+          <w:szCs w:val="32"/>
+        </w:rPr>
+      </w:pPr>
+    </w:p>
+    <w:p>
+      <w:pPr>
+        <w:pStyle w:val="Prrafodelista"/>
+        <w:ind w:left="1080"/>
+        <w:rPr>
+          <w:rFonts w:eastAsia="Times New Roman" w:cs="Arial"/>
+          <w:sz w:val="24"/>
+          <w:szCs w:val="32"/>
+        </w:rPr>
+      </w:pPr>
+      <w:r>
+        <w:rPr>
+          <w:rFonts w:eastAsia="Times New Roman" w:cs="Arial"/>
+          <w:sz w:val="24"/>
+          <w:szCs w:val="32"/>
+        </w:rPr>
+        <w:t>En la actualidad, una gran cantidad de alimentos perecederos no se venden a tiempo, generando pérdidas económicas para los negocios y un impacto negativo en el medio ambiente debido al desperdicio de comida. Los consumidores, por otro lado, buscan opciones más accesibles para adquirir alimentos de calidad.</w:t>
+      </w:r>
+    </w:p>
+    <w:p>
+      <w:pPr>
+        <w:pStyle w:val="Prrafodelista"/>
+        <w:ind w:left="1080"/>
+        <w:rPr>
+          <w:rFonts w:eastAsia="Times New Roman" w:cs="Arial"/>
+          <w:sz w:val="24"/>
+          <w:szCs w:val="32"/>
+        </w:rPr>
+      </w:pPr>
+    </w:p>
+    <w:p>
+      <w:pPr>
+        <w:pStyle w:val="Prrafodelista"/>
+        <w:numPr>
+          <w:ilvl w:val="1"/>
+          <w:numId w:val="1"/>
+        </w:numPr>
+        <w:rPr>
+          <w:rFonts w:eastAsia="Times New Roman" w:cs="Arial"/>
+          <w:sz w:val="24"/>
+          <w:szCs w:val="32"/>
+        </w:rPr>
+      </w:pPr>
+      <w:r>
+        <w:rPr>
+          <w:rFonts w:eastAsia="Times New Roman" w:cs="Arial"/>
+          <w:sz w:val="24"/>
+          <w:szCs w:val="32"/>
+        </w:rPr>
+        <w:t>Justificación</w:t>
+      </w:r>
+    </w:p>
+    <w:p>
+      <w:pPr>
+        <w:pStyle w:val="Prrafodelista"/>
+        <w:rPr>
+          <w:rFonts w:eastAsia="Times New Roman" w:cs="Arial"/>
+          <w:sz w:val="24"/>
+          <w:szCs w:val="32"/>
+        </w:rPr>
+      </w:pPr>
+    </w:p>
+    <w:p>
+      <w:pPr>
+        <w:pStyle w:val="Prrafodelista"/>
+        <w:ind w:left="1080" w:firstLine="15"/>
+        <w:rPr>
+          <w:rFonts w:eastAsia="Times New Roman" w:cs="Arial"/>
+          <w:sz w:val="24"/>
+          <w:szCs w:val="32"/>
+        </w:rPr>
+      </w:pPr>
+      <w:r>
+        <w:rPr>
+          <w:rFonts w:eastAsia="Times New Roman" w:cs="Arial"/>
+          <w:sz w:val="24"/>
+          <w:szCs w:val="32"/>
+        </w:rPr>
+        <w:t>Loppify ofrece una solución al permitir a restaurantes y tiendas vender sus excedentes a precios reducidos. Esto no solo minimiza el desperdicio de alimentos, sino que también genera ingresos adicionales para los negocios y permite a los consumidores acceder a productos de calidad a precios accesibles.</w:t>
+      </w:r>
+    </w:p>
+    <w:p>
+      <w:pPr>
+        <w:pStyle w:val="Prrafodelista"/>
+        <w:ind w:left="1080"/>
+        <w:rPr>
+          <w:rFonts w:eastAsia="Times New Roman" w:cs="Arial"/>
+          <w:sz w:val="24"/>
+          <w:szCs w:val="32"/>
+        </w:rPr>
+      </w:pPr>
+    </w:p>
+    <w:p>
+      <w:pPr>
+        <w:pStyle w:val="Prrafodelista"/>
+        <w:numPr>
+          <w:ilvl w:val="1"/>
+          <w:numId w:val="1"/>
+        </w:numPr>
+        <w:rPr>
+          <w:rFonts w:eastAsia="Times New Roman" w:cs="Arial"/>
+          <w:sz w:val="24"/>
+          <w:szCs w:val="32"/>
+        </w:rPr>
+      </w:pPr>
+      <w:r>
+        <w:rPr>
+          <w:rFonts w:eastAsia="Times New Roman" w:cs="Arial"/>
+          <w:sz w:val="24"/>
+          <w:szCs w:val="32"/>
+        </w:rPr>
+        <w:t>Alcance</w:t>
+      </w:r>
+    </w:p>
+    <w:p>
+      <w:pPr>
+        <w:ind w:left="1080"/>
+        <w:rPr>
+          <w:rFonts w:eastAsia="Times New Roman" w:cs="Arial"/>
+          <w:sz w:val="24"/>
+          <w:szCs w:val="32"/>
+        </w:rPr>
+      </w:pPr>
+      <w:r>
+        <w:rPr>
+          <w:rFonts w:eastAsia="Times New Roman" w:cs="Arial"/>
+          <w:sz w:val="24"/>
+          <w:szCs w:val="32"/>
+        </w:rPr>
+        <w:t>El sistema permitirá a los usuarios registrarse y acceder a funcionalidades según su rol (administrador, vendedor o cliente). Los administradores gestionarán cuentas y reportes, los vendedores publicarán sus productos con descuento y los clientes podrán explorar y adquirir estos productos. La aplicación se desarrollará como una página web utilizando ASP.NET Core, Angular y SQL Server, asegurando un rendimiento óptimo y una experiencia de usuario fluida.</w:t>
+      </w:r>
+    </w:p>
+    <w:p>
+      <w:pPr>
+        <w:ind w:left="720"/>
+        <w:rPr>
+          <w:rFonts w:eastAsia="Times New Roman" w:cs="Arial"/>
+          <w:sz w:val="24"/>
+          <w:szCs w:val="32"/>
+        </w:rPr>
+      </w:pPr>
+    </w:p>
+    <w:p>
+      <w:pPr>
+        <w:ind w:left="720"/>
+        <w:rPr>
+          <w:rFonts w:eastAsia="Times New Roman" w:cs="Arial"/>
+          <w:sz w:val="24"/>
+          <w:szCs w:val="32"/>
+        </w:rPr>
+      </w:pPr>
+    </w:p>
+    <w:p>
+      <w:pPr>
+        <w:ind w:left="720"/>
+        <w:rPr>
+          <w:rFonts w:eastAsia="Times New Roman" w:cs="Arial"/>
+          <w:sz w:val="24"/>
+          <w:szCs w:val="32"/>
+        </w:rPr>
+      </w:pPr>
+    </w:p>
+    <w:p>
+      <w:pPr>
+        <w:ind w:left="720"/>
+        <w:rPr>
+          <w:rFonts w:eastAsia="Times New Roman" w:cs="Arial"/>
+          <w:sz w:val="24"/>
+          <w:szCs w:val="32"/>
+        </w:rPr>
+      </w:pPr>
+    </w:p>
+    <w:p>
+      <w:pPr>
+        <w:ind w:left="720"/>
+        <w:rPr>
+          <w:rFonts w:eastAsia="Times New Roman" w:cs="Arial"/>
+          <w:sz w:val="24"/>
+          <w:szCs w:val="32"/>
+        </w:rPr>
+      </w:pPr>
+    </w:p>
+    <w:p>
+      <w:pPr>
+        <w:pStyle w:val="Prrafodelista"/>
+        <w:ind w:left="360"/>
+        <w:rPr>
+          <w:rFonts w:eastAsia="Times New Roman" w:cs="Arial"/>
+          <w:sz w:val="24"/>
+          <w:szCs w:val="32"/>
+        </w:rPr>
+      </w:pPr>
+      <w:r>
+        <w:rPr>
+          <w:rFonts w:eastAsia="Times New Roman" w:cs="Arial"/>
+          <w:sz w:val="24"/>
+          <w:szCs w:val="32"/>
+        </w:rPr>
+        <w:t>Objetivos</w:t>
+      </w:r>
+      <w:r>
+        <w:rPr>
+          <w:rFonts w:eastAsia="Times New Roman" w:cs="Arial"/>
+          <w:sz w:val="24"/>
+          <w:szCs w:val="32"/>
+        </w:rPr>
+        <w:tab/>
+      </w:r>
+    </w:p>
+    <w:p>
+      <w:pPr>
+        <w:pStyle w:val="Prrafodelista"/>
+        <w:ind w:left="360"/>
+        <w:rPr>
+          <w:rFonts w:eastAsia="Times New Roman" w:cs="Arial"/>
+          <w:sz w:val="24"/>
+          <w:szCs w:val="32"/>
+        </w:rPr>
+      </w:pPr>
+    </w:p>
+    <w:p>
+      <w:pPr>
+        <w:pStyle w:val="Prrafodelista"/>
+        <w:numPr>
+          <w:ilvl w:val="0"/>
+          <w:numId w:val="2"/>
+        </w:numPr>
+        <w:rPr>
+          <w:rFonts w:eastAsia="Times New Roman" w:cs="Arial"/>
+          <w:sz w:val="24"/>
+          <w:szCs w:val="32"/>
+        </w:rPr>
+      </w:pPr>
+      <w:r>
+        <w:rPr>
+          <w:rFonts w:eastAsia="Times New Roman" w:cs="Arial"/>
+          <w:sz w:val="24"/>
+          <w:szCs w:val="32"/>
+        </w:rPr>
+        <w:t>Reducir el desperdicio de alimentos al conectar consumidores con productos excedentes.</w:t>
+      </w:r>
+    </w:p>
+    <w:p>
+      <w:pPr>
+        <w:pStyle w:val="Prrafodelista"/>
+        <w:ind w:left="360"/>
+        <w:rPr>
+          <w:rFonts w:eastAsia="Times New Roman" w:cs="Arial"/>
+          <w:sz w:val="24"/>
+          <w:szCs w:val="32"/>
+        </w:rPr>
+      </w:pPr>
+    </w:p>
+    <w:p>
+      <w:pPr>
+        <w:pStyle w:val="Prrafodelista"/>
+        <w:numPr>
+          <w:ilvl w:val="0"/>
+          <w:numId w:val="2"/>
+        </w:numPr>
+        <w:rPr>
+          <w:rFonts w:eastAsia="Times New Roman" w:cs="Arial"/>
+          <w:sz w:val="24"/>
+          <w:szCs w:val="32"/>
+        </w:rPr>
+      </w:pPr>
+      <w:r>
+        <w:rPr>
+          <w:rFonts w:eastAsia="Times New Roman" w:cs="Arial"/>
+          <w:sz w:val="24"/>
+          <w:szCs w:val="32"/>
+        </w:rPr>
+        <w:t>Ofrecer una plataforma accesible y fácil de usar para vendedores y compradores.</w:t>
+      </w:r>
+    </w:p>
+    <w:p>
+      <w:pPr>
+        <w:pStyle w:val="Prrafodelista"/>
+        <w:ind w:left="360"/>
+        <w:rPr>
+          <w:rFonts w:eastAsia="Times New Roman" w:cs="Arial"/>
+          <w:sz w:val="24"/>
+          <w:szCs w:val="32"/>
+        </w:rPr>
+      </w:pPr>
+    </w:p>
+    <w:p>
+      <w:pPr>
+        <w:pStyle w:val="Prrafodelista"/>
+        <w:numPr>
+          <w:ilvl w:val="0"/>
+          <w:numId w:val="2"/>
+        </w:numPr>
+        <w:rPr>
+          <w:rFonts w:eastAsia="Times New Roman" w:cs="Arial"/>
+          <w:sz w:val="24"/>
+          <w:szCs w:val="32"/>
+        </w:rPr>
+      </w:pPr>
+      <w:r>
+        <w:rPr>
+          <w:rFonts w:eastAsia="Times New Roman" w:cs="Arial"/>
+          <w:sz w:val="24"/>
+          <w:szCs w:val="32"/>
+        </w:rPr>
+        <w:t>Facilitar la compra de alimentos a precios reducidos, mejorando la economía local.</w:t>
+      </w:r>
+    </w:p>
+    <w:p>
+      <w:pPr>
+        <w:pStyle w:val="Prrafodelista"/>
+        <w:ind w:left="360"/>
+        <w:rPr>
+          <w:rFonts w:eastAsia="Times New Roman" w:cs="Arial"/>
+          <w:sz w:val="24"/>
+          <w:szCs w:val="32"/>
+        </w:rPr>
+      </w:pPr>
+      <w:r>
+        <w:rPr>
+          <w:rFonts w:eastAsia="Times New Roman" w:cs="Arial"/>
+          <w:sz w:val="24"/>
+          <w:szCs w:val="32"/>
+        </w:rPr>
+        <w:tab/>
+      </w:r>
+      <w:r>
+        <w:rPr>
+          <w:rFonts w:eastAsia="Times New Roman" w:cs="Arial"/>
+          <w:sz w:val="24"/>
+          <w:szCs w:val="32"/>
+        </w:rPr>
+        <w:tab/>
+      </w:r>
+      <w:r>
+        <w:rPr>
+          <w:rFonts w:eastAsia="Times New Roman" w:cs="Arial"/>
+          <w:sz w:val="24"/>
+          <w:szCs w:val="32"/>
+        </w:rPr>
+        <w:tab/>
+      </w:r>
+      <w:r>
+        <w:rPr>
+          <w:rFonts w:eastAsia="Times New Roman" w:cs="Arial"/>
+          <w:sz w:val="24"/>
+          <w:szCs w:val="32"/>
+        </w:rPr>
+        <w:tab/>
+      </w:r>
+      <w:r>
+        <w:rPr>
+          <w:rFonts w:eastAsia="Times New Roman" w:cs="Arial"/>
+          <w:sz w:val="24"/>
+          <w:szCs w:val="32"/>
+        </w:rPr>
+        <w:tab/>
+      </w:r>
+      <w:r>
+        <w:rPr>
+          <w:rFonts w:eastAsia="Times New Roman" w:cs="Arial"/>
+          <w:sz w:val="24"/>
+          <w:szCs w:val="32"/>
+        </w:rPr>
+        <w:tab/>
+      </w:r>
+      <w:r>
+        <w:rPr>
+          <w:rFonts w:eastAsia="Times New Roman" w:cs="Arial"/>
+          <w:sz w:val="24"/>
+          <w:szCs w:val="32"/>
+        </w:rPr>
+        <w:tab/>
+      </w:r>
+      <w:r>
+        <w:rPr>
+          <w:rFonts w:eastAsia="Times New Roman" w:cs="Arial"/>
+          <w:sz w:val="24"/>
+          <w:szCs w:val="32"/>
+        </w:rPr>
+        <w:tab/>
+      </w:r>
+      <w:r>
+        <w:rPr>
+          <w:rFonts w:eastAsia="Times New Roman" w:cs="Arial"/>
+          <w:sz w:val="24"/>
+          <w:szCs w:val="32"/>
+        </w:rPr>
+        <w:tab/>
+      </w:r>
+    </w:p>
+    <w:p>
+      <w:pPr>
+        <w:pStyle w:val="Prrafodelista"/>
+        <w:ind w:left="360"/>
+        <w:rPr>
+          <w:rFonts w:eastAsia="Times New Roman" w:cs="Arial"/>
+          <w:sz w:val="24"/>
+          <w:szCs w:val="32"/>
+        </w:rPr>
+      </w:pPr>
+      <w:r>
+        <w:rPr>
+          <w:rFonts w:eastAsia="Times New Roman" w:cs="Arial"/>
+          <w:sz w:val="24"/>
+          <w:szCs w:val="32"/>
+        </w:rPr>
+        <w:t>Marco Teórico</w:t>
+      </w:r>
+      <w:r>
+        <w:rPr>
+          <w:rFonts w:eastAsia="Times New Roman" w:cs="Arial"/>
+          <w:sz w:val="24"/>
+          <w:szCs w:val="32"/>
+        </w:rPr>
+        <w:tab/>
+      </w:r>
+    </w:p>
+    <w:p>
+      <w:pPr>
+        <w:pStyle w:val="Prrafodelista"/>
+        <w:ind w:left="360"/>
+        <w:rPr>
+          <w:rFonts w:eastAsia="Times New Roman" w:cs="Arial"/>
+          <w:sz w:val="24"/>
+          <w:szCs w:val="32"/>
+        </w:rPr>
+      </w:pPr>
+    </w:p>
+    <w:p>
+      <w:pPr>
+        <w:pStyle w:val="Prrafodelista"/>
+        <w:ind w:left="360"/>
+        <w:rPr>
+          <w:rFonts w:eastAsia="Times New Roman" w:cs="Arial"/>
+          <w:sz w:val="24"/>
+          <w:szCs w:val="32"/>
+        </w:rPr>
+      </w:pPr>
+      <w:r>
+        <w:rPr>
+          <w:rFonts w:eastAsia="Times New Roman" w:cs="Arial"/>
+          <w:sz w:val="24"/>
+          <w:szCs w:val="32"/>
+        </w:rPr>
+        <w:t>Incluye conceptos clave como el desperdicio de alimentos, el impacto ambiental y económico, y cómo plataformas similares han abordado este problema. Se comparará Loppify con aplicaciones como Cirkula y Too Good To Go para analizar sus diferencias y ventajas competitivas.</w:t>
+      </w:r>
+    </w:p>
+    <w:p>
+      <w:pPr>
+        <w:pStyle w:val="Prrafodelista"/>
+        <w:ind w:left="360"/>
+        <w:rPr>
+          <w:rFonts w:eastAsia="Times New Roman" w:cs="Arial"/>
+          <w:sz w:val="24"/>
+          <w:szCs w:val="32"/>
+        </w:rPr>
+      </w:pPr>
+    </w:p>
+    <w:p>
+      <w:pPr>
+        <w:pStyle w:val="Prrafodelista"/>
+        <w:ind w:left="360"/>
+        <w:rPr>
+          <w:rFonts w:eastAsia="Times New Roman" w:cs="Arial"/>
+          <w:sz w:val="24"/>
+          <w:szCs w:val="32"/>
+        </w:rPr>
+      </w:pPr>
+      <w:r>
+        <w:rPr>
+          <w:rFonts w:eastAsia="Times New Roman" w:cs="Arial"/>
+          <w:sz w:val="24"/>
+          <w:szCs w:val="32"/>
+        </w:rPr>
+        <w:t>Desarrollo de la Solución</w:t>
+      </w:r>
+      <w:r>
+        <w:rPr>
+          <w:rFonts w:eastAsia="Times New Roman" w:cs="Arial"/>
+          <w:sz w:val="24"/>
+          <w:szCs w:val="32"/>
+        </w:rPr>
+        <w:tab/>
+      </w:r>
+      <w:r>
+        <w:rPr>
+          <w:rFonts w:eastAsia="Times New Roman" w:cs="Arial"/>
+          <w:sz w:val="24"/>
+          <w:szCs w:val="32"/>
+        </w:rPr>
+        <w:tab/>
+      </w:r>
+      <w:r>
+        <w:rPr>
+          <w:rFonts w:eastAsia="Times New Roman" w:cs="Arial"/>
+          <w:sz w:val="24"/>
+          <w:szCs w:val="32"/>
+        </w:rPr>
+        <w:tab/>
+      </w:r>
+      <w:r>
+        <w:rPr>
+          <w:rFonts w:eastAsia="Times New Roman" w:cs="Arial"/>
+          <w:sz w:val="24"/>
+          <w:szCs w:val="32"/>
+        </w:rPr>
+        <w:tab/>
+      </w:r>
+      <w:r>
+        <w:rPr>
+          <w:rFonts w:eastAsia="Times New Roman" w:cs="Arial"/>
+          <w:sz w:val="24"/>
+          <w:szCs w:val="32"/>
+        </w:rPr>
+        <w:tab/>
+      </w:r>
+      <w:r>
+        <w:rPr>
+          <w:rFonts w:eastAsia="Times New Roman" w:cs="Arial"/>
+          <w:sz w:val="24"/>
+          <w:szCs w:val="32"/>
+        </w:rPr>
+        <w:tab/>
+      </w:r>
+      <w:r>
+        <w:rPr>
+          <w:rFonts w:eastAsia="Times New Roman" w:cs="Arial"/>
+          <w:sz w:val="24"/>
+          <w:szCs w:val="32"/>
+        </w:rPr>
+        <w:tab/>
+      </w:r>
+    </w:p>
+    <w:p>
+      <w:pPr>
+        <w:pStyle w:val="Prrafodelista"/>
+        <w:ind w:left="1080"/>
+        <w:rPr>
+          <w:rFonts w:eastAsia="Times New Roman" w:cs="Arial"/>
+          <w:sz w:val="24"/>
+          <w:szCs w:val="32"/>
+        </w:rPr>
+      </w:pPr>
+      <w:r>
+        <w:rPr>
+          <w:rFonts w:eastAsia="Times New Roman" w:cs="Arial"/>
+          <w:sz w:val="24"/>
+          <w:szCs w:val="32"/>
+        </w:rPr>
+        <w:t>Análisis de Factibilidad (técnico, económica, operativa, social, legal, ambiental)</w:t>
+      </w:r>
+    </w:p>
+    <w:p>
+      <w:pPr>
+        <w:pStyle w:val="Prrafodelista"/>
+        <w:ind w:left="1080"/>
+        <w:rPr>
+          <w:rFonts w:eastAsia="Times New Roman" w:cs="Arial"/>
+          <w:sz w:val="24"/>
+          <w:szCs w:val="32"/>
+        </w:rPr>
+      </w:pPr>
+    </w:p>
+    <w:p>
+      <w:pPr>
+        <w:pStyle w:val="Prrafodelista"/>
+        <w:ind w:left="1080"/>
+        <w:rPr>
+          <w:rFonts w:eastAsia="Times New Roman" w:cs="Arial"/>
+          <w:sz w:val="24"/>
+          <w:szCs w:val="32"/>
+        </w:rPr>
+      </w:pPr>
+      <w:r>
+        <w:rPr>
+          <w:rFonts w:eastAsia="Times New Roman" w:cs="Arial"/>
+          <w:sz w:val="24"/>
+          <w:szCs w:val="32"/>
+        </w:rPr>
+        <w:t xml:space="preserve">Técnico </w:t>
+      </w:r>
+    </w:p>
+    <w:p>
+      <w:pPr>
+        <w:pStyle w:val="Prrafodelista"/>
+        <w:ind w:left="1080"/>
+        <w:rPr>
+          <w:rFonts w:eastAsia="Times New Roman" w:cs="Arial"/>
+          <w:sz w:val="24"/>
+          <w:szCs w:val="32"/>
+        </w:rPr>
+      </w:pPr>
+    </w:p>
+    <w:p>
+      <w:pPr>
+        <w:pStyle w:val="Prrafodelista"/>
+        <w:ind w:left="1080"/>
+        <w:rPr>
+          <w:rFonts w:eastAsia="Times New Roman" w:cs="Arial"/>
+          <w:sz w:val="24"/>
+          <w:szCs w:val="32"/>
+        </w:rPr>
+      </w:pPr>
+      <w:r>
+        <w:rPr>
+          <w:rFonts w:eastAsia="Times New Roman" w:cs="Arial"/>
+          <w:sz w:val="24"/>
+          <w:szCs w:val="32"/>
+        </w:rPr>
+        <w:t>La plataforma será desarrollada utilizando tecnologías modernas, con un backend en ASP.NET Core y un frontend en Angular. La infraestructura en la nube ofrecerá la escalabilidad necesaria para soportar el crecimiento del sistema. Se emplearán PostgreSQL para la gestión de datos y Stripe para el procesamiento de pagos.</w:t>
+      </w:r>
+    </w:p>
+    <w:p>
+      <w:pPr>
+        <w:pStyle w:val="Prrafodelista"/>
+        <w:ind w:left="1080"/>
+        <w:rPr>
+          <w:rFonts w:eastAsia="Times New Roman" w:cs="Arial"/>
+          <w:sz w:val="24"/>
+          <w:szCs w:val="32"/>
+        </w:rPr>
+      </w:pPr>
+    </w:p>
+    <w:p>
+      <w:pPr>
+        <w:pStyle w:val="Prrafodelista"/>
+        <w:ind w:left="1080"/>
+        <w:rPr>
+          <w:rFonts w:eastAsia="Times New Roman" w:cs="Arial"/>
+          <w:sz w:val="24"/>
+          <w:szCs w:val="32"/>
+        </w:rPr>
+      </w:pPr>
+      <w:r>
+        <w:rPr>
+          <w:rFonts w:eastAsia="Times New Roman" w:cs="Arial"/>
+          <w:sz w:val="24"/>
+          <w:szCs w:val="32"/>
+        </w:rPr>
+        <w:t xml:space="preserve">Económico </w:t>
+      </w:r>
+    </w:p>
+    <w:p>
+      <w:pPr>
+        <w:pStyle w:val="Prrafodelista"/>
+        <w:ind w:left="1080"/>
+        <w:rPr>
+          <w:rFonts w:eastAsia="Times New Roman" w:cs="Arial"/>
+          <w:sz w:val="24"/>
+          <w:szCs w:val="32"/>
+        </w:rPr>
+      </w:pPr>
+    </w:p>
+    <w:p>
+      <w:pPr>
+        <w:pStyle w:val="Prrafodelista"/>
+        <w:ind w:left="1080"/>
+        <w:rPr>
+          <w:rFonts w:eastAsia="Times New Roman" w:cs="Arial"/>
+          <w:sz w:val="24"/>
+          <w:szCs w:val="32"/>
+        </w:rPr>
+      </w:pPr>
+      <w:r>
+        <w:rPr>
+          <w:rFonts w:eastAsia="Times New Roman" w:cs="Arial"/>
+          <w:sz w:val="24"/>
+          <w:szCs w:val="32"/>
+        </w:rPr>
+        <w:t>Costos Generales:</w:t>
+      </w:r>
+    </w:p>
+    <w:p>
+      <w:pPr>
+        <w:pStyle w:val="Prrafodelista"/>
+        <w:ind w:left="1080"/>
+        <w:rPr>
+          <w:rFonts w:eastAsia="Times New Roman" w:cs="Arial"/>
+          <w:sz w:val="24"/>
+          <w:szCs w:val="32"/>
+        </w:rPr>
+      </w:pPr>
+    </w:p>
+    <w:p>
+      <w:pPr>
+        <w:pStyle w:val="Prrafodelista"/>
+        <w:ind w:left="1080"/>
+        <w:rPr>
+          <w:rFonts w:eastAsia="Times New Roman" w:cs="Arial"/>
+          <w:sz w:val="24"/>
+          <w:szCs w:val="32"/>
+        </w:rPr>
+      </w:pPr>
+    </w:p>
+    <w:p>
+      <w:pPr>
+        <w:pStyle w:val="Prrafodelista"/>
+        <w:ind w:left="1080"/>
+        <w:rPr>
+          <w:rFonts w:eastAsia="Times New Roman" w:cs="Arial"/>
+          <w:sz w:val="24"/>
+          <w:szCs w:val="32"/>
+        </w:rPr>
+      </w:pPr>
+    </w:p>
+    <w:p>
+      <w:pPr>
+        <w:pStyle w:val="Prrafodelista"/>
+        <w:ind w:left="1080"/>
+        <w:rPr>
+          <w:rFonts w:eastAsia="Times New Roman" w:cs="Arial"/>
+          <w:sz w:val="24"/>
+          <w:szCs w:val="32"/>
+        </w:rPr>
+      </w:pPr>
+    </w:p>
+    <w:p>
+      <w:pPr>
+        <w:pStyle w:val="Prrafodelista"/>
+        <w:ind w:left="1080"/>
+        <w:rPr>
+          <w:rFonts w:eastAsia="Times New Roman" w:cs="Arial"/>
+          <w:sz w:val="24"/>
+          <w:szCs w:val="32"/>
+        </w:rPr>
+      </w:pPr>
+    </w:p>
+    <w:p>
+      <w:pPr>
+        <w:pStyle w:val="Prrafodelista"/>
+        <w:ind w:left="1080"/>
+        <w:rPr>
+          <w:rFonts w:eastAsia="Times New Roman" w:cs="Arial"/>
+          <w:sz w:val="24"/>
+          <w:szCs w:val="32"/>
+        </w:rPr>
+      </w:pPr>
+    </w:p>
+    <w:p>
+      <w:pPr>
+        <w:pStyle w:val="Prrafodelista"/>
+        <w:ind w:left="1080"/>
+        <w:rPr>
+          <w:rFonts w:eastAsia="Times New Roman" w:cs="Arial"/>
+          <w:sz w:val="24"/>
+          <w:szCs w:val="32"/>
+        </w:rPr>
+      </w:pPr>
+      <w:r>
+        <w:lastRenderedPageBreak/>
+        <w:drawing>
+          <wp:anchor distT="0" distB="0" distL="114300" distR="114300" simplePos="0" relativeHeight="251658240" behindDoc="0" locked="0" layoutInCell="1" allowOverlap="1" wp14:anchorId="105EDFDA" wp14:editId="7A68DD0C">
+            <wp:simplePos x="0" y="0"/>
+            <wp:positionH relativeFrom="margin">
+              <wp:posOffset>0</wp:posOffset>
+            </wp:positionH>
+            <wp:positionV relativeFrom="paragraph">
+              <wp:posOffset>0</wp:posOffset>
+            </wp:positionV>
+            <wp:extent cx="5400040" cy="2295525"/>
+            <wp:effectExtent l="0" t="0" r="0" b="0"/>
+            <wp:wrapSquare wrapText="bothSides"/>
+            <wp:docPr id="825264417" name="Imagen 1"/>
+            <wp:cNvGraphicFramePr>
+              <a:graphicFrameLocks xmlns:a="http://schemas.openxmlformats.org/drawingml/2006/main" noChangeAspect="1"/>
+            </wp:cNvGraphicFramePr>
+            <a:graphic xmlns:a="http://schemas.openxmlformats.org/drawingml/2006/main">
+              <a:graphicData uri="http://schemas.openxmlformats.org/drawingml/2006/picture">
+                <pic:pic xmlns:pic="http://schemas.openxmlformats.org/drawingml/2006/picture">
+                  <pic:nvPicPr>
+                    <pic:cNvPr id="0" name="Picture 1"/>
+                    <pic:cNvPicPr>
+                      <a:picLocks noChangeAspect="1" noChangeArrowheads="1"/>
+                    </pic:cNvPicPr>
+                  </pic:nvPicPr>
+                  <pic:blipFill>
+                    <a:blip r:embed="rId8">
+                      <a:extLst>
+                        <a:ext uri="{28A0092B-C50C-407E-A947-70E740481C1C}">
+                          <a14:useLocalDpi xmlns:a14="http://schemas.microsoft.com/office/drawing/2010/main" val="0"/>
+                        </a:ext>
+                      </a:extLst>
+                    </a:blip>
+                    <a:srcRect/>
+                    <a:stretch>
+                      <a:fillRect/>
+                    </a:stretch>
+                  </pic:blipFill>
+                  <pic:spPr bwMode="auto">
+                    <a:xfrm>
+                      <a:off x="0" y="0"/>
+                      <a:ext cx="5400040" cy="2295525"/>
+                    </a:xfrm>
+                    <a:prstGeom prst="rect">
+                      <a:avLst/>
+                    </a:prstGeom>
+                    <a:noFill/>
+                    <a:ln>
+                      <a:noFill/>
+                    </a:ln>
+                  </pic:spPr>
+                </pic:pic>
+              </a:graphicData>
+            </a:graphic>
+            <wp14:sizeRelH relativeFrom="page">
+              <wp14:pctWidth>0</wp14:pctWidth>
+            </wp14:sizeRelH>
+            <wp14:sizeRelV relativeFrom="page">
+              <wp14:pctHeight>0</wp14:pctHeight>
+            </wp14:sizeRelV>
+          </wp:anchor>
+        </w:drawing>
+      </w:r>
+    </w:p>
+    <w:p>
+      <w:pPr>
+        <w:pStyle w:val="Prrafodelista"/>
+        <w:ind w:left="1080"/>
+        <w:rPr>
+          <w:rFonts w:eastAsia="Times New Roman" w:cs="Arial"/>
+          <w:sz w:val="24"/>
+          <w:szCs w:val="32"/>
+        </w:rPr>
+      </w:pPr>
+      <w:r>
+        <w:rPr>
+          <w:rFonts w:eastAsia="Times New Roman" w:cs="Arial"/>
+          <w:sz w:val="24"/>
+          <w:szCs w:val="32"/>
+        </w:rPr>
+        <w:t>Costos Operativos durante del desarrollo:</w:t>
+      </w:r>
+    </w:p>
+    <w:p>
+      <w:pPr>
+        <w:pStyle w:val="Prrafodelista"/>
+        <w:ind w:left="1080"/>
+        <w:rPr>
+          <w:rFonts w:eastAsia="Times New Roman" w:cs="Arial"/>
+          <w:sz w:val="24"/>
+          <w:szCs w:val="32"/>
+        </w:rPr>
+      </w:pPr>
+      <w:r>
+        <w:drawing>
+          <wp:anchor distT="0" distB="0" distL="114300" distR="114300" simplePos="0" relativeHeight="251659264" behindDoc="0" locked="0" layoutInCell="1" allowOverlap="1" wp14:anchorId="15DA3417" wp14:editId="6C0E0CE6">
+            <wp:simplePos x="0" y="0"/>
+            <wp:positionH relativeFrom="margin">
+              <wp:align>right</wp:align>
+            </wp:positionH>
+            <wp:positionV relativeFrom="paragraph">
+              <wp:posOffset>375285</wp:posOffset>
+            </wp:positionV>
+            <wp:extent cx="5400040" cy="1600200"/>
+            <wp:effectExtent l="0" t="0" r="0" b="0"/>
+            <wp:wrapSquare wrapText="bothSides"/>
+            <wp:docPr id="525823037" name="Imagen 2"/>
+            <wp:cNvGraphicFramePr>
+              <a:graphicFrameLocks xmlns:a="http://schemas.openxmlformats.org/drawingml/2006/main" noChangeAspect="1"/>
+            </wp:cNvGraphicFramePr>
+            <a:graphic xmlns:a="http://schemas.openxmlformats.org/drawingml/2006/main">
+              <a:graphicData uri="http://schemas.openxmlformats.org/drawingml/2006/picture">
+                <pic:pic xmlns:pic="http://schemas.openxmlformats.org/drawingml/2006/picture">
+                  <pic:nvPicPr>
+                    <pic:cNvPr id="0" name="Picture 2"/>
+                    <pic:cNvPicPr>
+                      <a:picLocks noChangeAspect="1" noChangeArrowheads="1"/>
+                    </pic:cNvPicPr>
+                  </pic:nvPicPr>
+                  <pic:blipFill>
+                    <a:blip r:embed="rId9">
+                      <a:extLst>
+                        <a:ext uri="{28A0092B-C50C-407E-A947-70E740481C1C}">
+                          <a14:useLocalDpi xmlns:a14="http://schemas.microsoft.com/office/drawing/2010/main" val="0"/>
+                        </a:ext>
+                      </a:extLst>
+                    </a:blip>
+                    <a:srcRect/>
+                    <a:stretch>
+                      <a:fillRect/>
+                    </a:stretch>
+                  </pic:blipFill>
+                  <pic:spPr bwMode="auto">
+                    <a:xfrm>
+                      <a:off x="0" y="0"/>
+                      <a:ext cx="5400040" cy="1600200"/>
+                    </a:xfrm>
+                    <a:prstGeom prst="rect">
+                      <a:avLst/>
+                    </a:prstGeom>
+                    <a:noFill/>
+                    <a:ln>
+                      <a:noFill/>
+                    </a:ln>
+                  </pic:spPr>
+                </pic:pic>
+              </a:graphicData>
+            </a:graphic>
+            <wp14:sizeRelH relativeFrom="page">
+              <wp14:pctWidth>0</wp14:pctWidth>
+            </wp14:sizeRelH>
+            <wp14:sizeRelV relativeFrom="page">
+              <wp14:pctHeight>0</wp14:pctHeight>
+            </wp14:sizeRelV>
+          </wp:anchor>
+        </w:drawing>
+      </w:r>
+    </w:p>
+    <w:p>
+      <w:pPr>
+        <w:pStyle w:val="Prrafodelista"/>
+        <w:ind w:left="1080"/>
+        <w:rPr>
+          <w:rFonts w:eastAsia="Times New Roman" w:cs="Arial"/>
+          <w:sz w:val="24"/>
+          <w:szCs w:val="32"/>
+        </w:rPr>
+      </w:pPr>
+    </w:p>
+    <w:p>
+      <w:pPr>
+        <w:pStyle w:val="Prrafodelista"/>
+        <w:ind w:left="1080"/>
+        <w:rPr>
+          <w:rFonts w:eastAsia="Times New Roman" w:cs="Arial"/>
+          <w:sz w:val="24"/>
+          <w:szCs w:val="32"/>
+        </w:rPr>
+      </w:pPr>
+      <w:r>
+        <w:rPr>
+          <w:rFonts w:eastAsia="Times New Roman" w:cs="Arial"/>
+          <w:sz w:val="24"/>
+          <w:szCs w:val="32"/>
+        </w:rPr>
+        <w:t xml:space="preserve">Costos Terraform: </w:t>
+      </w:r>
+    </w:p>
+    <w:p>
+      <w:pPr>
+        <w:pStyle w:val="Prrafodelista"/>
+        <w:ind w:left="1080"/>
+        <w:rPr>
+          <w:rFonts w:eastAsia="Times New Roman" w:cs="Arial"/>
+          <w:sz w:val="24"/>
+          <w:szCs w:val="32"/>
+        </w:rPr>
+      </w:pPr>
+    </w:p>
+    <w:p>
+      <w:pPr>
+        <w:pStyle w:val="Prrafodelista"/>
+        <w:ind w:left="1080"/>
+      </w:pPr>
+    </w:p>
+    <w:p>
+      <w:pPr>
+        <w:pStyle w:val="Prrafodelista"/>
+        <w:ind w:left="1080"/>
+      </w:pPr>
+      <w:r>
+        <w:drawing>
+          <wp:inline distT="0" distB="0" distL="0" distR="0" wp14:anchorId="02EC289A" wp14:editId="5DA1D16A">
+            <wp:extent cx="4571365" cy="3393583"/>
+            <wp:effectExtent l="0" t="0" r="635" b="0"/>
+            <wp:docPr id="1819174365" name="Imagen 1"/>
+            <wp:cNvGraphicFramePr>
+              <a:graphicFrameLocks xmlns:a="http://schemas.openxmlformats.org/drawingml/2006/main" noChangeAspect="1"/>
+            </wp:cNvGraphicFramePr>
+            <a:graphic xmlns:a="http://schemas.openxmlformats.org/drawingml/2006/main">
+              <a:graphicData uri="http://schemas.openxmlformats.org/drawingml/2006/picture">
+                <pic:pic xmlns:pic="http://schemas.openxmlformats.org/drawingml/2006/picture">
+                  <pic:nvPicPr>
+                    <pic:cNvPr id="1819174365" name=""/>
+                    <pic:cNvPicPr/>
+                  </pic:nvPicPr>
+                  <pic:blipFill>
+                    <a:blip r:embed="rId10"/>
+                    <a:stretch>
+                      <a:fillRect/>
+                    </a:stretch>
+                  </pic:blipFill>
+                  <pic:spPr>
+                    <a:xfrm>
+                      <a:off x="0" y="0"/>
+                      <a:ext cx="4572635" cy="3394526"/>
+                    </a:xfrm>
+                    <a:prstGeom prst="rect">
+                      <a:avLst/>
+                    </a:prstGeom>
+                  </pic:spPr>
+                </pic:pic>
+              </a:graphicData>
+            </a:graphic>
+          </wp:inline>
+        </w:drawing>
+      </w:r>
+    </w:p>
+    <w:p>
+      <w:pPr>
+        <w:pStyle w:val="Prrafodelista"/>
+        <w:ind w:left="1080"/>
+        <w:rPr>
+          <w:rFonts w:eastAsia="Times New Roman" w:cs="Arial"/>
+          <w:sz w:val="24"/>
+          <w:szCs w:val="32"/>
+        </w:rPr>
+      </w:pPr>
+    </w:p>
+    <w:p>
+      <w:pPr>
+        <w:pStyle w:val="Prrafodelista"/>
+        <w:ind w:left="1080"/>
+        <w:rPr>
+          <w:rFonts w:eastAsia="Times New Roman" w:cs="Arial"/>
+          <w:sz w:val="24"/>
+          <w:szCs w:val="32"/>
+        </w:rPr>
+      </w:pPr>
+    </w:p>
+    <w:p>
+      <w:pPr>
+        <w:pStyle w:val="Prrafodelista"/>
+        <w:ind w:left="1080"/>
+        <w:rPr>
+          <w:rFonts w:eastAsia="Times New Roman" w:cs="Arial"/>
+          <w:sz w:val="24"/>
+          <w:szCs w:val="32"/>
+        </w:rPr>
+      </w:pPr>
+      <w:r>
+        <w:rPr>
+          <w:rFonts w:eastAsia="Times New Roman" w:cs="Arial"/>
+          <w:sz w:val="24"/>
+          <w:szCs w:val="32"/>
+        </w:rPr>
+        <w:t xml:space="preserve">Costos de Ambiente </w:t>
+      </w:r>
+    </w:p>
+    <w:p>
+      <w:pPr>
+        <w:pStyle w:val="Prrafodelista"/>
+        <w:ind w:left="1080"/>
+        <w:rPr>
+          <w:rFonts w:eastAsia="Times New Roman" w:cs="Arial"/>
+          <w:sz w:val="24"/>
+          <w:szCs w:val="32"/>
+        </w:rPr>
+      </w:pPr>
+    </w:p>
+    <w:tbl>
+      <w:tblPr>
+        <w:tblStyle w:val="Tablaconcuadrcula"/>
+        <w:tblW w:w="0" w:type="auto"/>
+        <w:tblInd w:w="273" w:type="dxa"/>
+        <w:tblLook w:val="04A0" w:firstRow="1" w:lastRow="0" w:firstColumn="1" w:lastColumn="0" w:noHBand="0" w:noVBand="1"/>
+      </w:tblPr>
+      <w:tblGrid>
+        <w:gridCol w:w="4121"/>
+        <w:gridCol w:w="4100"/>
+      </w:tblGrid>
+      <w:tr>
+        <w:tc>
+          <w:tcPr>
+            <w:tcW w:w="4121" w:type="dxa"/>
+          </w:tcPr>
+          <w:p>
+            <w:pPr>
+              <w:jc w:val="both"/>
+              <w:rPr>
+                <w:color w:val="000000"/>
+                <w:sz w:val="24"/>
+                <w:szCs w:val="24"/>
+              </w:rPr>
+            </w:pPr>
+            <w:r>
+              <w:rPr>
+                <w:color w:val="000000"/>
+                <w:sz w:val="24"/>
+                <w:szCs w:val="24"/>
+              </w:rPr>
+              <w:t xml:space="preserve">Descripción </w:t>
+            </w:r>
+          </w:p>
+        </w:tc>
+        <w:tc>
+          <w:tcPr>
+            <w:tcW w:w="4100" w:type="dxa"/>
+          </w:tcPr>
+          <w:p>
+            <w:pPr>
+              <w:jc w:val="both"/>
+              <w:rPr>
+                <w:color w:val="000000"/>
+                <w:sz w:val="24"/>
+                <w:szCs w:val="24"/>
+              </w:rPr>
+            </w:pPr>
+            <w:r>
+              <w:rPr>
+                <w:color w:val="000000"/>
+                <w:sz w:val="24"/>
+                <w:szCs w:val="24"/>
+              </w:rPr>
+              <w:t>Costo Estimado (S/.)</w:t>
+            </w:r>
+          </w:p>
+        </w:tc>
+      </w:tr>
+      <w:tr>
+        <w:tc>
+          <w:tcPr>
+            <w:tcW w:w="4121" w:type="dxa"/>
+          </w:tcPr>
+          <w:p>
+            <w:pPr>
+              <w:jc w:val="both"/>
+              <w:rPr>
+                <w:color w:val="000000"/>
+                <w:sz w:val="24"/>
+                <w:szCs w:val="24"/>
+              </w:rPr>
+            </w:pPr>
+            <w:r>
+              <w:rPr>
+                <w:color w:val="000000"/>
+                <w:sz w:val="24"/>
+                <w:szCs w:val="24"/>
+              </w:rPr>
+              <w:t>Dominio y hosting para la plataforma web</w:t>
+            </w:r>
+          </w:p>
+        </w:tc>
+        <w:tc>
+          <w:tcPr>
+            <w:tcW w:w="4100" w:type="dxa"/>
+          </w:tcPr>
+          <w:p>
+            <w:pPr>
+              <w:jc w:val="both"/>
+              <w:rPr>
+                <w:color w:val="000000"/>
+                <w:sz w:val="24"/>
+                <w:szCs w:val="24"/>
+              </w:rPr>
+            </w:pPr>
+            <w:r>
+              <w:rPr>
+                <w:color w:val="000000"/>
+                <w:sz w:val="24"/>
+                <w:szCs w:val="24"/>
+              </w:rPr>
+              <w:t>250</w:t>
+            </w:r>
+          </w:p>
+        </w:tc>
+      </w:tr>
+    </w:tbl>
+    <w:p>
+      <w:pPr>
+        <w:pStyle w:val="Prrafodelista"/>
+        <w:ind w:left="1080"/>
+        <w:rPr>
+          <w:rFonts w:eastAsia="Times New Roman" w:cs="Arial"/>
+          <w:sz w:val="24"/>
+          <w:szCs w:val="32"/>
+        </w:rPr>
+      </w:pPr>
+    </w:p>
+    <w:p>
+      <w:pPr>
+        <w:pStyle w:val="Prrafodelista"/>
+        <w:ind w:left="1080"/>
+        <w:rPr>
+          <w:rFonts w:eastAsia="Times New Roman" w:cs="Arial"/>
+          <w:sz w:val="24"/>
+          <w:szCs w:val="32"/>
+        </w:rPr>
+      </w:pPr>
+    </w:p>
+    <w:p>
+      <w:pPr>
+        <w:pStyle w:val="Prrafodelista"/>
+        <w:ind w:left="1080"/>
+        <w:rPr>
+          <w:rFonts w:eastAsia="Times New Roman" w:cs="Arial"/>
+          <w:sz w:val="24"/>
+          <w:szCs w:val="32"/>
+        </w:rPr>
+      </w:pPr>
+      <w:r>
+        <w:rPr>
+          <w:rFonts w:eastAsia="Times New Roman" w:cs="Arial"/>
+          <w:sz w:val="24"/>
+          <w:szCs w:val="32"/>
+        </w:rPr>
+        <w:t xml:space="preserve">Costos de Personal </w:t>
+      </w:r>
+    </w:p>
+    <w:p>
+      <w:pPr>
+        <w:pStyle w:val="Prrafodelista"/>
+        <w:ind w:left="1080"/>
+        <w:rPr>
+          <w:rFonts w:eastAsia="Times New Roman" w:cs="Arial"/>
+          <w:sz w:val="24"/>
+          <w:szCs w:val="32"/>
+        </w:rPr>
+      </w:pPr>
+    </w:p>
+    <w:tbl>
+      <w:tblPr>
+        <w:tblW w:w="8144" w:type="dxa"/>
+        <w:tblInd w:w="360" w:type="dxa"/>
+        <w:tblBorders>
+          <w:top w:val="single" w:sz="8" w:space="0" w:color="000000"/>
+          <w:left w:val="single" w:sz="8" w:space="0" w:color="000000"/>
+          <w:bottom w:val="single" w:sz="8" w:space="0" w:color="000000"/>
+          <w:right w:val="single" w:sz="8" w:space="0" w:color="000000"/>
+          <w:insideH w:val="single" w:sz="8" w:space="0" w:color="000000"/>
+          <w:insideV w:val="single" w:sz="8" w:space="0" w:color="000000"/>
+        </w:tblBorders>
+        <w:tblLayout w:type="fixed"/>
+        <w:tblLook w:val="0600" w:firstRow="0" w:lastRow="0" w:firstColumn="0" w:lastColumn="0" w:noHBand="1" w:noVBand="1"/>
+      </w:tblPr>
+      <w:tblGrid>
+        <w:gridCol w:w="2036"/>
+        <w:gridCol w:w="2036"/>
+        <w:gridCol w:w="2036"/>
+        <w:gridCol w:w="2036"/>
+      </w:tblGrid>
+      <w:tr>
+        <w:tc>
+          <w:tcPr>
+            <w:tcW w:w="2036" w:type="dxa"/>
+            <w:shd w:val="clear" w:color="auto" w:fill="auto"/>
+            <w:tcMar>
+              <w:top w:w="100" w:type="dxa"/>
+              <w:left w:w="100" w:type="dxa"/>
+              <w:bottom w:w="100" w:type="dxa"/>
+              <w:right w:w="100" w:type="dxa"/>
+            </w:tcMar>
+          </w:tcPr>
+          <w:p>
+            <w:pPr>
+              <w:widowControl w:val="0"/>
+              <w:pBdr>
+                <w:top w:val="nil"/>
+                <w:left w:val="nil"/>
+                <w:bottom w:val="nil"/>
+                <w:right w:val="nil"/>
+                <w:between w:val="nil"/>
+              </w:pBdr>
+              <w:spacing w:after="0" w:line="240" w:lineRule="auto"/>
+              <w:rPr>
+                <w:sz w:val="24"/>
+                <w:szCs w:val="24"/>
+              </w:rPr>
+            </w:pPr>
+            <w:r>
+              <w:rPr>
+                <w:sz w:val="24"/>
+                <w:szCs w:val="24"/>
+              </w:rPr>
+              <w:t>Rol</w:t>
+            </w:r>
+          </w:p>
+        </w:tc>
+        <w:tc>
+          <w:tcPr>
+            <w:tcW w:w="2036" w:type="dxa"/>
+            <w:shd w:val="clear" w:color="auto" w:fill="auto"/>
+            <w:tcMar>
+              <w:top w:w="100" w:type="dxa"/>
+              <w:left w:w="100" w:type="dxa"/>
+              <w:bottom w:w="100" w:type="dxa"/>
+              <w:right w:w="100" w:type="dxa"/>
+            </w:tcMar>
+          </w:tcPr>
+          <w:p>
+            <w:pPr>
+              <w:widowControl w:val="0"/>
+              <w:pBdr>
+                <w:top w:val="nil"/>
+                <w:left w:val="nil"/>
+                <w:bottom w:val="nil"/>
+                <w:right w:val="nil"/>
+                <w:between w:val="nil"/>
+              </w:pBdr>
+              <w:spacing w:after="0" w:line="240" w:lineRule="auto"/>
+              <w:rPr>
+                <w:sz w:val="24"/>
+                <w:szCs w:val="24"/>
+              </w:rPr>
+            </w:pPr>
+            <w:r>
+              <w:rPr>
+                <w:sz w:val="24"/>
+                <w:szCs w:val="24"/>
+              </w:rPr>
+              <w:t>Salario Mensual Estimado</w:t>
+            </w:r>
+          </w:p>
+        </w:tc>
+        <w:tc>
+          <w:tcPr>
+            <w:tcW w:w="2036" w:type="dxa"/>
+            <w:shd w:val="clear" w:color="auto" w:fill="auto"/>
+            <w:tcMar>
+              <w:top w:w="100" w:type="dxa"/>
+              <w:left w:w="100" w:type="dxa"/>
+              <w:bottom w:w="100" w:type="dxa"/>
+              <w:right w:w="100" w:type="dxa"/>
+            </w:tcMar>
+          </w:tcPr>
+          <w:p>
+            <w:pPr>
+              <w:widowControl w:val="0"/>
+              <w:pBdr>
+                <w:top w:val="nil"/>
+                <w:left w:val="nil"/>
+                <w:bottom w:val="nil"/>
+                <w:right w:val="nil"/>
+                <w:between w:val="nil"/>
+              </w:pBdr>
+              <w:spacing w:after="0" w:line="240" w:lineRule="auto"/>
+              <w:rPr>
+                <w:sz w:val="24"/>
+                <w:szCs w:val="24"/>
+              </w:rPr>
+            </w:pPr>
+            <w:r>
+              <w:rPr>
+                <w:sz w:val="24"/>
+                <w:szCs w:val="24"/>
+              </w:rPr>
+              <w:t>Horas de trabajo</w:t>
+            </w:r>
+          </w:p>
+        </w:tc>
+        <w:tc>
+          <w:tcPr>
+            <w:tcW w:w="2036" w:type="dxa"/>
+            <w:shd w:val="clear" w:color="auto" w:fill="auto"/>
+            <w:tcMar>
+              <w:top w:w="100" w:type="dxa"/>
+              <w:left w:w="100" w:type="dxa"/>
+              <w:bottom w:w="100" w:type="dxa"/>
+              <w:right w:w="100" w:type="dxa"/>
+            </w:tcMar>
+          </w:tcPr>
+          <w:p>
+            <w:pPr>
+              <w:widowControl w:val="0"/>
+              <w:pBdr>
+                <w:top w:val="nil"/>
+                <w:left w:val="nil"/>
+                <w:bottom w:val="nil"/>
+                <w:right w:val="nil"/>
+                <w:between w:val="nil"/>
+              </w:pBdr>
+              <w:spacing w:after="0" w:line="240" w:lineRule="auto"/>
+              <w:rPr>
+                <w:sz w:val="24"/>
+                <w:szCs w:val="24"/>
+              </w:rPr>
+            </w:pPr>
+            <w:r>
+              <w:rPr>
+                <w:sz w:val="24"/>
+                <w:szCs w:val="24"/>
+              </w:rPr>
+              <w:t>Responsabilidades</w:t>
+            </w:r>
+          </w:p>
+        </w:tc>
+      </w:tr>
+      <w:tr>
+        <w:tc>
+          <w:tcPr>
+            <w:tcW w:w="2036" w:type="dxa"/>
+            <w:shd w:val="clear" w:color="auto" w:fill="auto"/>
+            <w:tcMar>
+              <w:top w:w="100" w:type="dxa"/>
+              <w:left w:w="100" w:type="dxa"/>
+              <w:bottom w:w="100" w:type="dxa"/>
+              <w:right w:w="100" w:type="dxa"/>
+            </w:tcMar>
+          </w:tcPr>
+          <w:p>
+            <w:pPr>
+              <w:widowControl w:val="0"/>
+              <w:pBdr>
+                <w:top w:val="nil"/>
+                <w:left w:val="nil"/>
+                <w:bottom w:val="nil"/>
+                <w:right w:val="nil"/>
+                <w:between w:val="nil"/>
+              </w:pBdr>
+              <w:spacing w:after="0" w:line="240" w:lineRule="auto"/>
+              <w:rPr>
+                <w:sz w:val="24"/>
+                <w:szCs w:val="24"/>
+              </w:rPr>
+            </w:pPr>
+            <w:r>
+              <w:rPr>
+                <w:sz w:val="24"/>
+                <w:szCs w:val="24"/>
+              </w:rPr>
+              <w:t>Desarrollador Backend</w:t>
+            </w:r>
+          </w:p>
+        </w:tc>
+        <w:tc>
+          <w:tcPr>
+            <w:tcW w:w="2036" w:type="dxa"/>
+            <w:shd w:val="clear" w:color="auto" w:fill="auto"/>
+            <w:tcMar>
+              <w:top w:w="100" w:type="dxa"/>
+              <w:left w:w="100" w:type="dxa"/>
+              <w:bottom w:w="100" w:type="dxa"/>
+              <w:right w:w="100" w:type="dxa"/>
+            </w:tcMar>
+          </w:tcPr>
+          <w:p>
+            <w:pPr>
+              <w:widowControl w:val="0"/>
+              <w:pBdr>
+                <w:top w:val="nil"/>
+                <w:left w:val="nil"/>
+                <w:bottom w:val="nil"/>
+                <w:right w:val="nil"/>
+                <w:between w:val="nil"/>
+              </w:pBdr>
+              <w:spacing w:after="0" w:line="240" w:lineRule="auto"/>
+              <w:rPr>
+                <w:sz w:val="24"/>
+                <w:szCs w:val="24"/>
+              </w:rPr>
+            </w:pPr>
+            <w:r>
+              <w:rPr>
+                <w:sz w:val="24"/>
+                <w:szCs w:val="24"/>
+              </w:rPr>
+              <w:t>S/. 2,500</w:t>
+            </w:r>
+          </w:p>
+        </w:tc>
+        <w:tc>
+          <w:tcPr>
+            <w:tcW w:w="2036" w:type="dxa"/>
+            <w:shd w:val="clear" w:color="auto" w:fill="auto"/>
+            <w:tcMar>
+              <w:top w:w="100" w:type="dxa"/>
+              <w:left w:w="100" w:type="dxa"/>
+              <w:bottom w:w="100" w:type="dxa"/>
+              <w:right w:w="100" w:type="dxa"/>
+            </w:tcMar>
+          </w:tcPr>
+          <w:p>
+            <w:pPr>
+              <w:widowControl w:val="0"/>
+              <w:pBdr>
+                <w:top w:val="nil"/>
+                <w:left w:val="nil"/>
+                <w:bottom w:val="nil"/>
+                <w:right w:val="nil"/>
+                <w:between w:val="nil"/>
+              </w:pBdr>
+              <w:spacing w:after="0" w:line="240" w:lineRule="auto"/>
+              <w:rPr>
+                <w:sz w:val="24"/>
+                <w:szCs w:val="24"/>
+              </w:rPr>
+            </w:pPr>
+            <w:r>
+              <w:rPr>
+                <w:sz w:val="24"/>
+                <w:szCs w:val="24"/>
+              </w:rPr>
+              <w:t>160 horas</w:t>
+            </w:r>
+          </w:p>
+        </w:tc>
+        <w:tc>
+          <w:tcPr>
+            <w:tcW w:w="2036" w:type="dxa"/>
+            <w:shd w:val="clear" w:color="auto" w:fill="auto"/>
+            <w:tcMar>
+              <w:top w:w="100" w:type="dxa"/>
+              <w:left w:w="100" w:type="dxa"/>
+              <w:bottom w:w="100" w:type="dxa"/>
+              <w:right w:w="100" w:type="dxa"/>
+            </w:tcMar>
+          </w:tcPr>
+          <w:p>
+            <w:pPr>
+              <w:widowControl w:val="0"/>
+              <w:pBdr>
+                <w:top w:val="nil"/>
+                <w:left w:val="nil"/>
+                <w:bottom w:val="nil"/>
+                <w:right w:val="nil"/>
+                <w:between w:val="nil"/>
+              </w:pBdr>
+              <w:spacing w:after="0" w:line="240" w:lineRule="auto"/>
+              <w:rPr>
+                <w:sz w:val="24"/>
+                <w:szCs w:val="24"/>
+              </w:rPr>
+            </w:pPr>
+            <w:r>
+              <w:rPr>
+                <w:sz w:val="24"/>
+                <w:szCs w:val="24"/>
+              </w:rPr>
+              <w:t>Desarrollo de la lógica de negocio y backend.</w:t>
+            </w:r>
+          </w:p>
+        </w:tc>
+      </w:tr>
+      <w:tr>
+        <w:tc>
+          <w:tcPr>
+            <w:tcW w:w="2036" w:type="dxa"/>
+            <w:shd w:val="clear" w:color="auto" w:fill="auto"/>
+            <w:tcMar>
+              <w:top w:w="100" w:type="dxa"/>
+              <w:left w:w="100" w:type="dxa"/>
+              <w:bottom w:w="100" w:type="dxa"/>
+              <w:right w:w="100" w:type="dxa"/>
+            </w:tcMar>
+          </w:tcPr>
+          <w:p>
+            <w:pPr>
+              <w:widowControl w:val="0"/>
+              <w:pBdr>
+                <w:top w:val="nil"/>
+                <w:left w:val="nil"/>
+                <w:bottom w:val="nil"/>
+                <w:right w:val="nil"/>
+                <w:between w:val="nil"/>
+              </w:pBdr>
+              <w:spacing w:after="0" w:line="240" w:lineRule="auto"/>
+              <w:rPr>
+                <w:sz w:val="24"/>
+                <w:szCs w:val="24"/>
+              </w:rPr>
+            </w:pPr>
+            <w:r>
+              <w:rPr>
+                <w:sz w:val="24"/>
+                <w:szCs w:val="24"/>
+              </w:rPr>
+              <w:t>Desarrollador Frontend</w:t>
+            </w:r>
+          </w:p>
+        </w:tc>
+        <w:tc>
+          <w:tcPr>
+            <w:tcW w:w="2036" w:type="dxa"/>
+            <w:shd w:val="clear" w:color="auto" w:fill="auto"/>
+            <w:tcMar>
+              <w:top w:w="100" w:type="dxa"/>
+              <w:left w:w="100" w:type="dxa"/>
+              <w:bottom w:w="100" w:type="dxa"/>
+              <w:right w:w="100" w:type="dxa"/>
+            </w:tcMar>
+          </w:tcPr>
+          <w:p>
+            <w:pPr>
+              <w:widowControl w:val="0"/>
+              <w:pBdr>
+                <w:top w:val="nil"/>
+                <w:left w:val="nil"/>
+                <w:bottom w:val="nil"/>
+                <w:right w:val="nil"/>
+                <w:between w:val="nil"/>
+              </w:pBdr>
+              <w:spacing w:after="0" w:line="240" w:lineRule="auto"/>
+              <w:rPr>
+                <w:sz w:val="24"/>
+                <w:szCs w:val="24"/>
+              </w:rPr>
+            </w:pPr>
+            <w:r>
+              <w:rPr>
+                <w:sz w:val="24"/>
+                <w:szCs w:val="24"/>
+              </w:rPr>
+              <w:t>S/. 2,500</w:t>
+            </w:r>
+          </w:p>
+        </w:tc>
+        <w:tc>
+          <w:tcPr>
+            <w:tcW w:w="2036" w:type="dxa"/>
+            <w:shd w:val="clear" w:color="auto" w:fill="auto"/>
+            <w:tcMar>
+              <w:top w:w="100" w:type="dxa"/>
+              <w:left w:w="100" w:type="dxa"/>
+              <w:bottom w:w="100" w:type="dxa"/>
+              <w:right w:w="100" w:type="dxa"/>
+            </w:tcMar>
+          </w:tcPr>
+          <w:p>
+            <w:pPr>
+              <w:widowControl w:val="0"/>
+              <w:pBdr>
+                <w:top w:val="nil"/>
+                <w:left w:val="nil"/>
+                <w:bottom w:val="nil"/>
+                <w:right w:val="nil"/>
+                <w:between w:val="nil"/>
+              </w:pBdr>
+              <w:spacing w:after="0" w:line="240" w:lineRule="auto"/>
+              <w:rPr>
+                <w:sz w:val="24"/>
+                <w:szCs w:val="24"/>
+              </w:rPr>
+            </w:pPr>
+            <w:r>
+              <w:rPr>
+                <w:sz w:val="24"/>
+                <w:szCs w:val="24"/>
+              </w:rPr>
+              <w:t>160 horas</w:t>
+            </w:r>
+          </w:p>
+        </w:tc>
+        <w:tc>
+          <w:tcPr>
+            <w:tcW w:w="2036" w:type="dxa"/>
+            <w:shd w:val="clear" w:color="auto" w:fill="auto"/>
+            <w:tcMar>
+              <w:top w:w="100" w:type="dxa"/>
+              <w:left w:w="100" w:type="dxa"/>
+              <w:bottom w:w="100" w:type="dxa"/>
+              <w:right w:w="100" w:type="dxa"/>
+            </w:tcMar>
+          </w:tcPr>
+          <w:p>
+            <w:pPr>
+              <w:widowControl w:val="0"/>
+              <w:pBdr>
+                <w:top w:val="nil"/>
+                <w:left w:val="nil"/>
+                <w:bottom w:val="nil"/>
+                <w:right w:val="nil"/>
+                <w:between w:val="nil"/>
+              </w:pBdr>
+              <w:spacing w:after="0" w:line="240" w:lineRule="auto"/>
+              <w:rPr>
+                <w:sz w:val="24"/>
+                <w:szCs w:val="24"/>
+              </w:rPr>
+            </w:pPr>
+            <w:r>
+              <w:rPr>
+                <w:sz w:val="24"/>
+                <w:szCs w:val="24"/>
+              </w:rPr>
+              <w:t>Desarrollo de la interfaz de usuario (frontend).</w:t>
+            </w:r>
+          </w:p>
+        </w:tc>
+      </w:tr>
+    </w:tbl>
+    <w:p>
+      <w:pPr>
+        <w:pStyle w:val="Prrafodelista"/>
+        <w:ind w:left="1080"/>
+        <w:rPr>
+          <w:rFonts w:eastAsia="Times New Roman" w:cs="Arial"/>
+          <w:sz w:val="24"/>
+          <w:szCs w:val="32"/>
+        </w:rPr>
+      </w:pPr>
+    </w:p>
+    <w:p>
+      <w:pPr>
+        <w:pStyle w:val="Prrafodelista"/>
+        <w:ind w:left="1080"/>
+        <w:rPr>
+          <w:rFonts w:eastAsia="Times New Roman" w:cs="Arial"/>
+          <w:sz w:val="24"/>
+          <w:szCs w:val="32"/>
+        </w:rPr>
+      </w:pPr>
+    </w:p>
+    <w:p>
+      <w:pPr>
+        <w:pStyle w:val="Prrafodelista"/>
+        <w:ind w:left="1080"/>
+        <w:rPr>
+          <w:color w:val="000000"/>
+          <w:sz w:val="24"/>
+          <w:szCs w:val="24"/>
+        </w:rPr>
+      </w:pPr>
+      <w:r>
+        <w:rPr>
+          <w:color w:val="000000"/>
+          <w:sz w:val="24"/>
+          <w:szCs w:val="24"/>
+        </w:rPr>
+        <w:t>Costos totales del desarrollo del sistema</w:t>
+      </w:r>
+    </w:p>
+    <w:p>
+      <w:pPr>
+        <w:pStyle w:val="Prrafodelista"/>
+        <w:ind w:left="1080"/>
+        <w:rPr>
+          <w:color w:val="000000"/>
+          <w:sz w:val="24"/>
+          <w:szCs w:val="24"/>
+        </w:rPr>
+      </w:pPr>
+      <w:r>
+        <w:drawing>
+          <wp:anchor distT="0" distB="0" distL="114300" distR="114300" simplePos="0" relativeHeight="251660288" behindDoc="0" locked="0" layoutInCell="1" allowOverlap="1" wp14:anchorId="11DEE21A" wp14:editId="6B21D6C5">
+            <wp:simplePos x="0" y="0"/>
+            <wp:positionH relativeFrom="margin">
+              <wp:align>right</wp:align>
+            </wp:positionH>
+            <wp:positionV relativeFrom="paragraph">
+              <wp:posOffset>392430</wp:posOffset>
+            </wp:positionV>
+            <wp:extent cx="5400040" cy="2295525"/>
+            <wp:effectExtent l="0" t="0" r="0" b="0"/>
+            <wp:wrapSquare wrapText="bothSides"/>
+            <wp:docPr id="633718736" name="Imagen 4"/>
+            <wp:cNvGraphicFramePr>
+              <a:graphicFrameLocks xmlns:a="http://schemas.openxmlformats.org/drawingml/2006/main" noChangeAspect="1"/>
+            </wp:cNvGraphicFramePr>
+            <a:graphic xmlns:a="http://schemas.openxmlformats.org/drawingml/2006/main">
+              <a:graphicData uri="http://schemas.openxmlformats.org/drawingml/2006/picture">
+                <pic:pic xmlns:pic="http://schemas.openxmlformats.org/drawingml/2006/picture">
+                  <pic:nvPicPr>
+                    <pic:cNvPr id="0" name="Picture 4"/>
+                    <pic:cNvPicPr>
+                      <a:picLocks noChangeAspect="1" noChangeArrowheads="1"/>
+                    </pic:cNvPicPr>
+                  </pic:nvPicPr>
+                  <pic:blipFill>
+                    <a:blip r:embed="rId11">
+                      <a:extLst>
+                        <a:ext uri="{28A0092B-C50C-407E-A947-70E740481C1C}">
+                          <a14:useLocalDpi xmlns:a14="http://schemas.microsoft.com/office/drawing/2010/main" val="0"/>
+                        </a:ext>
+                      </a:extLst>
+                    </a:blip>
+                    <a:srcRect/>
+                    <a:stretch>
+                      <a:fillRect/>
+                    </a:stretch>
+                  </pic:blipFill>
+                  <pic:spPr bwMode="auto">
+                    <a:xfrm>
+                      <a:off x="0" y="0"/>
+                      <a:ext cx="5400040" cy="2295525"/>
+                    </a:xfrm>
+                    <a:prstGeom prst="rect">
+                      <a:avLst/>
+                    </a:prstGeom>
+                    <a:noFill/>
+                    <a:ln>
+                      <a:noFill/>
+                    </a:ln>
+                  </pic:spPr>
+                </pic:pic>
+              </a:graphicData>
+            </a:graphic>
+            <wp14:sizeRelH relativeFrom="page">
+              <wp14:pctWidth>0</wp14:pctWidth>
+            </wp14:sizeRelH>
+            <wp14:sizeRelV relativeFrom="page">
+              <wp14:pctHeight>0</wp14:pctHeight>
+            </wp14:sizeRelV>
+          </wp:anchor>
+        </w:drawing>
+      </w:r>
+    </w:p>
+    <w:p>
+      <w:pPr>
+        <w:pStyle w:val="Prrafodelista"/>
+        <w:ind w:left="1080"/>
+        <w:rPr>
+          <w:color w:val="000000"/>
+          <w:sz w:val="24"/>
+          <w:szCs w:val="24"/>
+        </w:rPr>
+      </w:pPr>
+    </w:p>
+    <w:p>
+      <w:pPr>
+        <w:pStyle w:val="Prrafodelista"/>
+        <w:ind w:left="1080"/>
+        <w:rPr>
+          <w:color w:val="000000"/>
+          <w:sz w:val="24"/>
+          <w:szCs w:val="24"/>
+        </w:rPr>
+      </w:pPr>
+    </w:p>
+    <w:p>
+      <w:pPr>
+        <w:pStyle w:val="Prrafodelista"/>
+        <w:ind w:left="1080"/>
+        <w:rPr>
+          <w:rFonts w:eastAsia="Times New Roman" w:cs="Arial"/>
+          <w:sz w:val="24"/>
+          <w:szCs w:val="32"/>
+        </w:rPr>
+      </w:pPr>
+    </w:p>
+    <w:p>
+      <w:pPr>
+        <w:pStyle w:val="Prrafodelista"/>
+        <w:ind w:left="1080"/>
+        <w:rPr>
+          <w:rFonts w:eastAsia="Times New Roman" w:cs="Arial"/>
+          <w:sz w:val="24"/>
+          <w:szCs w:val="32"/>
+        </w:rPr>
+      </w:pPr>
+    </w:p>
+    <w:p>
+      <w:pPr>
+        <w:pStyle w:val="Prrafodelista"/>
+        <w:ind w:left="1080"/>
+        <w:rPr>
+          <w:rFonts w:eastAsia="Times New Roman" w:cs="Arial"/>
+          <w:sz w:val="24"/>
+          <w:szCs w:val="32"/>
+        </w:rPr>
+      </w:pPr>
+    </w:p>
+    <w:p>
+      <w:pPr>
+        <w:pStyle w:val="Prrafodelista"/>
+        <w:ind w:left="1080"/>
+        <w:rPr>
+          <w:rFonts w:eastAsia="Times New Roman" w:cs="Arial"/>
+          <w:sz w:val="24"/>
+          <w:szCs w:val="32"/>
+        </w:rPr>
+      </w:pPr>
+    </w:p>
+    <w:p>
+      <w:pPr>
+        <w:pStyle w:val="Prrafodelista"/>
+        <w:ind w:left="1080"/>
+        <w:rPr>
+          <w:rFonts w:eastAsia="Times New Roman" w:cs="Arial"/>
+          <w:sz w:val="24"/>
+          <w:szCs w:val="32"/>
+        </w:rPr>
+      </w:pPr>
+    </w:p>
+    <w:p>
+      <w:pPr>
+        <w:pStyle w:val="Prrafodelista"/>
+        <w:ind w:left="1080"/>
+        <w:rPr>
+          <w:rFonts w:eastAsia="Times New Roman" w:cs="Arial"/>
+          <w:sz w:val="24"/>
+          <w:szCs w:val="32"/>
+        </w:rPr>
+      </w:pPr>
+    </w:p>
+    <w:p>
+      <w:pPr>
+        <w:pStyle w:val="Prrafodelista"/>
+        <w:ind w:left="1080"/>
+        <w:rPr>
+          <w:rFonts w:eastAsia="Times New Roman" w:cs="Arial"/>
+          <w:sz w:val="24"/>
+          <w:szCs w:val="32"/>
+        </w:rPr>
+      </w:pPr>
+    </w:p>
+    <w:p>
+      <w:pPr>
+        <w:pStyle w:val="Prrafodelista"/>
+        <w:ind w:left="1080"/>
+        <w:rPr>
+          <w:rFonts w:eastAsia="Times New Roman" w:cs="Arial"/>
+          <w:sz w:val="24"/>
+          <w:szCs w:val="32"/>
+        </w:rPr>
+      </w:pPr>
+      <w:r>
+        <w:rPr>
+          <w:rFonts w:eastAsia="Times New Roman" w:cs="Arial"/>
+          <w:sz w:val="24"/>
+          <w:szCs w:val="32"/>
+        </w:rPr>
+        <w:t xml:space="preserve">Operativo </w:t>
+      </w:r>
+    </w:p>
+    <w:p>
+      <w:pPr>
+        <w:pStyle w:val="Prrafodelista"/>
+        <w:ind w:left="1080"/>
+        <w:rPr>
+          <w:rFonts w:eastAsia="Times New Roman" w:cs="Arial"/>
+          <w:sz w:val="24"/>
+          <w:szCs w:val="32"/>
+        </w:rPr>
+      </w:pPr>
+    </w:p>
+    <w:p>
+      <w:pPr>
+        <w:pStyle w:val="Prrafodelista"/>
+        <w:ind w:left="1080"/>
+        <w:rPr>
+          <w:rFonts w:eastAsia="Times New Roman" w:cs="Arial"/>
+          <w:sz w:val="24"/>
+          <w:szCs w:val="32"/>
+        </w:rPr>
+      </w:pPr>
+      <w:r>
+        <w:rPr>
+          <w:rFonts w:eastAsia="Times New Roman" w:cs="Arial"/>
+          <w:sz w:val="24"/>
+          <w:szCs w:val="32"/>
+        </w:rPr>
+        <w:t>El proyecto será gestionado por un equipo dedicado de desarrollo. Una vez que la plataforma esté operativa, se necesitará personal para mantenerla, incluyendo soporte al cliente y moderadores para los negocios.</w:t>
+      </w:r>
+    </w:p>
+    <w:p>
+      <w:pPr>
+        <w:pStyle w:val="Prrafodelista"/>
+        <w:ind w:left="1080"/>
+        <w:rPr>
+          <w:rFonts w:eastAsia="Times New Roman" w:cs="Arial"/>
+          <w:sz w:val="24"/>
+          <w:szCs w:val="32"/>
+        </w:rPr>
+      </w:pPr>
+    </w:p>
+    <w:p>
+      <w:pPr>
+        <w:pStyle w:val="Prrafodelista"/>
+        <w:ind w:left="1080"/>
+        <w:rPr>
+          <w:rFonts w:eastAsia="Times New Roman" w:cs="Arial"/>
+          <w:sz w:val="24"/>
+          <w:szCs w:val="32"/>
+        </w:rPr>
+      </w:pPr>
+      <w:r>
+        <w:rPr>
+          <w:rFonts w:eastAsia="Times New Roman" w:cs="Arial"/>
+          <w:sz w:val="24"/>
+          <w:szCs w:val="32"/>
+        </w:rPr>
+        <w:t>Social</w:t>
+      </w:r>
+    </w:p>
+    <w:p>
+      <w:pPr>
+        <w:pStyle w:val="Prrafodelista"/>
+        <w:ind w:left="1080"/>
+        <w:rPr>
+          <w:rFonts w:eastAsia="Times New Roman" w:cs="Arial"/>
+          <w:sz w:val="24"/>
+          <w:szCs w:val="32"/>
+        </w:rPr>
+      </w:pPr>
+    </w:p>
+    <w:p>
+      <w:pPr>
+        <w:pStyle w:val="Prrafodelista"/>
+        <w:ind w:left="1080"/>
+        <w:rPr>
+          <w:rFonts w:eastAsia="Times New Roman" w:cs="Arial"/>
+          <w:sz w:val="24"/>
+          <w:szCs w:val="32"/>
+        </w:rPr>
+      </w:pPr>
+      <w:r>
+        <w:rPr>
+          <w:rFonts w:eastAsia="Times New Roman" w:cs="Arial"/>
+          <w:sz w:val="24"/>
+          <w:szCs w:val="32"/>
+        </w:rPr>
+        <w:t>El proyecto tiene un impacto positivo en la comunidad al reducir el desperdicio de alimentos y ayudar a los consumidores a acceder a productos a precios más bajos.</w:t>
+      </w:r>
+    </w:p>
+    <w:p>
+      <w:pPr>
+        <w:pStyle w:val="Prrafodelista"/>
+        <w:ind w:left="1080"/>
+        <w:rPr>
+          <w:rFonts w:eastAsia="Times New Roman" w:cs="Arial"/>
+          <w:sz w:val="24"/>
+          <w:szCs w:val="32"/>
+        </w:rPr>
+      </w:pPr>
+    </w:p>
+    <w:p>
+      <w:pPr>
+        <w:pStyle w:val="Prrafodelista"/>
+        <w:ind w:left="1080"/>
+        <w:rPr>
+          <w:rFonts w:eastAsia="Times New Roman" w:cs="Arial"/>
+          <w:sz w:val="24"/>
+          <w:szCs w:val="32"/>
+        </w:rPr>
+      </w:pPr>
+      <w:r>
+        <w:rPr>
+          <w:rFonts w:eastAsia="Times New Roman" w:cs="Arial"/>
+          <w:sz w:val="24"/>
+          <w:szCs w:val="32"/>
+        </w:rPr>
+        <w:t>Ambiental</w:t>
+      </w:r>
+    </w:p>
+    <w:p>
+      <w:pPr>
+        <w:pStyle w:val="Prrafodelista"/>
+        <w:ind w:left="1080"/>
+        <w:rPr>
+          <w:rFonts w:eastAsia="Times New Roman" w:cs="Arial"/>
+          <w:sz w:val="24"/>
+          <w:szCs w:val="32"/>
+        </w:rPr>
+      </w:pPr>
+    </w:p>
+    <w:p>
+      <w:pPr>
+        <w:pStyle w:val="Prrafodelista"/>
+        <w:ind w:left="1080"/>
+        <w:rPr>
+          <w:rFonts w:eastAsia="Times New Roman" w:cs="Arial"/>
+          <w:sz w:val="24"/>
+          <w:szCs w:val="32"/>
+        </w:rPr>
+      </w:pPr>
+      <w:r>
+        <w:rPr>
+          <w:rFonts w:eastAsia="Times New Roman" w:cs="Arial"/>
+          <w:sz w:val="24"/>
+          <w:szCs w:val="32"/>
+        </w:rPr>
+        <w:t>El proyecto promueve la sostenibilidad al reducir el desperdicio de alimentos, lo que tiene un impacto positivo en el medio ambiente.</w:t>
+      </w:r>
+    </w:p>
+    <w:p>
+      <w:pPr>
+        <w:pStyle w:val="Prrafodelista"/>
+        <w:ind w:left="1080"/>
+        <w:rPr>
+          <w:rFonts w:eastAsia="Times New Roman" w:cs="Arial"/>
+          <w:sz w:val="24"/>
+          <w:szCs w:val="32"/>
+        </w:rPr>
+      </w:pPr>
+    </w:p>
+    <w:p>
+      <w:pPr>
+        <w:pStyle w:val="Prrafodelista"/>
+        <w:ind w:left="1080"/>
+        <w:rPr>
+          <w:rFonts w:eastAsia="Times New Roman" w:cs="Arial"/>
+          <w:sz w:val="24"/>
+          <w:szCs w:val="32"/>
+        </w:rPr>
+      </w:pPr>
+      <w:r>
+        <w:rPr>
+          <w:rFonts w:eastAsia="Times New Roman" w:cs="Arial"/>
+          <w:sz w:val="24"/>
+          <w:szCs w:val="32"/>
+        </w:rPr>
+        <w:t>Tecnología de Desarrollo</w:t>
+      </w:r>
+    </w:p>
+    <w:p>
+      <w:pPr>
+        <w:pStyle w:val="Prrafodelista"/>
+        <w:ind w:left="1080"/>
+        <w:rPr>
+          <w:rFonts w:eastAsia="Times New Roman" w:cs="Arial"/>
+          <w:sz w:val="24"/>
+          <w:szCs w:val="32"/>
+        </w:rPr>
+      </w:pPr>
+    </w:p>
+    <w:p>
+      <w:pPr>
+        <w:pStyle w:val="Prrafodelista"/>
+        <w:ind w:left="1080"/>
+        <w:rPr>
+          <w:rFonts w:eastAsia="Times New Roman" w:cs="Arial"/>
+          <w:sz w:val="24"/>
+          <w:szCs w:val="32"/>
+        </w:rPr>
+      </w:pPr>
+      <w:r>
+        <w:rPr>
+          <w:rFonts w:eastAsia="Times New Roman" w:cs="Arial"/>
+          <w:noProof/>
+          <w:sz w:val="24"/>
+          <w:szCs w:val="32"/>
+        </w:rPr>
+        <w:drawing>
+          <wp:inline distT="0" distB="0" distL="0" distR="0" wp14:anchorId="21583526" wp14:editId="7FC63B22">
+            <wp:extent cx="5084445" cy="2487295"/>
+            <wp:effectExtent l="0" t="0" r="1905" b="8255"/>
+            <wp:docPr id="338040170" name="Imagen 8"/>
+            <wp:cNvGraphicFramePr>
+              <a:graphicFrameLocks xmlns:a="http://schemas.openxmlformats.org/drawingml/2006/main" noChangeAspect="1"/>
+            </wp:cNvGraphicFramePr>
+            <a:graphic xmlns:a="http://schemas.openxmlformats.org/drawingml/2006/main">
+              <a:graphicData uri="http://schemas.openxmlformats.org/drawingml/2006/picture">
+                <pic:pic xmlns:pic="http://schemas.openxmlformats.org/drawingml/2006/picture">
+                  <pic:nvPicPr>
+                    <pic:cNvPr id="0" name="Picture 2"/>
+                    <pic:cNvPicPr>
+                      <a:picLocks noChangeAspect="1" noChangeArrowheads="1"/>
+                    </pic:cNvPicPr>
+                  </pic:nvPicPr>
+                  <pic:blipFill>
+                    <a:blip r:embed="rId12">
+                      <a:extLst>
+                        <a:ext uri="{28A0092B-C50C-407E-A947-70E740481C1C}">
+                          <a14:useLocalDpi xmlns:a14="http://schemas.microsoft.com/office/drawing/2010/main" val="0"/>
+                        </a:ext>
+                      </a:extLst>
+                    </a:blip>
+                    <a:srcRect/>
+                    <a:stretch>
+                      <a:fillRect/>
+                    </a:stretch>
+                  </pic:blipFill>
+                  <pic:spPr bwMode="auto">
+                    <a:xfrm>
+                      <a:off x="0" y="0"/>
+                      <a:ext cx="5084445" cy="2487295"/>
+                    </a:xfrm>
+                    <a:prstGeom prst="rect">
+                      <a:avLst/>
+                    </a:prstGeom>
+                    <a:noFill/>
+                  </pic:spPr>
+                </pic:pic>
+              </a:graphicData>
+            </a:graphic>
+          </wp:inline>
+        </w:drawing>
+      </w:r>
+    </w:p>
+    <w:p>
+      <w:pPr>
+        <w:pStyle w:val="Prrafodelista"/>
+        <w:ind w:left="1080"/>
+        <w:rPr>
+          <w:rFonts w:eastAsia="Times New Roman" w:cs="Arial"/>
+          <w:sz w:val="24"/>
+          <w:szCs w:val="32"/>
+        </w:rPr>
+      </w:pPr>
+    </w:p>
+    <w:p>
+      <w:pPr>
+        <w:pStyle w:val="Prrafodelista"/>
+        <w:ind w:left="1080"/>
+        <w:jc w:val="center"/>
+        <w:rPr>
+          <w:rFonts w:eastAsia="Times New Roman" w:cs="Arial"/>
+          <w:sz w:val="24"/>
+          <w:szCs w:val="32"/>
+        </w:rPr>
+      </w:pPr>
+      <w:r>
+        <w:rPr>
+          <w:rFonts w:eastAsia="Times New Roman" w:cs="Arial"/>
+          <w:sz w:val="24"/>
+          <w:szCs w:val="32"/>
+        </w:rPr>
+        <w:t>Recursos Terraform</w:t>
+      </w:r>
+    </w:p>
+    <w:p>
+      <w:pPr>
+        <w:pStyle w:val="Prrafodelista"/>
+        <w:ind w:left="1080"/>
+        <w:rPr>
+          <w:rFonts w:eastAsia="Times New Roman" w:cs="Arial"/>
+          <w:sz w:val="24"/>
+          <w:szCs w:val="32"/>
+        </w:rPr>
+      </w:pPr>
+    </w:p>
+    <w:p>
+      <w:pPr>
+        <w:pStyle w:val="Prrafodelista"/>
+        <w:ind w:left="1080"/>
+        <w:rPr>
+          <w:rFonts w:eastAsia="Times New Roman" w:cs="Arial"/>
+          <w:sz w:val="24"/>
+          <w:szCs w:val="32"/>
+        </w:rPr>
+      </w:pPr>
+      <w:r>
+        <w:lastRenderedPageBreak/>
+        <w:drawing>
+          <wp:inline distT="0" distB="0" distL="0" distR="0" wp14:anchorId="46C19118" wp14:editId="37933DBF">
+            <wp:extent cx="4571365" cy="3393583"/>
+            <wp:effectExtent l="0" t="0" r="635" b="0"/>
+            <wp:docPr id="523120826" name="Imagen 1"/>
+            <wp:cNvGraphicFramePr>
+              <a:graphicFrameLocks xmlns:a="http://schemas.openxmlformats.org/drawingml/2006/main" noChangeAspect="1"/>
+            </wp:cNvGraphicFramePr>
+            <a:graphic xmlns:a="http://schemas.openxmlformats.org/drawingml/2006/main">
+              <a:graphicData uri="http://schemas.openxmlformats.org/drawingml/2006/picture">
+                <pic:pic xmlns:pic="http://schemas.openxmlformats.org/drawingml/2006/picture">
+                  <pic:nvPicPr>
+                    <pic:cNvPr id="1819174365" name=""/>
+                    <pic:cNvPicPr/>
+                  </pic:nvPicPr>
+                  <pic:blipFill>
+                    <a:blip r:embed="rId10"/>
+                    <a:stretch>
+                      <a:fillRect/>
+                    </a:stretch>
+                  </pic:blipFill>
+                  <pic:spPr>
+                    <a:xfrm>
+                      <a:off x="0" y="0"/>
+                      <a:ext cx="4571365" cy="3393583"/>
+                    </a:xfrm>
+                    <a:prstGeom prst="rect">
+                      <a:avLst/>
+                    </a:prstGeom>
+                  </pic:spPr>
+                </pic:pic>
+              </a:graphicData>
+            </a:graphic>
+          </wp:inline>
+        </w:drawing>
+      </w:r>
+    </w:p>
+    <w:p>
+      <w:pPr>
+        <w:pStyle w:val="Prrafodelista"/>
+        <w:ind w:left="1080"/>
+        <w:rPr>
+          <w:rFonts w:eastAsia="Times New Roman" w:cs="Arial"/>
+          <w:sz w:val="24"/>
+          <w:szCs w:val="32"/>
+        </w:rPr>
+      </w:pPr>
+    </w:p>
+    <w:p>
+      <w:pPr>
+        <w:pStyle w:val="Prrafodelista"/>
+        <w:ind w:left="1080"/>
+        <w:rPr>
+          <w:rFonts w:eastAsia="Times New Roman" w:cs="Arial"/>
+          <w:sz w:val="24"/>
+          <w:szCs w:val="32"/>
+        </w:rPr>
+      </w:pPr>
+      <w:r>
+        <w:rPr>
+          <w:rFonts w:eastAsia="Times New Roman" w:cs="Arial"/>
+          <w:sz w:val="24"/>
+          <w:szCs w:val="32"/>
+        </w:rPr>
+        <w:t>Metodología de implementación</w:t>
+      </w:r>
+    </w:p>
+    <w:p>
+      <w:pPr>
+        <w:pStyle w:val="Prrafodelista"/>
+        <w:ind w:left="1080"/>
+        <w:rPr>
+          <w:rFonts w:eastAsia="Times New Roman" w:cs="Arial"/>
+          <w:sz w:val="24"/>
+          <w:szCs w:val="32"/>
+        </w:rPr>
+      </w:pPr>
+      <w:r>
+        <w:rPr>
+          <w:rFonts w:eastAsia="Times New Roman" w:cs="Arial"/>
+          <w:sz w:val="24"/>
+          <w:szCs w:val="32"/>
+        </w:rPr>
+        <w:t>(Documento de VISION, SRS, SAD)</w:t>
+      </w:r>
+    </w:p>
+    <w:p>
+      <w:pPr>
+        <w:pStyle w:val="Prrafodelista"/>
+        <w:ind w:left="1080"/>
+        <w:rPr>
+          <w:rFonts w:eastAsia="Times New Roman" w:cs="Arial"/>
+          <w:sz w:val="24"/>
+          <w:szCs w:val="32"/>
+        </w:rPr>
+      </w:pPr>
+    </w:p>
+    <w:p>
+      <w:pPr>
+        <w:pStyle w:val="Prrafodelista"/>
+        <w:ind w:left="360"/>
+        <w:rPr>
+          <w:rFonts w:eastAsia="Times New Roman" w:cs="Arial"/>
+          <w:sz w:val="24"/>
+          <w:szCs w:val="32"/>
+        </w:rPr>
+      </w:pPr>
+      <w:r>
+        <w:rPr>
+          <w:rFonts w:eastAsia="Times New Roman" w:cs="Arial"/>
+          <w:sz w:val="24"/>
+          <w:szCs w:val="32"/>
+        </w:rPr>
+        <w:t>Cronograma</w:t>
+      </w:r>
+      <w:r>
+        <w:rPr>
+          <w:rFonts w:eastAsia="Times New Roman" w:cs="Arial"/>
+          <w:sz w:val="24"/>
+          <w:szCs w:val="32"/>
+        </w:rPr>
+        <w:tab/>
+      </w:r>
+    </w:p>
+    <w:p>
+      <w:pPr>
+        <w:pStyle w:val="Prrafodelista"/>
+        <w:ind w:left="360"/>
+        <w:rPr>
+          <w:rFonts w:eastAsia="Times New Roman" w:cs="Arial"/>
+          <w:sz w:val="24"/>
+          <w:szCs w:val="32"/>
+        </w:rPr>
+      </w:pPr>
+      <w:r>
+        <w:lastRenderedPageBreak/>
+        <w:drawing>
+          <wp:anchor distT="0" distB="0" distL="114300" distR="114300" simplePos="0" relativeHeight="251661312" behindDoc="0" locked="0" layoutInCell="1" allowOverlap="1" wp14:anchorId="68A2F6D8" wp14:editId="511052DC">
+            <wp:simplePos x="0" y="0"/>
+            <wp:positionH relativeFrom="margin">
+              <wp:align>center</wp:align>
+            </wp:positionH>
+            <wp:positionV relativeFrom="paragraph">
+              <wp:posOffset>289560</wp:posOffset>
+            </wp:positionV>
+            <wp:extent cx="6912610" cy="4371975"/>
+            <wp:effectExtent l="0" t="0" r="2540" b="9525"/>
+            <wp:wrapSquare wrapText="bothSides"/>
+            <wp:docPr id="685271688" name="Imagen 7"/>
+            <wp:cNvGraphicFramePr>
+              <a:graphicFrameLocks xmlns:a="http://schemas.openxmlformats.org/drawingml/2006/main" noChangeAspect="1"/>
+            </wp:cNvGraphicFramePr>
+            <a:graphic xmlns:a="http://schemas.openxmlformats.org/drawingml/2006/main">
+              <a:graphicData uri="http://schemas.openxmlformats.org/drawingml/2006/picture">
+                <pic:pic xmlns:pic="http://schemas.openxmlformats.org/drawingml/2006/picture">
+                  <pic:nvPicPr>
+                    <pic:cNvPr id="0" name="Picture 7"/>
+                    <pic:cNvPicPr>
+                      <a:picLocks noChangeAspect="1" noChangeArrowheads="1"/>
+                    </pic:cNvPicPr>
+                  </pic:nvPicPr>
+                  <pic:blipFill>
+                    <a:blip r:embed="rId13">
+                      <a:extLst>
+                        <a:ext uri="{28A0092B-C50C-407E-A947-70E740481C1C}">
+                          <a14:useLocalDpi xmlns:a14="http://schemas.microsoft.com/office/drawing/2010/main" val="0"/>
+                        </a:ext>
+                      </a:extLst>
+                    </a:blip>
+                    <a:srcRect/>
+                    <a:stretch>
+                      <a:fillRect/>
+                    </a:stretch>
+                  </pic:blipFill>
+                  <pic:spPr bwMode="auto">
+                    <a:xfrm>
+                      <a:off x="0" y="0"/>
+                      <a:ext cx="6912610" cy="4371975"/>
+                    </a:xfrm>
+                    <a:prstGeom prst="rect">
+                      <a:avLst/>
+                    </a:prstGeom>
+                    <a:noFill/>
+                    <a:ln>
+                      <a:noFill/>
+                    </a:ln>
+                  </pic:spPr>
+                </pic:pic>
+              </a:graphicData>
+            </a:graphic>
+            <wp14:sizeRelH relativeFrom="page">
+              <wp14:pctWidth>0</wp14:pctWidth>
+            </wp14:sizeRelH>
+            <wp14:sizeRelV relativeFrom="page">
+              <wp14:pctHeight>0</wp14:pctHeight>
+            </wp14:sizeRelV>
+          </wp:anchor>
+        </w:drawing>
+      </w:r>
+    </w:p>
+    <w:p>
+      <w:pPr>
+        <w:pStyle w:val="Prrafodelista"/>
+        <w:ind w:left="360"/>
+        <w:rPr>
+          <w:rFonts w:eastAsia="Times New Roman" w:cs="Arial"/>
+          <w:sz w:val="24"/>
+          <w:szCs w:val="32"/>
+        </w:rPr>
+      </w:pPr>
+    </w:p>
+    <w:p>
+      <w:pPr>
+        <w:pStyle w:val="Prrafodelista"/>
+        <w:ind w:left="360"/>
+        <w:rPr>
+          <w:rFonts w:eastAsia="Times New Roman" w:cs="Arial"/>
+          <w:sz w:val="24"/>
+          <w:szCs w:val="32"/>
+        </w:rPr>
+      </w:pPr>
+      <w:r>
+        <w:rPr>
+          <w:rFonts w:eastAsia="Times New Roman" w:cs="Arial"/>
+          <w:sz w:val="24"/>
+          <w:szCs w:val="32"/>
+        </w:rPr>
+        <w:tab/>
+      </w:r>
+      <w:r>
+        <w:rPr>
+          <w:rFonts w:eastAsia="Times New Roman" w:cs="Arial"/>
+          <w:sz w:val="24"/>
+          <w:szCs w:val="32"/>
+        </w:rPr>
+        <w:tab/>
+      </w:r>
+      <w:r>
+        <w:rPr>
+          <w:rFonts w:eastAsia="Times New Roman" w:cs="Arial"/>
+          <w:sz w:val="24"/>
+          <w:szCs w:val="32"/>
+        </w:rPr>
+        <w:tab/>
+      </w:r>
+      <w:r>
+        <w:rPr>
+          <w:rFonts w:eastAsia="Times New Roman" w:cs="Arial"/>
+          <w:sz w:val="24"/>
+          <w:szCs w:val="32"/>
+        </w:rPr>
+        <w:tab/>
+      </w:r>
+      <w:r>
+        <w:rPr>
+          <w:rFonts w:eastAsia="Times New Roman" w:cs="Arial"/>
+          <w:sz w:val="24"/>
+          <w:szCs w:val="32"/>
+        </w:rPr>
+        <w:tab/>
+      </w:r>
+      <w:r>
+        <w:rPr>
+          <w:rFonts w:eastAsia="Times New Roman" w:cs="Arial"/>
+          <w:sz w:val="24"/>
+          <w:szCs w:val="32"/>
+        </w:rPr>
+        <w:tab/>
+      </w:r>
+      <w:r>
+        <w:rPr>
+          <w:rFonts w:eastAsia="Times New Roman" w:cs="Arial"/>
+          <w:sz w:val="24"/>
+          <w:szCs w:val="32"/>
+        </w:rPr>
+        <w:tab/>
+      </w:r>
+      <w:r>
+        <w:rPr>
+          <w:rFonts w:eastAsia="Times New Roman" w:cs="Arial"/>
+          <w:sz w:val="24"/>
+          <w:szCs w:val="32"/>
+        </w:rPr>
+        <w:tab/>
+      </w:r>
+    </w:p>
+    <w:p>
+      <w:pPr>
+        <w:pStyle w:val="Prrafodelista"/>
+        <w:ind w:left="360"/>
+        <w:rPr>
+          <w:rFonts w:eastAsia="Times New Roman" w:cs="Arial"/>
+          <w:sz w:val="24"/>
+          <w:szCs w:val="32"/>
+        </w:rPr>
+      </w:pPr>
+      <w:r>
+        <w:rPr>
+          <w:rFonts w:eastAsia="Times New Roman" w:cs="Arial"/>
+          <w:sz w:val="24"/>
+          <w:szCs w:val="32"/>
+        </w:rPr>
+        <w:t>Presupuesto</w:t>
+      </w:r>
+    </w:p>
+    <w:p>
+      <w:pPr>
+        <w:pStyle w:val="Prrafodelista"/>
+        <w:ind w:left="360"/>
+        <w:rPr>
+          <w:rFonts w:eastAsia="Times New Roman" w:cs="Arial"/>
+          <w:sz w:val="24"/>
+          <w:szCs w:val="32"/>
+        </w:rPr>
+      </w:pPr>
+    </w:p>
+    <w:p>
+      <w:pPr>
+        <w:pStyle w:val="Prrafodelista"/>
+        <w:ind w:left="360"/>
+        <w:jc w:val="center"/>
+        <w:rPr>
+          <w:rFonts w:eastAsia="Times New Roman" w:cs="Arial"/>
+          <w:iCs/>
+          <w:sz w:val="24"/>
+          <w:szCs w:val="32"/>
+        </w:rPr>
+      </w:pPr>
+      <w:r>
+        <w:rPr>
+          <w:rFonts w:ascii="Calibri" w:eastAsia="Times New Roman" w:hAnsi="Calibri" w:cs="Calibri"/>
+          <w:iCs/>
+          <w:color w:val="000000"/>
+          <w:sz w:val="24"/>
+          <w:szCs w:val="24"/>
+          <w:lang w:eastAsia="es-PE"/>
+        </w:rPr>
+        <w:t xml:space="preserve">Se cuenta con un presupuesto de </w:t>
+      </w:r>
+      <w:r>
+        <w:rPr>
+          <w:rFonts w:ascii="Calibri" w:eastAsia="Times New Roman" w:hAnsi="Calibri" w:cs="Calibri"/>
+          <w:iCs/>
+          <w:color w:val="000000"/>
+          <w:sz w:val="24"/>
+          <w:szCs w:val="24"/>
+          <w:lang w:eastAsia="es-PE"/>
+        </w:rPr>
+        <w:t xml:space="preserve">S/. </w:t>
+      </w:r>
+      <w:r>
+        <w:rPr>
+          <w:rFonts w:ascii="Calibri" w:eastAsia="Times New Roman" w:hAnsi="Calibri" w:cs="Calibri"/>
+          <w:iCs/>
+          <w:color w:val="000000"/>
+          <w:sz w:val="24"/>
+          <w:szCs w:val="24"/>
+          <w:lang w:eastAsia="es-PE"/>
+        </w:rPr>
+        <w:t>20</w:t>
+      </w:r>
+      <w:r>
+        <w:rPr>
+          <w:rFonts w:ascii="Calibri" w:eastAsia="Times New Roman" w:hAnsi="Calibri" w:cs="Calibri"/>
+          <w:iCs/>
+          <w:color w:val="000000"/>
+          <w:sz w:val="24"/>
+          <w:szCs w:val="24"/>
+          <w:lang w:eastAsia="es-PE"/>
+        </w:rPr>
+        <w:t>,000</w:t>
+      </w:r>
+    </w:p>
+    <w:p>
+      <w:pPr>
+        <w:pStyle w:val="Prrafodelista"/>
+        <w:ind w:left="360"/>
+        <w:rPr>
+          <w:rFonts w:eastAsia="Times New Roman" w:cs="Arial"/>
+          <w:sz w:val="24"/>
+          <w:szCs w:val="32"/>
+        </w:rPr>
+      </w:pPr>
+      <w:r>
+        <w:rPr>
+          <w:rFonts w:eastAsia="Times New Roman" w:cs="Arial"/>
+          <w:sz w:val="24"/>
+          <w:szCs w:val="32"/>
+        </w:rPr>
+        <w:tab/>
+      </w:r>
+      <w:r>
+        <w:rPr>
+          <w:rFonts w:eastAsia="Times New Roman" w:cs="Arial"/>
+          <w:sz w:val="24"/>
+          <w:szCs w:val="32"/>
+        </w:rPr>
+        <w:tab/>
+      </w:r>
+      <w:r>
+        <w:rPr>
+          <w:rFonts w:eastAsia="Times New Roman" w:cs="Arial"/>
+          <w:sz w:val="24"/>
+          <w:szCs w:val="32"/>
+        </w:rPr>
+        <w:tab/>
+      </w:r>
+      <w:r>
+        <w:rPr>
+          <w:rFonts w:eastAsia="Times New Roman" w:cs="Arial"/>
+          <w:sz w:val="24"/>
+          <w:szCs w:val="32"/>
+        </w:rPr>
+        <w:tab/>
+      </w:r>
+      <w:r>
+        <w:rPr>
+          <w:rFonts w:eastAsia="Times New Roman" w:cs="Arial"/>
+          <w:sz w:val="24"/>
+          <w:szCs w:val="32"/>
+        </w:rPr>
+        <w:tab/>
+      </w:r>
+      <w:r>
+        <w:rPr>
+          <w:rFonts w:eastAsia="Times New Roman" w:cs="Arial"/>
+          <w:sz w:val="24"/>
+          <w:szCs w:val="32"/>
+        </w:rPr>
+        <w:tab/>
+      </w:r>
+      <w:r>
+        <w:rPr>
+          <w:rFonts w:eastAsia="Times New Roman" w:cs="Arial"/>
+          <w:sz w:val="24"/>
+          <w:szCs w:val="32"/>
+        </w:rPr>
+        <w:tab/>
+      </w:r>
+      <w:r>
+        <w:rPr>
+          <w:rFonts w:eastAsia="Times New Roman" w:cs="Arial"/>
+          <w:sz w:val="24"/>
+          <w:szCs w:val="32"/>
+        </w:rPr>
+        <w:tab/>
+      </w:r>
+      <w:r>
+        <w:rPr>
+          <w:rFonts w:eastAsia="Times New Roman" w:cs="Arial"/>
+          <w:sz w:val="24"/>
+          <w:szCs w:val="32"/>
+        </w:rPr>
+        <w:tab/>
+      </w:r>
+    </w:p>
+    <w:p>
+      <w:pPr>
+        <w:pStyle w:val="Prrafodelista"/>
+        <w:ind w:left="360"/>
+        <w:rPr>
+          <w:rFonts w:eastAsia="Times New Roman" w:cs="Arial"/>
+          <w:sz w:val="24"/>
+          <w:szCs w:val="32"/>
+        </w:rPr>
+      </w:pPr>
+      <w:r>
+        <w:rPr>
+          <w:rFonts w:eastAsia="Times New Roman" w:cs="Arial"/>
+          <w:sz w:val="24"/>
+          <w:szCs w:val="32"/>
+        </w:rPr>
+        <w:t>Conclusiones</w:t>
+      </w:r>
+      <w:r>
+        <w:rPr>
+          <w:rFonts w:eastAsia="Times New Roman" w:cs="Arial"/>
+          <w:sz w:val="24"/>
+          <w:szCs w:val="32"/>
+        </w:rPr>
+        <w:tab/>
+      </w:r>
+    </w:p>
+    <w:p>
+      <w:pPr>
+        <w:pStyle w:val="Prrafodelista"/>
+        <w:ind w:left="360"/>
+        <w:rPr>
+          <w:rFonts w:eastAsia="Times New Roman" w:cs="Arial"/>
+          <w:sz w:val="24"/>
+          <w:szCs w:val="32"/>
+        </w:rPr>
+      </w:pPr>
+    </w:p>
+    <w:p>
+      <w:pPr>
+        <w:pStyle w:val="Prrafodelista"/>
+        <w:numPr>
+          <w:ilvl w:val="0"/>
+          <w:numId w:val="3"/>
+        </w:numPr>
+        <w:rPr>
+          <w:rFonts w:eastAsia="Times New Roman" w:cs="Arial"/>
+          <w:sz w:val="24"/>
+          <w:szCs w:val="32"/>
+        </w:rPr>
+      </w:pPr>
+      <w:r>
+        <w:rPr>
+          <w:rFonts w:eastAsia="Times New Roman" w:cs="Arial"/>
+          <w:sz w:val="24"/>
+          <w:szCs w:val="32"/>
+        </w:rPr>
+        <w:t>Loppify ofrece una solución innovadora al desperdicio de alimentos, beneficiando a negocios y consumidores.</w:t>
+      </w:r>
+    </w:p>
+    <w:p>
+      <w:pPr>
+        <w:pStyle w:val="Prrafodelista"/>
+        <w:ind w:left="360"/>
+        <w:rPr>
+          <w:rFonts w:eastAsia="Times New Roman" w:cs="Arial"/>
+          <w:sz w:val="24"/>
+          <w:szCs w:val="32"/>
+        </w:rPr>
+      </w:pPr>
+    </w:p>
+    <w:p>
+      <w:pPr>
+        <w:pStyle w:val="Prrafodelista"/>
+        <w:numPr>
+          <w:ilvl w:val="0"/>
+          <w:numId w:val="3"/>
+        </w:numPr>
+        <w:rPr>
+          <w:rFonts w:eastAsia="Times New Roman" w:cs="Arial"/>
+          <w:sz w:val="24"/>
+          <w:szCs w:val="32"/>
+        </w:rPr>
+      </w:pPr>
+      <w:r>
+        <w:rPr>
+          <w:rFonts w:eastAsia="Times New Roman" w:cs="Arial"/>
+          <w:sz w:val="24"/>
+          <w:szCs w:val="32"/>
+        </w:rPr>
+        <w:t>El uso de tecnologías modernas asegura escalabilidad y rendimiento óptimo.</w:t>
+      </w:r>
+    </w:p>
+    <w:p>
+      <w:pPr>
+        <w:pStyle w:val="Prrafodelista"/>
+        <w:ind w:left="360"/>
+        <w:rPr>
+          <w:rFonts w:eastAsia="Times New Roman" w:cs="Arial"/>
+          <w:sz w:val="24"/>
+          <w:szCs w:val="32"/>
+        </w:rPr>
+      </w:pPr>
+      <w:r>
+        <w:rPr>
+          <w:rFonts w:eastAsia="Times New Roman" w:cs="Arial"/>
+          <w:sz w:val="24"/>
+          <w:szCs w:val="32"/>
+        </w:rPr>
+        <w:tab/>
+      </w:r>
+      <w:r>
+        <w:rPr>
+          <w:rFonts w:eastAsia="Times New Roman" w:cs="Arial"/>
+          <w:sz w:val="24"/>
+          <w:szCs w:val="32"/>
+        </w:rPr>
+        <w:tab/>
+      </w:r>
+    </w:p>
+    <w:p>
+      <w:pPr>
+        <w:pStyle w:val="Prrafodelista"/>
+        <w:ind w:left="360"/>
+        <w:rPr>
+          <w:rFonts w:eastAsia="Times New Roman" w:cs="Arial"/>
+          <w:sz w:val="24"/>
+          <w:szCs w:val="32"/>
+        </w:rPr>
+      </w:pPr>
+    </w:p>
+    <w:p>
+      <w:pPr>
+        <w:pStyle w:val="Prrafodelista"/>
+        <w:ind w:left="360"/>
+        <w:rPr>
+          <w:rFonts w:eastAsia="Times New Roman" w:cs="Arial"/>
+          <w:sz w:val="24"/>
+          <w:szCs w:val="32"/>
+        </w:rPr>
+      </w:pPr>
+    </w:p>
+    <w:p>
+      <w:pPr>
+        <w:pStyle w:val="Prrafodelista"/>
+        <w:ind w:left="360"/>
+        <w:rPr>
+          <w:rFonts w:eastAsia="Times New Roman" w:cs="Arial"/>
+          <w:sz w:val="24"/>
+          <w:szCs w:val="32"/>
+        </w:rPr>
+      </w:pPr>
+    </w:p>
+    <w:p>
+      <w:pPr>
+        <w:pStyle w:val="Prrafodelista"/>
+        <w:ind w:left="360"/>
+        <w:rPr>
+          <w:rFonts w:eastAsia="Times New Roman" w:cs="Arial"/>
+          <w:sz w:val="24"/>
+          <w:szCs w:val="32"/>
+        </w:rPr>
+      </w:pPr>
+    </w:p>
+    <w:p>
+      <w:pPr>
+        <w:pStyle w:val="Prrafodelista"/>
+        <w:ind w:left="360"/>
+        <w:rPr>
+          <w:rFonts w:eastAsia="Times New Roman" w:cs="Arial"/>
+          <w:sz w:val="24"/>
+          <w:szCs w:val="32"/>
+        </w:rPr>
+      </w:pPr>
+    </w:p>
+    <w:p>
+      <w:pPr>
+        <w:pStyle w:val="Prrafodelista"/>
+        <w:ind w:left="360"/>
+        <w:rPr>
+          <w:rFonts w:eastAsia="Times New Roman" w:cs="Arial"/>
+          <w:sz w:val="24"/>
+          <w:szCs w:val="32"/>
+        </w:rPr>
+      </w:pPr>
+    </w:p>
+    <w:p>
+      <w:pPr>
+        <w:pStyle w:val="Prrafodelista"/>
+        <w:ind w:left="360"/>
+        <w:rPr>
+          <w:rFonts w:eastAsia="Times New Roman" w:cs="Arial"/>
+          <w:sz w:val="24"/>
+          <w:szCs w:val="32"/>
+        </w:rPr>
+      </w:pPr>
+      <w:r>
+        <w:rPr>
+          <w:rFonts w:eastAsia="Times New Roman" w:cs="Arial"/>
+          <w:sz w:val="24"/>
+          <w:szCs w:val="32"/>
+        </w:rPr>
+        <w:tab/>
+      </w:r>
+      <w:r>
+        <w:rPr>
+          <w:rFonts w:eastAsia="Times New Roman" w:cs="Arial"/>
+          <w:sz w:val="24"/>
+          <w:szCs w:val="32"/>
+        </w:rPr>
+        <w:tab/>
+      </w:r>
+      <w:r>
+        <w:rPr>
+          <w:rFonts w:eastAsia="Times New Roman" w:cs="Arial"/>
+          <w:sz w:val="24"/>
+          <w:szCs w:val="32"/>
+        </w:rPr>
+        <w:tab/>
+      </w:r>
+      <w:r>
+        <w:rPr>
+          <w:rFonts w:eastAsia="Times New Roman" w:cs="Arial"/>
+          <w:sz w:val="24"/>
+          <w:szCs w:val="32"/>
+        </w:rPr>
+        <w:tab/>
+      </w:r>
+      <w:r>
+        <w:rPr>
+          <w:rFonts w:eastAsia="Times New Roman" w:cs="Arial"/>
+          <w:sz w:val="24"/>
+          <w:szCs w:val="32"/>
+        </w:rPr>
+        <w:tab/>
+      </w:r>
+      <w:r>
+        <w:rPr>
+          <w:rFonts w:eastAsia="Times New Roman" w:cs="Arial"/>
+          <w:sz w:val="24"/>
+          <w:szCs w:val="32"/>
+        </w:rPr>
+        <w:tab/>
+      </w:r>
+    </w:p>
+    <w:p>
+      <w:pPr>
+        <w:rPr>
+          <w:rFonts w:eastAsia="Times New Roman" w:cs="Arial"/>
+          <w:sz w:val="24"/>
+          <w:szCs w:val="32"/>
+        </w:rPr>
+      </w:pPr>
+      <w:r>
+        <w:rPr>
+          <w:rFonts w:eastAsia="Times New Roman" w:cs="Arial"/>
+          <w:sz w:val="24"/>
+          <w:szCs w:val="32"/>
+        </w:rPr>
+        <w:lastRenderedPageBreak/>
+        <w:t>Recomendaciones</w:t>
+      </w:r>
+      <w:r>
+        <w:rPr>
+          <w:rFonts w:eastAsia="Times New Roman" w:cs="Arial"/>
+          <w:sz w:val="24"/>
+          <w:szCs w:val="32"/>
+        </w:rPr>
+        <w:tab/>
+      </w:r>
+    </w:p>
+    <w:p>
+      <w:pPr>
+        <w:pStyle w:val="Prrafodelista"/>
+        <w:numPr>
+          <w:ilvl w:val="0"/>
+          <w:numId w:val="4"/>
+        </w:numPr>
+        <w:rPr>
+          <w:rFonts w:eastAsia="Times New Roman" w:cs="Arial"/>
+          <w:sz w:val="24"/>
+          <w:szCs w:val="32"/>
+        </w:rPr>
+      </w:pPr>
+      <w:r>
+        <w:rPr>
+          <w:rFonts w:eastAsia="Times New Roman" w:cs="Arial"/>
+          <w:sz w:val="24"/>
+          <w:szCs w:val="32"/>
+        </w:rPr>
+        <w:t>Continuar con mejoras en la experiencia del usuario.</w:t>
+      </w:r>
+    </w:p>
+    <w:p>
+      <w:pPr>
+        <w:pStyle w:val="Prrafodelista"/>
+        <w:numPr>
+          <w:ilvl w:val="0"/>
+          <w:numId w:val="4"/>
+        </w:numPr>
+        <w:rPr>
+          <w:rFonts w:eastAsia="Times New Roman" w:cs="Arial"/>
+          <w:sz w:val="24"/>
+          <w:szCs w:val="32"/>
+        </w:rPr>
+      </w:pPr>
+      <w:r>
+        <w:rPr>
+          <w:rFonts w:eastAsia="Times New Roman" w:cs="Arial"/>
+          <w:sz w:val="24"/>
+          <w:szCs w:val="32"/>
+        </w:rPr>
+        <w:t>Explorar integraciones con sistemas de pagos locales.</w:t>
+      </w:r>
+    </w:p>
+    <w:p>
+      <w:pPr>
+        <w:pStyle w:val="Prrafodelista"/>
+        <w:numPr>
+          <w:ilvl w:val="0"/>
+          <w:numId w:val="4"/>
+        </w:numPr>
+        <w:rPr>
+          <w:rFonts w:eastAsia="Times New Roman" w:cs="Arial"/>
+          <w:sz w:val="24"/>
+          <w:szCs w:val="32"/>
+        </w:rPr>
+      </w:pPr>
+      <w:r>
+        <w:rPr>
+          <w:rFonts w:eastAsia="Times New Roman" w:cs="Arial"/>
+          <w:sz w:val="24"/>
+          <w:szCs w:val="32"/>
+        </w:rPr>
+        <w:t>Realizar campañas de marketing digital para aumentar la adopción de la plataforma.</w:t>
+      </w:r>
+    </w:p>
+    <w:p>
+      <w:pPr>
+        <w:pStyle w:val="Prrafodelista"/>
+        <w:rPr>
+          <w:rFonts w:eastAsia="Times New Roman" w:cs="Arial"/>
+          <w:sz w:val="24"/>
+          <w:szCs w:val="32"/>
+        </w:rPr>
+      </w:pPr>
+      <w:r>
+        <w:rPr>
+          <w:rFonts w:eastAsia="Times New Roman" w:cs="Arial"/>
+          <w:sz w:val="24"/>
+          <w:szCs w:val="32"/>
+        </w:rPr>
+        <w:tab/>
+      </w:r>
+      <w:r>
+        <w:rPr>
+          <w:rFonts w:eastAsia="Times New Roman" w:cs="Arial"/>
+          <w:sz w:val="24"/>
+          <w:szCs w:val="32"/>
+        </w:rPr>
+        <w:tab/>
+      </w:r>
+      <w:r>
+        <w:rPr>
+          <w:rFonts w:eastAsia="Times New Roman" w:cs="Arial"/>
+          <w:sz w:val="24"/>
+          <w:szCs w:val="32"/>
+        </w:rPr>
+        <w:tab/>
+      </w:r>
+      <w:r>
+        <w:rPr>
+          <w:rFonts w:eastAsia="Times New Roman" w:cs="Arial"/>
+          <w:sz w:val="24"/>
+          <w:szCs w:val="32"/>
+        </w:rPr>
+        <w:tab/>
+      </w:r>
+      <w:r>
+        <w:rPr>
+          <w:rFonts w:eastAsia="Times New Roman" w:cs="Arial"/>
+          <w:sz w:val="24"/>
+          <w:szCs w:val="32"/>
+        </w:rPr>
+        <w:tab/>
+      </w:r>
+    </w:p>
+    <w:p>
+      <w:pPr>
+        <w:rPr>
+          <w:rFonts w:eastAsia="Times New Roman" w:cs="Arial"/>
+          <w:sz w:val="24"/>
+          <w:szCs w:val="32"/>
+        </w:rPr>
+      </w:pPr>
+      <w:r>
+        <w:rPr>
+          <w:rFonts w:eastAsia="Times New Roman" w:cs="Arial"/>
+          <w:sz w:val="24"/>
+          <w:szCs w:val="32"/>
+        </w:rPr>
+        <w:t>Bibliografía</w:t>
+      </w:r>
+      <w:r>
+        <w:rPr>
+          <w:rFonts w:eastAsia="Times New Roman" w:cs="Arial"/>
+          <w:sz w:val="24"/>
+          <w:szCs w:val="32"/>
+        </w:rPr>
+        <w:tab/>
+      </w:r>
+      <w:r>
+        <w:rPr>
+          <w:rFonts w:eastAsia="Times New Roman" w:cs="Arial"/>
+          <w:sz w:val="24"/>
+          <w:szCs w:val="32"/>
+        </w:rPr>
+        <w:tab/>
+      </w:r>
+      <w:r>
+        <w:rPr>
+          <w:rFonts w:eastAsia="Times New Roman" w:cs="Arial"/>
+          <w:sz w:val="24"/>
+          <w:szCs w:val="32"/>
+        </w:rPr>
+        <w:tab/>
+      </w:r>
+      <w:r>
+        <w:rPr>
+          <w:rFonts w:eastAsia="Times New Roman" w:cs="Arial"/>
+          <w:sz w:val="24"/>
+          <w:szCs w:val="32"/>
+        </w:rPr>
+        <w:tab/>
+      </w:r>
+      <w:r>
+        <w:rPr>
+          <w:rFonts w:eastAsia="Times New Roman" w:cs="Arial"/>
+          <w:sz w:val="24"/>
+          <w:szCs w:val="32"/>
+        </w:rPr>
+        <w:tab/>
+      </w:r>
+      <w:r>
+        <w:rPr>
+          <w:rFonts w:eastAsia="Times New Roman" w:cs="Arial"/>
+          <w:sz w:val="24"/>
+          <w:szCs w:val="32"/>
+        </w:rPr>
+        <w:tab/>
+      </w:r>
+      <w:r>
+        <w:rPr>
+          <w:rFonts w:eastAsia="Times New Roman" w:cs="Arial"/>
+          <w:sz w:val="24"/>
+          <w:szCs w:val="32"/>
+        </w:rPr>
+        <w:tab/>
+      </w:r>
+      <w:r>
+        <w:rPr>
+          <w:rFonts w:eastAsia="Times New Roman" w:cs="Arial"/>
+          <w:sz w:val="24"/>
+          <w:szCs w:val="32"/>
+        </w:rPr>
+        <w:tab/>
+      </w:r>
+      <w:r>
+        <w:rPr>
+          <w:rFonts w:eastAsia="Times New Roman" w:cs="Arial"/>
+          <w:sz w:val="24"/>
+          <w:szCs w:val="32"/>
+        </w:rPr>
+        <w:tab/>
+      </w:r>
+      <w:r>
+        <w:rPr>
+          <w:rFonts w:eastAsia="Times New Roman" w:cs="Arial"/>
+          <w:sz w:val="24"/>
+          <w:szCs w:val="32"/>
+        </w:rPr>
+        <w:tab/>
+      </w:r>
+    </w:p>
+    <w:p>
+      <w:pPr>
+        <w:rPr>
+          <w:rFonts w:eastAsia="Times New Roman" w:cs="Arial"/>
+          <w:sz w:val="24"/>
+          <w:szCs w:val="32"/>
+        </w:rPr>
+      </w:pPr>
+      <w:r>
+        <w:rPr>
+          <w:rFonts w:eastAsia="Times New Roman" w:cs="Arial"/>
+          <w:sz w:val="24"/>
+          <w:szCs w:val="32"/>
+        </w:rPr>
+        <w:t xml:space="preserve">Microsoft Docs. (n.d.). ASP.NET Core Documentation. </w:t>
+      </w:r>
+      <w:hyperlink r:id="rId14" w:history="1">
+        <w:r>
+          <w:rPr>
+            <w:rStyle w:val="Hipervnculo"/>
+            <w:rFonts w:eastAsia="Times New Roman" w:cs="Arial"/>
+            <w:sz w:val="24"/>
+            <w:szCs w:val="32"/>
+          </w:rPr>
+          <w:t>https://learn.microsoft.com/en-us/aspnet/core</w:t>
+        </w:r>
+      </w:hyperlink>
+      <w:r>
+        <w:rPr>
+          <w:rFonts w:eastAsia="Times New Roman" w:cs="Arial"/>
+          <w:sz w:val="24"/>
+          <w:szCs w:val="32"/>
+        </w:rPr>
+        <w:t xml:space="preserve"> </w:t>
+      </w:r>
+    </w:p>
+    <w:p>
+      <w:pPr>
+        <w:rPr>
+          <w:rFonts w:eastAsia="Times New Roman" w:cs="Arial"/>
+          <w:sz w:val="24"/>
+          <w:szCs w:val="32"/>
+        </w:rPr>
+      </w:pPr>
+      <w:r>
+        <w:rPr>
+          <w:rFonts w:eastAsia="Times New Roman" w:cs="Arial"/>
+          <w:sz w:val="24"/>
+          <w:szCs w:val="32"/>
+        </w:rPr>
+        <w:t xml:space="preserve">Angular Documentation. (n.d.). </w:t>
+      </w:r>
+      <w:hyperlink r:id="rId15" w:history="1">
+        <w:r>
+          <w:rPr>
+            <w:rStyle w:val="Hipervnculo"/>
+            <w:rFonts w:eastAsia="Times New Roman" w:cs="Arial"/>
+            <w:sz w:val="24"/>
+            <w:szCs w:val="32"/>
+          </w:rPr>
+          <w:t>https://angular.io/docs</w:t>
+        </w:r>
+      </w:hyperlink>
+      <w:r>
+        <w:rPr>
+          <w:rFonts w:eastAsia="Times New Roman" w:cs="Arial"/>
+          <w:sz w:val="24"/>
+          <w:szCs w:val="32"/>
+        </w:rPr>
+        <w:t xml:space="preserve"> </w:t>
+      </w:r>
+    </w:p>
+    <w:p>
+      <w:pPr>
+        <w:rPr>
+          <w:rFonts w:eastAsia="Times New Roman" w:cs="Arial"/>
+          <w:sz w:val="24"/>
+          <w:szCs w:val="32"/>
+        </w:rPr>
+      </w:pPr>
+    </w:p>
+    <w:p>
+      <w:pPr>
+        <w:rPr>
+          <w:rFonts w:eastAsia="Times New Roman" w:cs="Arial"/>
+          <w:sz w:val="24"/>
+          <w:szCs w:val="32"/>
+        </w:rPr>
+      </w:pPr>
+    </w:p>
+    <w:p>
+      <w:pPr>
+        <w:rPr>
+          <w:rFonts w:eastAsia="Times New Roman" w:cs="Arial"/>
+          <w:sz w:val="24"/>
+          <w:szCs w:val="32"/>
+        </w:rPr>
+      </w:pPr>
+      <w:r>
+        <w:rPr>
+          <w:rFonts w:eastAsia="Times New Roman" w:cs="Arial"/>
+          <w:sz w:val="24"/>
+          <w:szCs w:val="32"/>
+        </w:rPr>
+        <w:t>Anexos</w:t>
+      </w:r>
+      <w:r>
+        <w:rPr>
+          <w:rFonts w:eastAsia="Times New Roman" w:cs="Arial"/>
+          <w:sz w:val="24"/>
+          <w:szCs w:val="32"/>
+        </w:rPr>
+        <w:tab/>
+      </w:r>
+      <w:r>
+        <w:rPr>
+          <w:rFonts w:eastAsia="Times New Roman" w:cs="Arial"/>
+          <w:sz w:val="24"/>
+          <w:szCs w:val="32"/>
+        </w:rPr>
+        <w:tab/>
+      </w:r>
+      <w:r>
+        <w:rPr>
+          <w:rFonts w:eastAsia="Times New Roman" w:cs="Arial"/>
+          <w:sz w:val="24"/>
+          <w:szCs w:val="32"/>
+        </w:rPr>
+        <w:tab/>
+      </w:r>
+      <w:r>
+        <w:rPr>
+          <w:rFonts w:eastAsia="Times New Roman" w:cs="Arial"/>
+          <w:sz w:val="24"/>
+          <w:szCs w:val="32"/>
+        </w:rPr>
+        <w:tab/>
+      </w:r>
+      <w:r>
+        <w:rPr>
+          <w:rFonts w:eastAsia="Times New Roman" w:cs="Arial"/>
+          <w:sz w:val="24"/>
+          <w:szCs w:val="32"/>
+        </w:rPr>
+        <w:tab/>
+      </w:r>
+      <w:r>
+        <w:rPr>
+          <w:rFonts w:eastAsia="Times New Roman" w:cs="Arial"/>
+          <w:sz w:val="24"/>
+          <w:szCs w:val="32"/>
+        </w:rPr>
+        <w:tab/>
+      </w:r>
+      <w:r>
+        <w:rPr>
+          <w:rFonts w:eastAsia="Times New Roman" w:cs="Arial"/>
+          <w:sz w:val="24"/>
+          <w:szCs w:val="32"/>
+        </w:rPr>
+        <w:tab/>
+      </w:r>
+      <w:r>
+        <w:rPr>
+          <w:rFonts w:eastAsia="Times New Roman" w:cs="Arial"/>
+          <w:sz w:val="24"/>
+          <w:szCs w:val="32"/>
+        </w:rPr>
+        <w:tab/>
+      </w:r>
+      <w:r>
+        <w:rPr>
+          <w:rFonts w:eastAsia="Times New Roman" w:cs="Arial"/>
+          <w:sz w:val="24"/>
+          <w:szCs w:val="32"/>
+        </w:rPr>
+        <w:tab/>
+      </w:r>
+      <w:r>
+        <w:rPr>
+          <w:rFonts w:eastAsia="Times New Roman" w:cs="Arial"/>
+          <w:sz w:val="24"/>
+          <w:szCs w:val="32"/>
+        </w:rPr>
+        <w:tab/>
+      </w:r>
+    </w:p>
+    <w:p>
+      <w:pPr>
+        <w:rPr>
+          <w:rFonts w:eastAsia="Times New Roman" w:cs="Arial"/>
+          <w:sz w:val="24"/>
+          <w:szCs w:val="32"/>
+        </w:rPr>
+      </w:pPr>
+      <w:r>
+        <w:rPr>
+          <w:rFonts w:eastAsia="Times New Roman" w:cs="Arial"/>
+          <w:sz w:val="24"/>
+          <w:szCs w:val="32"/>
+        </w:rPr>
+        <w:t>Anexo 01 Informe de Factiblidad</w:t>
+      </w:r>
+    </w:p>
+    <w:p>
+      <w:pPr>
+        <w:rPr>
+          <w:rFonts w:eastAsia="Times New Roman" w:cs="Arial"/>
+          <w:sz w:val="24"/>
+          <w:szCs w:val="32"/>
+        </w:rPr>
+      </w:pPr>
+      <w:r>
+        <w:rPr>
+          <w:rFonts w:eastAsia="Times New Roman" w:cs="Arial"/>
+          <w:sz w:val="24"/>
+          <w:szCs w:val="32"/>
+        </w:rPr>
+        <w:t>Anex0 02   Documento de Visión</w:t>
+      </w:r>
+    </w:p>
+    <w:p>
+      <w:pPr>
+        <w:rPr>
+          <w:rFonts w:eastAsia="Times New Roman" w:cs="Arial"/>
+          <w:sz w:val="24"/>
+          <w:szCs w:val="32"/>
+        </w:rPr>
+      </w:pPr>
+      <w:r>
+        <w:rPr>
+          <w:rFonts w:eastAsia="Times New Roman" w:cs="Arial"/>
+          <w:sz w:val="24"/>
+          <w:szCs w:val="32"/>
+        </w:rPr>
+        <w:t>Anexo 03 Documento SRS</w:t>
+      </w:r>
+    </w:p>
+    <w:p>
+      <w:pPr>
+        <w:rPr>
+          <w:rFonts w:eastAsia="Times New Roman" w:cs="Arial"/>
+          <w:sz w:val="24"/>
+          <w:szCs w:val="32"/>
+        </w:rPr>
+      </w:pPr>
+      <w:r>
+        <w:rPr>
+          <w:rFonts w:eastAsia="Times New Roman" w:cs="Arial"/>
+          <w:sz w:val="24"/>
+          <w:szCs w:val="32"/>
+        </w:rPr>
+        <w:t>Anexo 04 Documento SAD</w:t>
+      </w:r>
+    </w:p>
+    <w:p>
+      <w:pPr>
+        <w:rPr>
+          <w:rFonts w:eastAsia="Times New Roman" w:cs="Arial"/>
+          <w:sz w:val="24"/>
+          <w:szCs w:val="32"/>
+        </w:rPr>
+      </w:pPr>
+      <w:r>
+        <w:rPr>
+          <w:rFonts w:eastAsia="Times New Roman" w:cs="Arial"/>
+          <w:sz w:val="24"/>
+          <w:szCs w:val="32"/>
+        </w:rPr>
+        <w:t>Anexo 05 Manuales y otros documentos</w:t>
+      </w:r>
+    </w:p>
+    <w:p>
+      <w:pPr>
+        <w:jc w:val="center"/>
+        <w:rPr>
+          <w:b/>
+          <w:sz w:val="24"/>
+          <w:szCs w:val="24"/>
+          <w:u w:val="single"/>
+        </w:rPr>
+      </w:pPr>
+    </w:p>
     <w:sectPr>
-      <w:headerReference w:type="default" r:id="rId8"/>
-      <w:footerReference w:type="default" r:id="rId9"/>
+      <w:headerReference w:type="default" r:id="rId16"/>
+      <w:footerReference w:type="default" r:id="rId17"/>
       <w:pgSz w:w="11906" w:h="16838"/>
       <w:pgMar w:top="1417" w:right="1701" w:bottom="1417" w:left="1701" w:header="708" w:footer="708" w:gutter="0"/>
       <w:cols w:space="708"/>
@@ -2669,9 +6391,348 @@
 <file path=word/numbering.xml><?xml version="1.0" encoding="utf-8"?>
 <w:numbering xmlns:wpc="http://schemas.microsoft.com/office/word/2010/wordprocessingCanvas" xmlns:cx="http://schemas.microsoft.com/office/drawing/2014/chartex" xmlns:cx1="http://schemas.microsoft.com/office/drawing/2015/9/8/chartex" xmlns:cx2="http://schemas.microsoft.com/office/drawing/2015/10/21/chartex" xmlns:cx3="http://schemas.microsoft.com/office/drawing/2016/5/9/chartex" xmlns:cx4="http://schemas.microsoft.com/office/drawing/2016/5/10/chartex" xmlns:cx5="http://schemas.microsoft.com/office/drawing/2016/5/11/chartex" xmlns:cx6="http://schemas.microsoft.com/office/drawing/2016/5/12/chartex" xmlns:cx7="http://schemas.microsoft.com/office/drawing/2016/5/13/chartex" xmlns:cx8="http://schemas.microsoft.com/office/drawing/2016/5/14/chartex" xmlns:mc="http://schemas.openxmlformats.org/markup-compatibility/2006" xmlns:aink="http://schemas.microsoft.com/office/drawing/2016/ink" xmlns:am3d="http://schemas.microsoft.com/office/drawing/2017/model3d" xmlns:o="urn:schemas-microsoft-com:office:office" xmlns:oel="http://schemas.microsoft.com/office/2019/extlst" xmlns:r="http://schemas.openxmlformats.org/officeDocument/2006/relationships" xmlns:m="http://schemas.openxmlformats.org/officeDocument/2006/math" xmlns:v="urn:schemas-microsoft-com:vml" xmlns:wp14="http://schemas.microsoft.com/office/word/2010/wordprocessingDrawing" xmlns:wp="http://schemas.openxmlformats.org/drawingml/2006/wordprocessingDrawing" xmlns:w10="urn:schemas-microsoft-com:office:word" xmlns:w="http://schemas.openxmlformats.org/wordprocessingml/2006/main" xmlns:w14="http://schemas.microsoft.com/office/word/2010/wordml" xmlns:w15="http://schemas.microsoft.com/office/word/2012/wordml" xmlns:w16cex="http://schemas.microsoft.com/office/word/2018/wordml/cex" xmlns:w16cid="http://schemas.microsoft.com/office/word/2016/wordml/cid" xmlns:w16="http://schemas.microsoft.com/office/word/2018/wordml" xmlns:w16du="http://schemas.microsoft.com/office/word/2023/wordml/word16du" xmlns:w16sdtdh="http://schemas.microsoft.com/office/word/2020/wordml/sdtdatahash" xmlns:w16sdtfl="http://schemas.microsoft.com/office/word/2024/wordml/sdtformatlock" xmlns:w16se="http://schemas.microsoft.com/office/word/2015/wordml/symex" xmlns:wpg="http://schemas.microsoft.com/office/word/2010/wordprocessingGroup" xmlns:wpi="http://schemas.microsoft.com/office/word/2010/wordprocessingInk" xmlns:wne="http://schemas.microsoft.com/office/word/2006/wordml" xmlns:wps="http://schemas.microsoft.com/office/word/2010/wordprocessingShape" mc:Ignorable="w14 w15 w16se w16cid w16 w16cex w16sdtdh w16sdtfl w16du wp14">
   <w:abstractNum w:abstractNumId="0" w15:restartNumberingAfterBreak="0">
+    <w:nsid w:val="035C7FA9"/>
+    <w:multiLevelType w:val="hybridMultilevel"/>
+    <w:tmpl w:val="9828AC86"/>
+    <w:lvl w:ilvl="0" w:tplc="0C0A0001">
+      <w:start w:val="1"/>
+      <w:numFmt w:val="bullet"/>
+      <w:lvlText w:val=""/>
+      <w:lvlJc w:val="left"/>
+      <w:pPr>
+        <w:ind w:left="1080" w:hanging="360"/>
+      </w:pPr>
+      <w:rPr>
+        <w:rFonts w:ascii="Symbol" w:hAnsi="Symbol" w:hint="default"/>
+      </w:rPr>
+    </w:lvl>
+    <w:lvl w:ilvl="1" w:tplc="0C0A0003" w:tentative="1">
+      <w:start w:val="1"/>
+      <w:numFmt w:val="bullet"/>
+      <w:lvlText w:val="o"/>
+      <w:lvlJc w:val="left"/>
+      <w:pPr>
+        <w:ind w:left="1800" w:hanging="360"/>
+      </w:pPr>
+      <w:rPr>
+        <w:rFonts w:ascii="Courier New" w:hAnsi="Courier New" w:cs="Courier New" w:hint="default"/>
+      </w:rPr>
+    </w:lvl>
+    <w:lvl w:ilvl="2" w:tplc="0C0A0005" w:tentative="1">
+      <w:start w:val="1"/>
+      <w:numFmt w:val="bullet"/>
+      <w:lvlText w:val=""/>
+      <w:lvlJc w:val="left"/>
+      <w:pPr>
+        <w:ind w:left="2520" w:hanging="360"/>
+      </w:pPr>
+      <w:rPr>
+        <w:rFonts w:ascii="Wingdings" w:hAnsi="Wingdings" w:hint="default"/>
+      </w:rPr>
+    </w:lvl>
+    <w:lvl w:ilvl="3" w:tplc="0C0A0001" w:tentative="1">
+      <w:start w:val="1"/>
+      <w:numFmt w:val="bullet"/>
+      <w:lvlText w:val=""/>
+      <w:lvlJc w:val="left"/>
+      <w:pPr>
+        <w:ind w:left="3240" w:hanging="360"/>
+      </w:pPr>
+      <w:rPr>
+        <w:rFonts w:ascii="Symbol" w:hAnsi="Symbol" w:hint="default"/>
+      </w:rPr>
+    </w:lvl>
+    <w:lvl w:ilvl="4" w:tplc="0C0A0003" w:tentative="1">
+      <w:start w:val="1"/>
+      <w:numFmt w:val="bullet"/>
+      <w:lvlText w:val="o"/>
+      <w:lvlJc w:val="left"/>
+      <w:pPr>
+        <w:ind w:left="3960" w:hanging="360"/>
+      </w:pPr>
+      <w:rPr>
+        <w:rFonts w:ascii="Courier New" w:hAnsi="Courier New" w:cs="Courier New" w:hint="default"/>
+      </w:rPr>
+    </w:lvl>
+    <w:lvl w:ilvl="5" w:tplc="0C0A0005" w:tentative="1">
+      <w:start w:val="1"/>
+      <w:numFmt w:val="bullet"/>
+      <w:lvlText w:val=""/>
+      <w:lvlJc w:val="left"/>
+      <w:pPr>
+        <w:ind w:left="4680" w:hanging="360"/>
+      </w:pPr>
+      <w:rPr>
+        <w:rFonts w:ascii="Wingdings" w:hAnsi="Wingdings" w:hint="default"/>
+      </w:rPr>
+    </w:lvl>
+    <w:lvl w:ilvl="6" w:tplc="0C0A0001" w:tentative="1">
+      <w:start w:val="1"/>
+      <w:numFmt w:val="bullet"/>
+      <w:lvlText w:val=""/>
+      <w:lvlJc w:val="left"/>
+      <w:pPr>
+        <w:ind w:left="5400" w:hanging="360"/>
+      </w:pPr>
+      <w:rPr>
+        <w:rFonts w:ascii="Symbol" w:hAnsi="Symbol" w:hint="default"/>
+      </w:rPr>
+    </w:lvl>
+    <w:lvl w:ilvl="7" w:tplc="0C0A0003" w:tentative="1">
+      <w:start w:val="1"/>
+      <w:numFmt w:val="bullet"/>
+      <w:lvlText w:val="o"/>
+      <w:lvlJc w:val="left"/>
+      <w:pPr>
+        <w:ind w:left="6120" w:hanging="360"/>
+      </w:pPr>
+      <w:rPr>
+        <w:rFonts w:ascii="Courier New" w:hAnsi="Courier New" w:cs="Courier New" w:hint="default"/>
+      </w:rPr>
+    </w:lvl>
+    <w:lvl w:ilvl="8" w:tplc="0C0A0005" w:tentative="1">
+      <w:start w:val="1"/>
+      <w:numFmt w:val="bullet"/>
+      <w:lvlText w:val=""/>
+      <w:lvlJc w:val="left"/>
+      <w:pPr>
+        <w:ind w:left="6840" w:hanging="360"/>
+      </w:pPr>
+      <w:rPr>
+        <w:rFonts w:ascii="Wingdings" w:hAnsi="Wingdings" w:hint="default"/>
+      </w:rPr>
+    </w:lvl>
+  </w:abstractNum>
+  <w:abstractNum w:abstractNumId="1" w15:restartNumberingAfterBreak="0">
+    <w:nsid w:val="2BC44142"/>
+    <w:multiLevelType w:val="hybridMultilevel"/>
+    <w:tmpl w:val="79D67D48"/>
+    <w:lvl w:ilvl="0" w:tplc="0C0A0001">
+      <w:start w:val="1"/>
+      <w:numFmt w:val="bullet"/>
+      <w:lvlText w:val=""/>
+      <w:lvlJc w:val="left"/>
+      <w:pPr>
+        <w:ind w:left="1080" w:hanging="360"/>
+      </w:pPr>
+      <w:rPr>
+        <w:rFonts w:ascii="Symbol" w:hAnsi="Symbol" w:hint="default"/>
+      </w:rPr>
+    </w:lvl>
+    <w:lvl w:ilvl="1" w:tplc="0C0A0003" w:tentative="1">
+      <w:start w:val="1"/>
+      <w:numFmt w:val="bullet"/>
+      <w:lvlText w:val="o"/>
+      <w:lvlJc w:val="left"/>
+      <w:pPr>
+        <w:ind w:left="1800" w:hanging="360"/>
+      </w:pPr>
+      <w:rPr>
+        <w:rFonts w:ascii="Courier New" w:hAnsi="Courier New" w:cs="Courier New" w:hint="default"/>
+      </w:rPr>
+    </w:lvl>
+    <w:lvl w:ilvl="2" w:tplc="0C0A0005" w:tentative="1">
+      <w:start w:val="1"/>
+      <w:numFmt w:val="bullet"/>
+      <w:lvlText w:val=""/>
+      <w:lvlJc w:val="left"/>
+      <w:pPr>
+        <w:ind w:left="2520" w:hanging="360"/>
+      </w:pPr>
+      <w:rPr>
+        <w:rFonts w:ascii="Wingdings" w:hAnsi="Wingdings" w:hint="default"/>
+      </w:rPr>
+    </w:lvl>
+    <w:lvl w:ilvl="3" w:tplc="0C0A0001" w:tentative="1">
+      <w:start w:val="1"/>
+      <w:numFmt w:val="bullet"/>
+      <w:lvlText w:val=""/>
+      <w:lvlJc w:val="left"/>
+      <w:pPr>
+        <w:ind w:left="3240" w:hanging="360"/>
+      </w:pPr>
+      <w:rPr>
+        <w:rFonts w:ascii="Symbol" w:hAnsi="Symbol" w:hint="default"/>
+      </w:rPr>
+    </w:lvl>
+    <w:lvl w:ilvl="4" w:tplc="0C0A0003" w:tentative="1">
+      <w:start w:val="1"/>
+      <w:numFmt w:val="bullet"/>
+      <w:lvlText w:val="o"/>
+      <w:lvlJc w:val="left"/>
+      <w:pPr>
+        <w:ind w:left="3960" w:hanging="360"/>
+      </w:pPr>
+      <w:rPr>
+        <w:rFonts w:ascii="Courier New" w:hAnsi="Courier New" w:cs="Courier New" w:hint="default"/>
+      </w:rPr>
+    </w:lvl>
+    <w:lvl w:ilvl="5" w:tplc="0C0A0005" w:tentative="1">
+      <w:start w:val="1"/>
+      <w:numFmt w:val="bullet"/>
+      <w:lvlText w:val=""/>
+      <w:lvlJc w:val="left"/>
+      <w:pPr>
+        <w:ind w:left="4680" w:hanging="360"/>
+      </w:pPr>
+      <w:rPr>
+        <w:rFonts w:ascii="Wingdings" w:hAnsi="Wingdings" w:hint="default"/>
+      </w:rPr>
+    </w:lvl>
+    <w:lvl w:ilvl="6" w:tplc="0C0A0001" w:tentative="1">
+      <w:start w:val="1"/>
+      <w:numFmt w:val="bullet"/>
+      <w:lvlText w:val=""/>
+      <w:lvlJc w:val="left"/>
+      <w:pPr>
+        <w:ind w:left="5400" w:hanging="360"/>
+      </w:pPr>
+      <w:rPr>
+        <w:rFonts w:ascii="Symbol" w:hAnsi="Symbol" w:hint="default"/>
+      </w:rPr>
+    </w:lvl>
+    <w:lvl w:ilvl="7" w:tplc="0C0A0003" w:tentative="1">
+      <w:start w:val="1"/>
+      <w:numFmt w:val="bullet"/>
+      <w:lvlText w:val="o"/>
+      <w:lvlJc w:val="left"/>
+      <w:pPr>
+        <w:ind w:left="6120" w:hanging="360"/>
+      </w:pPr>
+      <w:rPr>
+        <w:rFonts w:ascii="Courier New" w:hAnsi="Courier New" w:cs="Courier New" w:hint="default"/>
+      </w:rPr>
+    </w:lvl>
+    <w:lvl w:ilvl="8" w:tplc="0C0A0005" w:tentative="1">
+      <w:start w:val="1"/>
+      <w:numFmt w:val="bullet"/>
+      <w:lvlText w:val=""/>
+      <w:lvlJc w:val="left"/>
+      <w:pPr>
+        <w:ind w:left="6840" w:hanging="360"/>
+      </w:pPr>
+      <w:rPr>
+        <w:rFonts w:ascii="Wingdings" w:hAnsi="Wingdings" w:hint="default"/>
+      </w:rPr>
+    </w:lvl>
+  </w:abstractNum>
+  <w:abstractNum w:abstractNumId="2" w15:restartNumberingAfterBreak="0">
+    <w:nsid w:val="48B74EC7"/>
+    <w:multiLevelType w:val="hybridMultilevel"/>
+    <w:tmpl w:val="F66AC264"/>
+    <w:lvl w:ilvl="0" w:tplc="0C0A0001">
+      <w:start w:val="1"/>
+      <w:numFmt w:val="bullet"/>
+      <w:lvlText w:val=""/>
+      <w:lvlJc w:val="left"/>
+      <w:pPr>
+        <w:ind w:left="720" w:hanging="360"/>
+      </w:pPr>
+      <w:rPr>
+        <w:rFonts w:ascii="Symbol" w:hAnsi="Symbol" w:hint="default"/>
+      </w:rPr>
+    </w:lvl>
+    <w:lvl w:ilvl="1" w:tplc="0C0A0003" w:tentative="1">
+      <w:start w:val="1"/>
+      <w:numFmt w:val="bullet"/>
+      <w:lvlText w:val="o"/>
+      <w:lvlJc w:val="left"/>
+      <w:pPr>
+        <w:ind w:left="1440" w:hanging="360"/>
+      </w:pPr>
+      <w:rPr>
+        <w:rFonts w:ascii="Courier New" w:hAnsi="Courier New" w:cs="Courier New" w:hint="default"/>
+      </w:rPr>
+    </w:lvl>
+    <w:lvl w:ilvl="2" w:tplc="0C0A0005" w:tentative="1">
+      <w:start w:val="1"/>
+      <w:numFmt w:val="bullet"/>
+      <w:lvlText w:val=""/>
+      <w:lvlJc w:val="left"/>
+      <w:pPr>
+        <w:ind w:left="2160" w:hanging="360"/>
+      </w:pPr>
+      <w:rPr>
+        <w:rFonts w:ascii="Wingdings" w:hAnsi="Wingdings" w:hint="default"/>
+      </w:rPr>
+    </w:lvl>
+    <w:lvl w:ilvl="3" w:tplc="0C0A0001" w:tentative="1">
+      <w:start w:val="1"/>
+      <w:numFmt w:val="bullet"/>
+      <w:lvlText w:val=""/>
+      <w:lvlJc w:val="left"/>
+      <w:pPr>
+        <w:ind w:left="2880" w:hanging="360"/>
+      </w:pPr>
+      <w:rPr>
+        <w:rFonts w:ascii="Symbol" w:hAnsi="Symbol" w:hint="default"/>
+      </w:rPr>
+    </w:lvl>
+    <w:lvl w:ilvl="4" w:tplc="0C0A0003" w:tentative="1">
+      <w:start w:val="1"/>
+      <w:numFmt w:val="bullet"/>
+      <w:lvlText w:val="o"/>
+      <w:lvlJc w:val="left"/>
+      <w:pPr>
+        <w:ind w:left="3600" w:hanging="360"/>
+      </w:pPr>
+      <w:rPr>
+        <w:rFonts w:ascii="Courier New" w:hAnsi="Courier New" w:cs="Courier New" w:hint="default"/>
+      </w:rPr>
+    </w:lvl>
+    <w:lvl w:ilvl="5" w:tplc="0C0A0005" w:tentative="1">
+      <w:start w:val="1"/>
+      <w:numFmt w:val="bullet"/>
+      <w:lvlText w:val=""/>
+      <w:lvlJc w:val="left"/>
+      <w:pPr>
+        <w:ind w:left="4320" w:hanging="360"/>
+      </w:pPr>
+      <w:rPr>
+        <w:rFonts w:ascii="Wingdings" w:hAnsi="Wingdings" w:hint="default"/>
+      </w:rPr>
+    </w:lvl>
+    <w:lvl w:ilvl="6" w:tplc="0C0A0001" w:tentative="1">
+      <w:start w:val="1"/>
+      <w:numFmt w:val="bullet"/>
+      <w:lvlText w:val=""/>
+      <w:lvlJc w:val="left"/>
+      <w:pPr>
+        <w:ind w:left="5040" w:hanging="360"/>
+      </w:pPr>
+      <w:rPr>
+        <w:rFonts w:ascii="Symbol" w:hAnsi="Symbol" w:hint="default"/>
+      </w:rPr>
+    </w:lvl>
+    <w:lvl w:ilvl="7" w:tplc="0C0A0003" w:tentative="1">
+      <w:start w:val="1"/>
+      <w:numFmt w:val="bullet"/>
+      <w:lvlText w:val="o"/>
+      <w:lvlJc w:val="left"/>
+      <w:pPr>
+        <w:ind w:left="5760" w:hanging="360"/>
+      </w:pPr>
+      <w:rPr>
+        <w:rFonts w:ascii="Courier New" w:hAnsi="Courier New" w:cs="Courier New" w:hint="default"/>
+      </w:rPr>
+    </w:lvl>
+    <w:lvl w:ilvl="8" w:tplc="0C0A0005" w:tentative="1">
+      <w:start w:val="1"/>
+      <w:numFmt w:val="bullet"/>
+      <w:lvlText w:val=""/>
+      <w:lvlJc w:val="left"/>
+      <w:pPr>
+        <w:ind w:left="6480" w:hanging="360"/>
+      </w:pPr>
+      <w:rPr>
+        <w:rFonts w:ascii="Wingdings" w:hAnsi="Wingdings" w:hint="default"/>
+      </w:rPr>
+    </w:lvl>
+  </w:abstractNum>
+  <w:abstractNum w:abstractNumId="3" w15:restartNumberingAfterBreak="0">
     <w:nsid w:val="69A656A6"/>
     <w:multiLevelType w:val="hybridMultilevel"/>
-    <w:tmpl w:val="BCE2E368"/>
+    <w:tmpl w:val="2776461C"/>
     <w:lvl w:ilvl="0" w:tplc="280A000F">
       <w:start w:val="1"/>
       <w:numFmt w:val="decimal"/>
@@ -2755,7 +6816,16 @@
     </w:lvl>
   </w:abstractNum>
   <w:num w:numId="1" w16cid:durableId="1447189224">
+    <w:abstractNumId w:val="3"/>
+  </w:num>
+  <w:num w:numId="2" w16cid:durableId="732697264">
+    <w:abstractNumId w:val="1"/>
+  </w:num>
+  <w:num w:numId="3" w16cid:durableId="2070227493">
     <w:abstractNumId w:val="0"/>
+  </w:num>
+  <w:num w:numId="4" w16cid:durableId="589779137">
+    <w:abstractNumId w:val="2"/>
   </w:num>
   <w:numIdMacAtCleanup w:val="1"/>
 </w:numbering>
@@ -3159,7 +7229,7 @@
   <w:style w:type="paragraph" w:default="1" w:styleId="Normal">
     <w:name w:val="Normal"/>
     <w:qFormat/>
-    <w:rsid w:val="00F61518"/>
+    <w:rsid w:val="0043224B"/>
   </w:style>
   <w:style w:type="paragraph" w:styleId="Ttulo1">
     <w:name w:val="heading 1"/>
@@ -3405,6 +7475,41 @@
       <w:sz w:val="36"/>
       <w:szCs w:val="20"/>
       <w:lang w:val="en-US"/>
+    </w:rPr>
+  </w:style>
+  <w:style w:type="table" w:styleId="Tablaconcuadrcula">
+    <w:name w:val="Table Grid"/>
+    <w:basedOn w:val="Tablanormal"/>
+    <w:uiPriority w:val="39"/>
+    <w:rsid w:val="0071015A"/>
+    <w:pPr>
+      <w:spacing w:after="0" w:line="240" w:lineRule="auto"/>
+    </w:pPr>
+    <w:rPr>
+      <w:rFonts w:ascii="Calibri" w:eastAsia="Calibri" w:hAnsi="Calibri" w:cs="Calibri"/>
+      <w:lang w:eastAsia="es-ES"/>
+    </w:rPr>
+    <w:tblPr>
+      <w:tblBorders>
+        <w:top w:val="single" w:sz="4" w:space="0" w:color="auto"/>
+        <w:left w:val="single" w:sz="4" w:space="0" w:color="auto"/>
+        <w:bottom w:val="single" w:sz="4" w:space="0" w:color="auto"/>
+        <w:right w:val="single" w:sz="4" w:space="0" w:color="auto"/>
+        <w:insideH w:val="single" w:sz="4" w:space="0" w:color="auto"/>
+        <w:insideV w:val="single" w:sz="4" w:space="0" w:color="auto"/>
+      </w:tblBorders>
+    </w:tblPr>
+  </w:style>
+  <w:style w:type="character" w:styleId="Mencinsinresolver">
+    <w:name w:val="Unresolved Mention"/>
+    <w:basedOn w:val="Fuentedeprrafopredeter"/>
+    <w:uiPriority w:val="99"/>
+    <w:semiHidden/>
+    <w:unhideWhenUsed/>
+    <w:rsid w:val="007A6043"/>
+    <w:rPr>
+      <w:color w:val="605E5C"/>
+      <w:shd w:val="clear" w:color="auto" w:fill="E1DFDD"/>
     </w:rPr>
   </w:style>
 </w:styles>
